--- a/LABS/student_labs_5_8/lab5_alu/report/LR5_ALU_variant.docx
+++ b/LABS/student_labs_5_8/lab5_alu/report/LR5_ALU_variant.docx
@@ -404,7 +404,7 @@
                 <w:szCs w:val="28"/>
                 <w:lang w:val="ru-RU"/>
               </w:rPr>
-              <w:t>Считывание, декодирование и выполнение команд. Способ адресации операндов в командах</w:t>
+              <w:t>Арифметико-логическое устройство</w:t>
             </w:r>
           </w:p>
         </w:tc>
@@ -523,7 +523,7 @@
                 <w:rFonts w:cs="Times New Roman"/>
                 <w:lang w:val="ru-RU" w:eastAsia="ru-RU"/>
               </w:rPr>
-              <w:t>В.Ю. Бобрик</w:t>
+              <w:t>Власов Р.Е.</w:t>
             </w:r>
           </w:p>
         </w:tc>
@@ -799,9 +799,12 @@
         <w:ind w:firstLine="0"/>
         <w:jc w:val="center"/>
         <w:rPr>
-          <w:rFonts w:ascii="Times New Roman" w:eastAsia="Times New Roman" w:hAnsi="Times New Roman"/>
+          <w:rFonts w:ascii="Times New Roman" w:eastAsia="Times New Roman" w:hAnsi="Times New Roman" w:cs="Times New Roman"/>
           <w:b w:val="0"/>
           <w:bCs w:val="0"/>
+          <w:color w:val="auto"/>
+          <w:szCs w:val="24"/>
+          <w:lang w:val="ru-RU" w:eastAsia="ru-RU"/>
         </w:rPr>
       </w:pPr>
       <w:r>
@@ -1217,7 +1220,7 @@
               <w:rPr>
                 <w:lang w:val="ru-RU"/>
               </w:rPr>
-              <w:t>6</w:t>
+              <w:t>8</w:t>
             </w:r>
           </w:p>
         </w:tc>
@@ -1299,7 +1302,13 @@
               <w:rPr>
                 <w:lang w:val="ru-RU"/>
               </w:rPr>
-              <w:t>.11</w:t>
+              <w:t>.</w:t>
+            </w:r>
+            <w:r>
+              <w:rPr>
+                <w:lang w:val="ru-RU"/>
+              </w:rPr>
+              <w:t>22</w:t>
             </w:r>
           </w:p>
         </w:tc>
@@ -1411,34 +1420,21 @@
         <w:rPr>
           <w:lang w:val="ru-RU"/>
         </w:rPr>
-        <w:t xml:space="preserve">В ходе выполнения необходимо определить назначение входных и выходных сигналов, разработать алгоритм функционирования устройства, описать его на языке </w:t>
+        <w:t xml:space="preserve">В ходе выполнения необходимо определить назначение входных и выходных сигналов, разработать алгоритм функционирования устройства, подготовить проект </w:t>
       </w:r>
+      <w:proofErr w:type="spellStart"/>
       <w:r>
-        <w:t>VHDL</w:t>
-      </w:r>
-      <w:r>
-        <w:rPr>
-          <w:lang w:val="ru-RU"/>
-        </w:rPr>
-        <w:t xml:space="preserve">, подготовить проект </w:t>
-      </w:r>
-      <w:r>
+        <w:rPr>
+          <w:lang w:val="ru-RU"/>
+        </w:rPr>
         <w:t>Quartus</w:t>
       </w:r>
+      <w:proofErr w:type="spellEnd"/>
       <w:r>
         <w:rPr>
           <w:lang w:val="ru-RU"/>
         </w:rPr>
-        <w:t xml:space="preserve"> </w:t>
-      </w:r>
-      <w:r>
-        <w:t>II</w:t>
-      </w:r>
-      <w:r>
-        <w:rPr>
-          <w:lang w:val="ru-RU"/>
-        </w:rPr>
-        <w:t xml:space="preserve"> 9.1, выполнить моделирование и подтвердить правильность работы контрольными наборами.</w:t>
+        <w:t xml:space="preserve"> II 9.1, выполнить моделирование и подтвердить правильность работы контрольными наборами.</w:t>
       </w:r>
     </w:p>
     <w:p>
@@ -1458,6 +1454,8 @@
       </w:pPr>
       <w:r>
         <w:rPr>
+          <w:rFonts w:cs="Times New Roman"/>
+          <w:szCs w:val="28"/>
           <w:lang w:val="ru-RU"/>
         </w:rPr>
         <w:t>Таблица 1 – Этапы выполнения лабораторной работы</w:t>
@@ -1481,6 +1479,7 @@
         <w:tc>
           <w:tcPr>
             <w:tcW w:w="1418" w:type="dxa"/>
+            <w:shd w:val="clear" w:color="auto" w:fill="FFFFFF"/>
             <w:vAlign w:val="center"/>
           </w:tcPr>
           <w:p>
@@ -1495,6 +1494,7 @@
             <w:proofErr w:type="spellStart"/>
             <w:r>
               <w:rPr>
+                <w:rFonts w:cs="Times New Roman"/>
                 <w:b/>
                 <w:szCs w:val="28"/>
               </w:rPr>
@@ -1506,6 +1506,7 @@
         <w:tc>
           <w:tcPr>
             <w:tcW w:w="8270" w:type="dxa"/>
+            <w:shd w:val="clear" w:color="auto" w:fill="FFFFFF"/>
             <w:vAlign w:val="center"/>
           </w:tcPr>
           <w:p>
@@ -1517,13 +1518,34 @@
                 <w:szCs w:val="28"/>
               </w:rPr>
             </w:pPr>
-            <w:r>
-              <w:rPr>
+            <w:proofErr w:type="spellStart"/>
+            <w:r>
+              <w:rPr>
+                <w:rFonts w:cs="Times New Roman"/>
                 <w:b/>
                 <w:szCs w:val="28"/>
               </w:rPr>
-              <w:t>Содержание работы</w:t>
-            </w:r>
+              <w:t>Содержание</w:t>
+            </w:r>
+            <w:proofErr w:type="spellEnd"/>
+            <w:r>
+              <w:rPr>
+                <w:rFonts w:cs="Times New Roman"/>
+                <w:b/>
+                <w:szCs w:val="28"/>
+              </w:rPr>
+              <w:t xml:space="preserve"> </w:t>
+            </w:r>
+            <w:proofErr w:type="spellStart"/>
+            <w:r>
+              <w:rPr>
+                <w:rFonts w:cs="Times New Roman"/>
+                <w:b/>
+                <w:szCs w:val="28"/>
+              </w:rPr>
+              <w:t>работы</w:t>
+            </w:r>
+            <w:proofErr w:type="spellEnd"/>
           </w:p>
         </w:tc>
       </w:tr>
@@ -1534,6 +1556,7 @@
         <w:tc>
           <w:tcPr>
             <w:tcW w:w="1418" w:type="dxa"/>
+            <w:shd w:val="clear" w:color="auto" w:fill="FFFFFF"/>
             <w:vAlign w:val="center"/>
           </w:tcPr>
           <w:p>
@@ -1547,6 +1570,7 @@
             </w:pPr>
             <w:r>
               <w:rPr>
+                <w:rFonts w:cs="Times New Roman"/>
                 <w:szCs w:val="28"/>
               </w:rPr>
               <w:t>1</w:t>
@@ -1556,6 +1580,7 @@
         <w:tc>
           <w:tcPr>
             <w:tcW w:w="8270" w:type="dxa"/>
+            <w:shd w:val="clear" w:color="auto" w:fill="FFFFFF"/>
             <w:vAlign w:val="center"/>
           </w:tcPr>
           <w:p>
@@ -1570,6 +1595,7 @@
             </w:pPr>
             <w:r>
               <w:rPr>
+                <w:rFonts w:cs="Times New Roman"/>
                 <w:szCs w:val="28"/>
                 <w:lang w:val="ru-RU"/>
               </w:rPr>
@@ -1585,6 +1611,7 @@
         <w:tc>
           <w:tcPr>
             <w:tcW w:w="1418" w:type="dxa"/>
+            <w:shd w:val="clear" w:color="auto" w:fill="FFFFFF"/>
             <w:vAlign w:val="center"/>
           </w:tcPr>
           <w:p>
@@ -1598,6 +1625,7 @@
             </w:pPr>
             <w:r>
               <w:rPr>
+                <w:rFonts w:cs="Times New Roman"/>
                 <w:szCs w:val="28"/>
               </w:rPr>
               <w:t>2</w:t>
@@ -1607,6 +1635,7 @@
         <w:tc>
           <w:tcPr>
             <w:tcW w:w="8270" w:type="dxa"/>
+            <w:shd w:val="clear" w:color="auto" w:fill="FFFFFF"/>
             <w:vAlign w:val="center"/>
           </w:tcPr>
           <w:p>
@@ -1621,6 +1650,7 @@
             </w:pPr>
             <w:r>
               <w:rPr>
+                <w:rFonts w:cs="Times New Roman"/>
                 <w:szCs w:val="28"/>
                 <w:lang w:val="ru-RU"/>
               </w:rPr>
@@ -1636,6 +1666,7 @@
         <w:tc>
           <w:tcPr>
             <w:tcW w:w="1418" w:type="dxa"/>
+            <w:shd w:val="clear" w:color="auto" w:fill="FFFFFF"/>
             <w:vAlign w:val="center"/>
           </w:tcPr>
           <w:p>
@@ -1649,6 +1680,7 @@
             </w:pPr>
             <w:r>
               <w:rPr>
+                <w:rFonts w:cs="Times New Roman"/>
                 <w:szCs w:val="28"/>
               </w:rPr>
               <w:t>3</w:t>
@@ -1658,6 +1690,7 @@
         <w:tc>
           <w:tcPr>
             <w:tcW w:w="8270" w:type="dxa"/>
+            <w:shd w:val="clear" w:color="auto" w:fill="FFFFFF"/>
             <w:vAlign w:val="center"/>
           </w:tcPr>
           <w:p>
@@ -1672,23 +1705,11 @@
             </w:pPr>
             <w:r>
               <w:rPr>
+                <w:rFonts w:cs="Times New Roman"/>
                 <w:szCs w:val="28"/>
                 <w:lang w:val="ru-RU"/>
               </w:rPr>
-              <w:t xml:space="preserve">Описать функциональные блоки на языке </w:t>
-            </w:r>
-            <w:r>
-              <w:rPr>
-                <w:szCs w:val="28"/>
-              </w:rPr>
-              <w:t>VHDL</w:t>
-            </w:r>
-            <w:r>
-              <w:rPr>
-                <w:szCs w:val="28"/>
-                <w:lang w:val="ru-RU"/>
-              </w:rPr>
-              <w:t xml:space="preserve"> и собрать верхний уровень проекта.</w:t>
+              <w:t>Разработать функциональные блоки устройства и собрать верхний уровень проекта.</w:t>
             </w:r>
           </w:p>
         </w:tc>
@@ -1700,6 +1721,7 @@
         <w:tc>
           <w:tcPr>
             <w:tcW w:w="1418" w:type="dxa"/>
+            <w:shd w:val="clear" w:color="auto" w:fill="FFFFFF"/>
             <w:vAlign w:val="center"/>
           </w:tcPr>
           <w:p>
@@ -1713,6 +1735,7 @@
             </w:pPr>
             <w:r>
               <w:rPr>
+                <w:rFonts w:cs="Times New Roman"/>
                 <w:szCs w:val="28"/>
               </w:rPr>
               <w:t>4</w:t>
@@ -1722,6 +1745,7 @@
         <w:tc>
           <w:tcPr>
             <w:tcW w:w="8270" w:type="dxa"/>
+            <w:shd w:val="clear" w:color="auto" w:fill="FFFFFF"/>
             <w:vAlign w:val="center"/>
           </w:tcPr>
           <w:p>
@@ -1736,36 +1760,29 @@
             </w:pPr>
             <w:r>
               <w:rPr>
+                <w:rFonts w:cs="Times New Roman"/>
                 <w:szCs w:val="28"/>
                 <w:lang w:val="ru-RU"/>
               </w:rPr>
               <w:t xml:space="preserve">Подготовить проект </w:t>
             </w:r>
-            <w:r>
-              <w:rPr>
-                <w:szCs w:val="28"/>
+            <w:proofErr w:type="spellStart"/>
+            <w:r>
+              <w:rPr>
+                <w:rFonts w:cs="Times New Roman"/>
+                <w:szCs w:val="28"/>
+                <w:lang w:val="ru-RU"/>
               </w:rPr>
               <w:t>Quartus</w:t>
             </w:r>
-            <w:r>
-              <w:rPr>
+            <w:proofErr w:type="spellEnd"/>
+            <w:r>
+              <w:rPr>
+                <w:rFonts w:cs="Times New Roman"/>
                 <w:szCs w:val="28"/>
                 <w:lang w:val="ru-RU"/>
               </w:rPr>
-              <w:t xml:space="preserve"> </w:t>
-            </w:r>
-            <w:r>
-              <w:rPr>
-                <w:szCs w:val="28"/>
-              </w:rPr>
-              <w:t>II</w:t>
-            </w:r>
-            <w:r>
-              <w:rPr>
-                <w:szCs w:val="28"/>
-                <w:lang w:val="ru-RU"/>
-              </w:rPr>
-              <w:t xml:space="preserve"> 9.1 и проверить корректность синтеза.</w:t>
+              <w:t xml:space="preserve"> II 9.1 и проверить корректность синтеза.</w:t>
             </w:r>
           </w:p>
         </w:tc>
@@ -1777,6 +1794,7 @@
         <w:tc>
           <w:tcPr>
             <w:tcW w:w="1418" w:type="dxa"/>
+            <w:shd w:val="clear" w:color="auto" w:fill="FFFFFF"/>
             <w:vAlign w:val="center"/>
           </w:tcPr>
           <w:p>
@@ -1790,6 +1808,7 @@
             </w:pPr>
             <w:r>
               <w:rPr>
+                <w:rFonts w:cs="Times New Roman"/>
                 <w:szCs w:val="28"/>
               </w:rPr>
               <w:t>5</w:t>
@@ -1799,6 +1818,7 @@
         <w:tc>
           <w:tcPr>
             <w:tcW w:w="8270" w:type="dxa"/>
+            <w:shd w:val="clear" w:color="auto" w:fill="FFFFFF"/>
             <w:vAlign w:val="center"/>
           </w:tcPr>
           <w:p>
@@ -1813,23 +1833,11 @@
             </w:pPr>
             <w:r>
               <w:rPr>
+                <w:rFonts w:cs="Times New Roman"/>
                 <w:szCs w:val="28"/>
                 <w:lang w:val="ru-RU"/>
               </w:rPr>
-              <w:t xml:space="preserve">Разработать </w:t>
-            </w:r>
-            <w:r>
-              <w:rPr>
-                <w:szCs w:val="28"/>
-              </w:rPr>
-              <w:t>testbench</w:t>
-            </w:r>
-            <w:r>
-              <w:rPr>
-                <w:szCs w:val="28"/>
-                <w:lang w:val="ru-RU"/>
-              </w:rPr>
-              <w:t>, выполнить моделирование и сравнить результат с ожидаемым.</w:t>
+              <w:t>Подготовить временные диаграммы, выполнить моделирование и сравнить результат с ожидаемым.</w:t>
             </w:r>
           </w:p>
         </w:tc>
@@ -2682,39 +2690,11 @@
       </w:pPr>
       <w:r>
         <w:rPr>
-          <w:lang w:val="ru-RU"/>
-        </w:rPr>
-        <w:t xml:space="preserve">Таблица </w:t>
-      </w:r>
-      <w:r>
-        <w:rPr>
-          <w:lang w:val="ru-RU"/>
-        </w:rPr>
-        <w:t>2</w:t>
-      </w:r>
-      <w:r>
-        <w:rPr>
-          <w:lang w:val="ru-RU"/>
-        </w:rPr>
-        <w:t xml:space="preserve"> </w:t>
-      </w:r>
-      <w:r>
-        <w:rPr>
-          <w:lang w:val="ru-RU"/>
-        </w:rPr>
-        <w:t>–</w:t>
-      </w:r>
-      <w:r>
-        <w:rPr>
-          <w:lang w:val="ru-RU"/>
-        </w:rPr>
-        <w:t xml:space="preserve"> </w:t>
-      </w:r>
-      <w:r>
-        <w:rPr>
-          <w:lang w:val="ru-RU"/>
-        </w:rPr>
-        <w:t>Характеристика команд и флагов АЛУ</w:t>
+          <w:rFonts w:cs="Times New Roman"/>
+          <w:szCs w:val="28"/>
+          <w:lang w:val="ru-RU"/>
+        </w:rPr>
+        <w:t>Таблица 2 – Характеристика команд и флагов АЛУ</w:t>
       </w:r>
     </w:p>
     <w:tbl>
@@ -2735,6 +2715,7 @@
         <w:tc>
           <w:tcPr>
             <w:tcW w:w="1134" w:type="dxa"/>
+            <w:shd w:val="clear" w:color="auto" w:fill="FFFFFF"/>
             <w:vAlign w:val="center"/>
           </w:tcPr>
           <w:p>
@@ -2749,6 +2730,7 @@
             <w:proofErr w:type="spellStart"/>
             <w:r>
               <w:rPr>
+                <w:rFonts w:cs="Times New Roman"/>
                 <w:b/>
                 <w:szCs w:val="28"/>
               </w:rPr>
@@ -2760,6 +2742,7 @@
         <w:tc>
           <w:tcPr>
             <w:tcW w:w="8554" w:type="dxa"/>
+            <w:shd w:val="clear" w:color="auto" w:fill="FFFFFF"/>
             <w:vAlign w:val="center"/>
           </w:tcPr>
           <w:p>
@@ -2771,13 +2754,52 @@
                 <w:szCs w:val="28"/>
               </w:rPr>
             </w:pPr>
-            <w:r>
-              <w:rPr>
+            <w:proofErr w:type="spellStart"/>
+            <w:r>
+              <w:rPr>
+                <w:rFonts w:cs="Times New Roman"/>
                 <w:b/>
                 <w:szCs w:val="28"/>
               </w:rPr>
-              <w:t>Назначение в разрабатываемом устройстве</w:t>
-            </w:r>
+              <w:t>Назначение</w:t>
+            </w:r>
+            <w:proofErr w:type="spellEnd"/>
+            <w:r>
+              <w:rPr>
+                <w:rFonts w:cs="Times New Roman"/>
+                <w:b/>
+                <w:szCs w:val="28"/>
+              </w:rPr>
+              <w:t xml:space="preserve"> в </w:t>
+            </w:r>
+            <w:proofErr w:type="spellStart"/>
+            <w:r>
+              <w:rPr>
+                <w:rFonts w:cs="Times New Roman"/>
+                <w:b/>
+                <w:szCs w:val="28"/>
+              </w:rPr>
+              <w:t>разрабатываемом</w:t>
+            </w:r>
+            <w:proofErr w:type="spellEnd"/>
+            <w:r>
+              <w:rPr>
+                <w:rFonts w:cs="Times New Roman"/>
+                <w:b/>
+                <w:szCs w:val="28"/>
+              </w:rPr>
+              <w:t xml:space="preserve"> </w:t>
+            </w:r>
+            <w:proofErr w:type="spellStart"/>
+            <w:r>
+              <w:rPr>
+                <w:rFonts w:cs="Times New Roman"/>
+                <w:b/>
+                <w:szCs w:val="28"/>
+              </w:rPr>
+              <w:t>устройстве</w:t>
+            </w:r>
+            <w:proofErr w:type="spellEnd"/>
           </w:p>
         </w:tc>
       </w:tr>
@@ -2788,6 +2810,7 @@
         <w:tc>
           <w:tcPr>
             <w:tcW w:w="1134" w:type="dxa"/>
+            <w:shd w:val="clear" w:color="auto" w:fill="FFFFFF"/>
             <w:vAlign w:val="center"/>
           </w:tcPr>
           <w:p>
@@ -2801,15 +2824,17 @@
             </w:pPr>
             <w:r>
               <w:rPr>
-                <w:szCs w:val="28"/>
-              </w:rPr>
-              <w:t>OR</w:t>
+                <w:rFonts w:cs="Times New Roman"/>
+                <w:szCs w:val="28"/>
+              </w:rPr>
+              <w:t>CMP</w:t>
             </w:r>
           </w:p>
         </w:tc>
         <w:tc>
           <w:tcPr>
             <w:tcW w:w="8554" w:type="dxa"/>
+            <w:shd w:val="clear" w:color="auto" w:fill="FFFFFF"/>
             <w:vAlign w:val="center"/>
           </w:tcPr>
           <w:p>
@@ -2824,55 +2849,101 @@
             </w:pPr>
             <w:r>
               <w:rPr>
-                <w:szCs w:val="28"/>
-              </w:rPr>
-              <w:t>Y</w:t>
-            </w:r>
-            <w:r>
-              <w:rPr>
+                <w:rFonts w:cs="Times New Roman"/>
                 <w:szCs w:val="28"/>
                 <w:lang w:val="ru-RU"/>
               </w:rPr>
-              <w:t xml:space="preserve"> = </w:t>
-            </w:r>
-            <w:r>
-              <w:rPr>
+              <w:t xml:space="preserve">Команда сравнения, выполняющая вычитание </w:t>
+            </w:r>
+            <w:r>
+              <w:rPr>
+                <w:rFonts w:cs="Times New Roman"/>
                 <w:szCs w:val="28"/>
               </w:rPr>
               <w:t>A</w:t>
             </w:r>
             <w:r>
               <w:rPr>
+                <w:rFonts w:cs="Times New Roman"/>
                 <w:szCs w:val="28"/>
                 <w:lang w:val="ru-RU"/>
               </w:rPr>
-              <w:t xml:space="preserve"> </w:t>
-            </w:r>
-            <w:r>
-              <w:rPr>
-                <w:szCs w:val="28"/>
-              </w:rPr>
-              <w:t>OR</w:t>
-            </w:r>
-            <w:r>
-              <w:rPr>
+              <w:t>-</w:t>
+            </w:r>
+            <w:r>
+              <w:rPr>
+                <w:rFonts w:cs="Times New Roman"/>
+                <w:szCs w:val="28"/>
+              </w:rPr>
+              <w:t>B</w:t>
+            </w:r>
+            <w:r>
+              <w:rPr>
+                <w:rFonts w:cs="Times New Roman"/>
                 <w:szCs w:val="28"/>
                 <w:lang w:val="ru-RU"/>
               </w:rPr>
-              <w:t xml:space="preserve"> </w:t>
-            </w:r>
-            <w:r>
-              <w:rPr>
-                <w:szCs w:val="28"/>
-              </w:rPr>
-              <w:t>B</w:t>
-            </w:r>
-            <w:r>
-              <w:rPr>
+              <w:t xml:space="preserve"> без записи результата как арифметического значения; по результату формируются признаки </w:t>
+            </w:r>
+            <w:r>
+              <w:rPr>
+                <w:rFonts w:cs="Times New Roman"/>
+                <w:szCs w:val="28"/>
+              </w:rPr>
+              <w:t>Z</w:t>
+            </w:r>
+            <w:r>
+              <w:rPr>
+                <w:rFonts w:cs="Times New Roman"/>
                 <w:szCs w:val="28"/>
                 <w:lang w:val="ru-RU"/>
               </w:rPr>
-              <w:t>; используется для установки разрядов результата по единичным разрядам операндов.</w:t>
+              <w:t xml:space="preserve">, </w:t>
+            </w:r>
+            <w:r>
+              <w:rPr>
+                <w:rFonts w:cs="Times New Roman"/>
+                <w:szCs w:val="28"/>
+              </w:rPr>
+              <w:t>S</w:t>
+            </w:r>
+            <w:r>
+              <w:rPr>
+                <w:rFonts w:cs="Times New Roman"/>
+                <w:szCs w:val="28"/>
+                <w:lang w:val="ru-RU"/>
+              </w:rPr>
+              <w:t xml:space="preserve">, </w:t>
+            </w:r>
+            <w:r>
+              <w:rPr>
+                <w:rFonts w:cs="Times New Roman"/>
+                <w:szCs w:val="28"/>
+              </w:rPr>
+              <w:t>C</w:t>
+            </w:r>
+            <w:r>
+              <w:rPr>
+                <w:rFonts w:cs="Times New Roman"/>
+                <w:szCs w:val="28"/>
+                <w:lang w:val="ru-RU"/>
+              </w:rPr>
+              <w:t xml:space="preserve"> и </w:t>
+            </w:r>
+            <w:r>
+              <w:rPr>
+                <w:rFonts w:cs="Times New Roman"/>
+                <w:szCs w:val="28"/>
+              </w:rPr>
+              <w:t>O</w:t>
+            </w:r>
+            <w:r>
+              <w:rPr>
+                <w:rFonts w:cs="Times New Roman"/>
+                <w:szCs w:val="28"/>
+                <w:lang w:val="ru-RU"/>
+              </w:rPr>
+              <w:t>.</w:t>
             </w:r>
           </w:p>
         </w:tc>
@@ -2884,6 +2955,7 @@
         <w:tc>
           <w:tcPr>
             <w:tcW w:w="1134" w:type="dxa"/>
+            <w:shd w:val="clear" w:color="auto" w:fill="FFFFFF"/>
             <w:vAlign w:val="center"/>
           </w:tcPr>
           <w:p>
@@ -2897,6 +2969,7 @@
             </w:pPr>
             <w:r>
               <w:rPr>
+                <w:rFonts w:cs="Times New Roman"/>
                 <w:szCs w:val="28"/>
               </w:rPr>
               <w:t>NOR</w:t>
@@ -2906,6 +2979,7 @@
         <w:tc>
           <w:tcPr>
             <w:tcW w:w="8554" w:type="dxa"/>
+            <w:shd w:val="clear" w:color="auto" w:fill="FFFFFF"/>
             <w:vAlign w:val="center"/>
           </w:tcPr>
           <w:p>
@@ -2920,12 +2994,22 @@
             </w:pPr>
             <w:r>
               <w:rPr>
+                <w:rFonts w:cs="Times New Roman"/>
+                <w:szCs w:val="28"/>
+                <w:lang w:val="ru-RU"/>
+              </w:rPr>
+              <w:t xml:space="preserve">Логическая операция </w:t>
+            </w:r>
+            <w:r>
+              <w:rPr>
+                <w:rFonts w:cs="Times New Roman"/>
                 <w:szCs w:val="28"/>
               </w:rPr>
               <w:t>Y</w:t>
             </w:r>
             <w:r>
               <w:rPr>
+                <w:rFonts w:cs="Times New Roman"/>
                 <w:szCs w:val="28"/>
                 <w:lang w:val="ru-RU"/>
               </w:rPr>
@@ -2934,12 +3018,14 @@
             <w:proofErr w:type="gramStart"/>
             <w:r>
               <w:rPr>
+                <w:rFonts w:cs="Times New Roman"/>
                 <w:szCs w:val="28"/>
               </w:rPr>
               <w:t>NOT</w:t>
             </w:r>
             <w:r>
               <w:rPr>
+                <w:rFonts w:cs="Times New Roman"/>
                 <w:szCs w:val="28"/>
                 <w:lang w:val="ru-RU"/>
               </w:rPr>
@@ -2948,12 +3034,14 @@
             <w:proofErr w:type="gramEnd"/>
             <w:r>
               <w:rPr>
+                <w:rFonts w:cs="Times New Roman"/>
                 <w:szCs w:val="28"/>
               </w:rPr>
               <w:t>A</w:t>
             </w:r>
             <w:r>
               <w:rPr>
+                <w:rFonts w:cs="Times New Roman"/>
                 <w:szCs w:val="28"/>
                 <w:lang w:val="ru-RU"/>
               </w:rPr>
@@ -2961,12 +3049,14 @@
             </w:r>
             <w:r>
               <w:rPr>
+                <w:rFonts w:cs="Times New Roman"/>
                 <w:szCs w:val="28"/>
               </w:rPr>
               <w:t>OR</w:t>
             </w:r>
             <w:r>
               <w:rPr>
+                <w:rFonts w:cs="Times New Roman"/>
                 <w:szCs w:val="28"/>
                 <w:lang w:val="ru-RU"/>
               </w:rPr>
@@ -2974,16 +3064,18 @@
             </w:r>
             <w:r>
               <w:rPr>
+                <w:rFonts w:cs="Times New Roman"/>
                 <w:szCs w:val="28"/>
               </w:rPr>
               <w:t>B</w:t>
             </w:r>
             <w:r>
               <w:rPr>
+                <w:rFonts w:cs="Times New Roman"/>
                 <w:szCs w:val="28"/>
                 <w:lang w:val="ru-RU"/>
               </w:rPr>
-              <w:t>); позволяет получить инверсный логический результат и проверить нулевой случай.</w:t>
+              <w:t>), позволяющая получить инверсный результат поразрядного логического сложения.</w:t>
             </w:r>
           </w:p>
         </w:tc>
@@ -2995,6 +3087,7 @@
         <w:tc>
           <w:tcPr>
             <w:tcW w:w="1134" w:type="dxa"/>
+            <w:shd w:val="clear" w:color="auto" w:fill="FFFFFF"/>
             <w:vAlign w:val="center"/>
           </w:tcPr>
           <w:p>
@@ -3008,6 +3101,7 @@
             </w:pPr>
             <w:r>
               <w:rPr>
+                <w:rFonts w:cs="Times New Roman"/>
                 <w:szCs w:val="28"/>
               </w:rPr>
               <w:t>SRA</w:t>
@@ -3017,6 +3111,7 @@
         <w:tc>
           <w:tcPr>
             <w:tcW w:w="8554" w:type="dxa"/>
+            <w:shd w:val="clear" w:color="auto" w:fill="FFFFFF"/>
             <w:vAlign w:val="center"/>
           </w:tcPr>
           <w:p>
@@ -3031,12 +3126,22 @@
             </w:pPr>
             <w:r>
               <w:rPr>
+                <w:rFonts w:cs="Times New Roman"/>
+                <w:szCs w:val="28"/>
+                <w:lang w:val="ru-RU"/>
+              </w:rPr>
+              <w:t xml:space="preserve">Арифметический сдвиг вправо: </w:t>
+            </w:r>
+            <w:r>
+              <w:rPr>
+                <w:rFonts w:cs="Times New Roman"/>
                 <w:szCs w:val="28"/>
               </w:rPr>
               <w:t>Y</w:t>
             </w:r>
             <w:r>
               <w:rPr>
+                <w:rFonts w:cs="Times New Roman"/>
                 <w:szCs w:val="28"/>
                 <w:lang w:val="ru-RU"/>
               </w:rPr>
@@ -3045,6 +3150,7 @@
             <w:proofErr w:type="gramStart"/>
             <w:r>
               <w:rPr>
+                <w:rFonts w:cs="Times New Roman"/>
                 <w:szCs w:val="28"/>
                 <w:lang w:val="ru-RU"/>
               </w:rPr>
@@ -3052,12 +3158,14 @@
             </w:r>
             <w:r>
               <w:rPr>
+                <w:rFonts w:cs="Times New Roman"/>
                 <w:szCs w:val="28"/>
               </w:rPr>
               <w:t>A</w:t>
             </w:r>
             <w:r>
               <w:rPr>
+                <w:rFonts w:cs="Times New Roman"/>
                 <w:szCs w:val="28"/>
                 <w:lang w:val="ru-RU"/>
               </w:rPr>
@@ -3066,6 +3174,7 @@
             <w:proofErr w:type="gramEnd"/>
             <w:r>
               <w:rPr>
+                <w:rFonts w:cs="Times New Roman"/>
                 <w:szCs w:val="28"/>
                 <w:lang w:val="ru-RU"/>
               </w:rPr>
@@ -3073,12 +3182,14 @@
             </w:r>
             <w:r>
               <w:rPr>
+                <w:rFonts w:cs="Times New Roman"/>
                 <w:szCs w:val="28"/>
               </w:rPr>
               <w:t>Y</w:t>
             </w:r>
             <w:r>
               <w:rPr>
+                <w:rFonts w:cs="Times New Roman"/>
                 <w:szCs w:val="28"/>
                 <w:lang w:val="ru-RU"/>
               </w:rPr>
@@ -3087,6 +3198,7 @@
             <w:proofErr w:type="gramStart"/>
             <w:r>
               <w:rPr>
+                <w:rFonts w:cs="Times New Roman"/>
                 <w:szCs w:val="28"/>
                 <w:lang w:val="ru-RU"/>
               </w:rPr>
@@ -3094,12 +3206,14 @@
             </w:r>
             <w:r>
               <w:rPr>
+                <w:rFonts w:cs="Times New Roman"/>
                 <w:szCs w:val="28"/>
               </w:rPr>
               <w:t>A</w:t>
             </w:r>
             <w:r>
               <w:rPr>
+                <w:rFonts w:cs="Times New Roman"/>
                 <w:szCs w:val="28"/>
                 <w:lang w:val="ru-RU"/>
               </w:rPr>
@@ -3108,6 +3222,7 @@
             <w:proofErr w:type="gramEnd"/>
             <w:r>
               <w:rPr>
+                <w:rFonts w:cs="Times New Roman"/>
                 <w:szCs w:val="28"/>
                 <w:lang w:val="ru-RU"/>
               </w:rPr>
@@ -3115,12 +3230,14 @@
             </w:r>
             <w:r>
               <w:rPr>
+                <w:rFonts w:cs="Times New Roman"/>
                 <w:szCs w:val="28"/>
               </w:rPr>
               <w:t>C</w:t>
             </w:r>
             <w:r>
               <w:rPr>
+                <w:rFonts w:cs="Times New Roman"/>
                 <w:szCs w:val="28"/>
                 <w:lang w:val="ru-RU"/>
               </w:rPr>
@@ -3129,12 +3246,14 @@
             <w:proofErr w:type="gramStart"/>
             <w:r>
               <w:rPr>
+                <w:rFonts w:cs="Times New Roman"/>
                 <w:szCs w:val="28"/>
               </w:rPr>
               <w:t>A</w:t>
             </w:r>
             <w:r>
               <w:rPr>
+                <w:rFonts w:cs="Times New Roman"/>
                 <w:szCs w:val="28"/>
                 <w:lang w:val="ru-RU"/>
               </w:rPr>
@@ -3143,10 +3262,11 @@
             <w:proofErr w:type="gramEnd"/>
             <w:r>
               <w:rPr>
+                <w:rFonts w:cs="Times New Roman"/>
                 <w:szCs w:val="28"/>
                 <w:lang w:val="ru-RU"/>
               </w:rPr>
-              <w:t>0); сохраняется знак числа.</w:t>
+              <w:t>0); старший знаковый бит сохраняется.</w:t>
             </w:r>
           </w:p>
         </w:tc>
@@ -3158,6 +3278,7 @@
         <w:tc>
           <w:tcPr>
             <w:tcW w:w="1134" w:type="dxa"/>
+            <w:shd w:val="clear" w:color="auto" w:fill="FFFFFF"/>
             <w:vAlign w:val="center"/>
           </w:tcPr>
           <w:p>
@@ -3169,17 +3290,21 @@
                 <w:szCs w:val="28"/>
               </w:rPr>
             </w:pPr>
-            <w:r>
-              <w:rPr>
-                <w:szCs w:val="28"/>
-              </w:rPr>
-              <w:t>INCS</w:t>
-            </w:r>
+            <w:proofErr w:type="spellStart"/>
+            <w:r>
+              <w:rPr>
+                <w:rFonts w:cs="Times New Roman"/>
+                <w:szCs w:val="28"/>
+              </w:rPr>
+              <w:t>Флаги</w:t>
+            </w:r>
+            <w:proofErr w:type="spellEnd"/>
           </w:p>
         </w:tc>
         <w:tc>
           <w:tcPr>
             <w:tcW w:w="8554" w:type="dxa"/>
+            <w:shd w:val="clear" w:color="auto" w:fill="FFFFFF"/>
             <w:vAlign w:val="center"/>
           </w:tcPr>
           <w:p>
@@ -3194,207 +3319,93 @@
             </w:pPr>
             <w:r>
               <w:rPr>
-                <w:szCs w:val="28"/>
-              </w:rPr>
-              <w:t>Y</w:t>
-            </w:r>
-            <w:r>
-              <w:rPr>
+                <w:rFonts w:cs="Times New Roman"/>
+                <w:szCs w:val="28"/>
+              </w:rPr>
+              <w:t>Z</w:t>
+            </w:r>
+            <w:r>
+              <w:rPr>
+                <w:rFonts w:cs="Times New Roman"/>
                 <w:szCs w:val="28"/>
                 <w:lang w:val="ru-RU"/>
               </w:rPr>
-              <w:t>=</w:t>
-            </w:r>
-            <w:r>
-              <w:rPr>
-                <w:szCs w:val="28"/>
-              </w:rPr>
-              <w:t>A</w:t>
-            </w:r>
-            <w:r>
-              <w:rPr>
+              <w:t xml:space="preserve"> и </w:t>
+            </w:r>
+            <w:r>
+              <w:rPr>
+                <w:rFonts w:cs="Times New Roman"/>
+                <w:szCs w:val="28"/>
+              </w:rPr>
+              <w:t>S</w:t>
+            </w:r>
+            <w:r>
+              <w:rPr>
+                <w:rFonts w:cs="Times New Roman"/>
                 <w:szCs w:val="28"/>
                 <w:lang w:val="ru-RU"/>
               </w:rPr>
-              <w:t xml:space="preserve">+1 при </w:t>
-            </w:r>
-            <w:proofErr w:type="gramStart"/>
-            <w:r>
-              <w:rPr>
-                <w:szCs w:val="28"/>
-              </w:rPr>
-              <w:t>FR</w:t>
-            </w:r>
-            <w:r>
-              <w:rPr>
+              <w:t xml:space="preserve"> формируются от результата, </w:t>
+            </w:r>
+            <w:r>
+              <w:rPr>
+                <w:rFonts w:cs="Times New Roman"/>
+                <w:szCs w:val="28"/>
+              </w:rPr>
+              <w:t>C</w:t>
+            </w:r>
+            <w:r>
+              <w:rPr>
+                <w:rFonts w:cs="Times New Roman"/>
                 <w:szCs w:val="28"/>
                 <w:lang w:val="ru-RU"/>
               </w:rPr>
-              <w:t>.</w:t>
-            </w:r>
-            <w:r>
-              <w:rPr>
-                <w:szCs w:val="28"/>
-              </w:rPr>
-              <w:t>S</w:t>
-            </w:r>
-            <w:proofErr w:type="gramEnd"/>
-            <w:r>
-              <w:rPr>
+              <w:t xml:space="preserve"> отражает заем при </w:t>
+            </w:r>
+            <w:r>
+              <w:rPr>
+                <w:rFonts w:cs="Times New Roman"/>
+                <w:szCs w:val="28"/>
+              </w:rPr>
+              <w:t>CMP</w:t>
+            </w:r>
+            <w:r>
+              <w:rPr>
+                <w:rFonts w:cs="Times New Roman"/>
                 <w:szCs w:val="28"/>
                 <w:lang w:val="ru-RU"/>
               </w:rPr>
-              <w:t xml:space="preserve">=1, иначе </w:t>
-            </w:r>
-            <w:r>
-              <w:rPr>
-                <w:szCs w:val="28"/>
-              </w:rPr>
-              <w:t>Y</w:t>
-            </w:r>
-            <w:r>
-              <w:rPr>
+              <w:t xml:space="preserve"> или вытолкнутый бит при </w:t>
+            </w:r>
+            <w:r>
+              <w:rPr>
+                <w:rFonts w:cs="Times New Roman"/>
+                <w:szCs w:val="28"/>
+              </w:rPr>
+              <w:t>SRA</w:t>
+            </w:r>
+            <w:r>
+              <w:rPr>
+                <w:rFonts w:cs="Times New Roman"/>
                 <w:szCs w:val="28"/>
                 <w:lang w:val="ru-RU"/>
               </w:rPr>
-              <w:t>=</w:t>
-            </w:r>
-            <w:r>
-              <w:rPr>
-                <w:szCs w:val="28"/>
-              </w:rPr>
-              <w:t>A</w:t>
-            </w:r>
-            <w:r>
-              <w:rPr>
+              <w:t xml:space="preserve">, </w:t>
+            </w:r>
+            <w:r>
+              <w:rPr>
+                <w:rFonts w:cs="Times New Roman"/>
+                <w:szCs w:val="28"/>
+              </w:rPr>
+              <w:t>O</w:t>
+            </w:r>
+            <w:r>
+              <w:rPr>
+                <w:rFonts w:cs="Times New Roman"/>
                 <w:szCs w:val="28"/>
                 <w:lang w:val="ru-RU"/>
               </w:rPr>
-              <w:t xml:space="preserve">; </w:t>
-            </w:r>
-            <w:r>
-              <w:rPr>
-                <w:szCs w:val="28"/>
-              </w:rPr>
-              <w:t>C</w:t>
-            </w:r>
-            <w:r>
-              <w:rPr>
-                <w:szCs w:val="28"/>
-                <w:lang w:val="ru-RU"/>
-              </w:rPr>
-              <w:t xml:space="preserve"> и </w:t>
-            </w:r>
-            <w:r>
-              <w:rPr>
-                <w:szCs w:val="28"/>
-              </w:rPr>
-              <w:t>O</w:t>
-            </w:r>
-            <w:r>
-              <w:rPr>
-                <w:szCs w:val="28"/>
-                <w:lang w:val="ru-RU"/>
-              </w:rPr>
-              <w:t xml:space="preserve"> формируются как для сложения с единицей.</w:t>
-            </w:r>
-          </w:p>
-        </w:tc>
-      </w:tr>
-      <w:tr>
-        <w:trPr>
-          <w:jc w:val="center"/>
-        </w:trPr>
-        <w:tc>
-          <w:tcPr>
-            <w:tcW w:w="1134" w:type="dxa"/>
-            <w:vAlign w:val="center"/>
-          </w:tcPr>
-          <w:p>
-            <w:pPr>
-              <w:spacing w:line="276" w:lineRule="auto"/>
-              <w:ind w:firstLine="0"/>
-              <w:jc w:val="center"/>
-              <w:rPr>
-                <w:szCs w:val="28"/>
-              </w:rPr>
-            </w:pPr>
-            <w:proofErr w:type="spellStart"/>
-            <w:r>
-              <w:rPr>
-                <w:szCs w:val="28"/>
-              </w:rPr>
-              <w:t>Флаги</w:t>
-            </w:r>
-            <w:proofErr w:type="spellEnd"/>
-          </w:p>
-        </w:tc>
-        <w:tc>
-          <w:tcPr>
-            <w:tcW w:w="8554" w:type="dxa"/>
-            <w:vAlign w:val="center"/>
-          </w:tcPr>
-          <w:p>
-            <w:pPr>
-              <w:spacing w:line="276" w:lineRule="auto"/>
-              <w:ind w:firstLine="0"/>
-              <w:jc w:val="left"/>
-              <w:rPr>
-                <w:szCs w:val="28"/>
-                <w:lang w:val="ru-RU"/>
-              </w:rPr>
-            </w:pPr>
-            <w:r>
-              <w:rPr>
-                <w:szCs w:val="28"/>
-              </w:rPr>
-              <w:t>Z</w:t>
-            </w:r>
-            <w:r>
-              <w:rPr>
-                <w:szCs w:val="28"/>
-                <w:lang w:val="ru-RU"/>
-              </w:rPr>
-              <w:t xml:space="preserve"> и </w:t>
-            </w:r>
-            <w:r>
-              <w:rPr>
-                <w:szCs w:val="28"/>
-              </w:rPr>
-              <w:t>S</w:t>
-            </w:r>
-            <w:r>
-              <w:rPr>
-                <w:szCs w:val="28"/>
-                <w:lang w:val="ru-RU"/>
-              </w:rPr>
-              <w:t xml:space="preserve"> формируются от результата, </w:t>
-            </w:r>
-            <w:r>
-              <w:rPr>
-                <w:szCs w:val="28"/>
-              </w:rPr>
-              <w:t>C</w:t>
-            </w:r>
-            <w:r>
-              <w:rPr>
-                <w:szCs w:val="28"/>
-                <w:lang w:val="ru-RU"/>
-              </w:rPr>
-              <w:t xml:space="preserve"> и </w:t>
-            </w:r>
-            <w:r>
-              <w:rPr>
-                <w:szCs w:val="28"/>
-              </w:rPr>
-              <w:t>O</w:t>
-            </w:r>
-            <w:r>
-              <w:rPr>
-                <w:szCs w:val="28"/>
-                <w:lang w:val="ru-RU"/>
-              </w:rPr>
-              <w:t xml:space="preserve"> приходят из операции сдвига или сложения.</w:t>
+              <w:t xml:space="preserve"> используется для признака переполнения при сравнении.</w:t>
             </w:r>
           </w:p>
         </w:tc>
@@ -3466,47 +3477,19 @@
         <w:rPr>
           <w:lang w:val="ru-RU"/>
         </w:rPr>
-        <w:t xml:space="preserve">Структура проекта выбрана модульной: каждый функциональный узел вынесен в отдельную </w:t>
-      </w:r>
-      <w:r>
-        <w:t>VHDL</w:t>
-      </w:r>
-      <w:r>
-        <w:rPr>
-          <w:lang w:val="ru-RU"/>
-        </w:rPr>
-        <w:t>-</w:t>
-      </w:r>
-      <w:r>
-        <w:t>entity</w:t>
-      </w:r>
-      <w:r>
-        <w:rPr>
-          <w:lang w:val="ru-RU"/>
-        </w:rPr>
-        <w:t xml:space="preserve">, а верхний модуль соединяет эти узлы сигналами данных и управления. Такой способ удобен для проверки, так как отдельные блоки можно анализировать в </w:t>
-      </w:r>
-      <w:r>
-        <w:t>RTL</w:t>
-      </w:r>
-      <w:r>
-        <w:rPr>
-          <w:lang w:val="ru-RU"/>
-        </w:rPr>
-        <w:t xml:space="preserve"> </w:t>
-      </w:r>
-      <w:r>
-        <w:t>Viewer</w:t>
-      </w:r>
-      <w:r>
-        <w:rPr>
-          <w:lang w:val="ru-RU"/>
-        </w:rPr>
-        <w:t xml:space="preserve"> и независимо покрывать моделированием.</w:t>
+        <w:t>Структура проекта выбрана модульной: каждый функциональный узел вынесен в отдельный блок, а верхний модуль соединяет эти узлы сигналами данных и управления. Такой способ удобен для проверки, так как отдельные блоки можно анализировать по полученной схеме и независимо покрывать моделированием.</w:t>
       </w:r>
     </w:p>
     <w:p>
       <w:pPr>
+        <w:spacing w:line="276" w:lineRule="auto"/>
+        <w:rPr>
+          <w:lang w:val="ru-RU"/>
+        </w:rPr>
+      </w:pPr>
+    </w:p>
+    <w:p>
+      <w:pPr>
         <w:spacing w:after="120" w:line="276" w:lineRule="auto"/>
         <w:ind w:firstLine="0"/>
         <w:jc w:val="center"/>
@@ -3519,13 +3502,14 @@
       <w:r>
         <w:rPr>
           <w:i/>
+          <w:noProof/>
           <w:sz w:val="24"/>
           <w:lang w:val="ru-RU"/>
         </w:rPr>
         <w:drawing>
-          <wp:inline distT="0" distB="0" distL="0" distR="0" wp14:anchorId="5B1F896C" wp14:editId="2012E8EA">
-            <wp:extent cx="6152515" cy="1842135"/>
-            <wp:effectExtent l="0" t="0" r="635" b="5715"/>
+          <wp:inline distT="0" distB="0" distL="0" distR="0" wp14:anchorId="5B1F896C" wp14:editId="55551F6A">
+            <wp:extent cx="6401461" cy="1371600"/>
+            <wp:effectExtent l="0" t="0" r="0" b="0"/>
             <wp:docPr id="470489885" name="Рисунок 1"/>
             <wp:cNvGraphicFramePr>
               <a:graphicFrameLocks xmlns:a="http://schemas.openxmlformats.org/drawingml/2006/main" noChangeAspect="1"/>
@@ -3537,8 +3521,93 @@
                     <pic:cNvPr id="470489885" name=""/>
                     <pic:cNvPicPr/>
                   </pic:nvPicPr>
+                  <pic:blipFill rotWithShape="1">
+                    <a:blip r:embed="rId8"/>
+                    <a:srcRect b="28439"/>
+                    <a:stretch>
+                      <a:fillRect/>
+                    </a:stretch>
+                  </pic:blipFill>
+                  <pic:spPr bwMode="auto">
+                    <a:xfrm>
+                      <a:off x="0" y="0"/>
+                      <a:ext cx="6412598" cy="1373986"/>
+                    </a:xfrm>
+                    <a:prstGeom prst="rect">
+                      <a:avLst/>
+                    </a:prstGeom>
+                    <a:ln>
+                      <a:noFill/>
+                    </a:ln>
+                    <a:extLst>
+                      <a:ext uri="{53640926-AAD7-44D8-BBD7-CCE9431645EC}">
+                        <a14:shadowObscured xmlns:a14="http://schemas.microsoft.com/office/drawing/2010/main"/>
+                      </a:ext>
+                    </a:extLst>
+                  </pic:spPr>
+                </pic:pic>
+              </a:graphicData>
+            </a:graphic>
+          </wp:inline>
+        </w:drawing>
+      </w:r>
+    </w:p>
+    <w:p>
+      <w:pPr>
+        <w:spacing w:after="120" w:line="276" w:lineRule="auto"/>
+        <w:ind w:firstLine="0"/>
+        <w:jc w:val="center"/>
+        <w:rPr>
+          <w:iCs/>
+          <w:szCs w:val="28"/>
+          <w:lang w:val="ru-RU"/>
+        </w:rPr>
+      </w:pPr>
+      <w:r>
+        <w:rPr>
+          <w:iCs/>
+          <w:szCs w:val="28"/>
+          <w:lang w:val="ru-RU"/>
+        </w:rPr>
+        <w:t>Рисунок 4.1 - Входные и выходные сигналы арифметико-логического устройства</w:t>
+      </w:r>
+    </w:p>
+    <w:p>
+      <w:pPr>
+        <w:spacing w:after="120" w:line="276" w:lineRule="auto"/>
+        <w:ind w:firstLine="0"/>
+        <w:jc w:val="center"/>
+        <w:rPr>
+          <w:iCs/>
+          <w:szCs w:val="28"/>
+          <w:lang w:val="ru-RU"/>
+        </w:rPr>
+      </w:pPr>
+      <w:r>
+        <w:rPr>
+          <w:iCs/>
+          <w:noProof/>
+          <w:szCs w:val="28"/>
+          <w:lang w:val="ru-RU"/>
+        </w:rPr>
+        <w:lastRenderedPageBreak/>
+        <w:drawing>
+          <wp:inline distT="0" distB="0" distL="0" distR="0" wp14:anchorId="422D1680" wp14:editId="160824E6">
+            <wp:extent cx="6595472" cy="5654040"/>
+            <wp:effectExtent l="0" t="0" r="0" b="3810"/>
+            <wp:docPr id="1744491114" name="Рисунок 1"/>
+            <wp:cNvGraphicFramePr>
+              <a:graphicFrameLocks xmlns:a="http://schemas.openxmlformats.org/drawingml/2006/main" noChangeAspect="1"/>
+            </wp:cNvGraphicFramePr>
+            <a:graphic xmlns:a="http://schemas.openxmlformats.org/drawingml/2006/main">
+              <a:graphicData uri="http://schemas.openxmlformats.org/drawingml/2006/picture">
+                <pic:pic xmlns:pic="http://schemas.openxmlformats.org/drawingml/2006/picture">
+                  <pic:nvPicPr>
+                    <pic:cNvPr id="1744491114" name=""/>
+                    <pic:cNvPicPr/>
+                  </pic:nvPicPr>
                   <pic:blipFill>
-                    <a:blip r:embed="rId8"/>
+                    <a:blip r:embed="rId9"/>
                     <a:stretch>
                       <a:fillRect/>
                     </a:stretch>
@@ -3546,7 +3615,7 @@
                   <pic:spPr>
                     <a:xfrm>
                       <a:off x="0" y="0"/>
-                      <a:ext cx="6152515" cy="1842135"/>
+                      <a:ext cx="6602870" cy="5660382"/>
                     </a:xfrm>
                     <a:prstGeom prst="rect">
                       <a:avLst/>
@@ -3565,23 +3634,462 @@
         <w:ind w:firstLine="0"/>
         <w:jc w:val="center"/>
         <w:rPr>
+          <w:iCs/>
+          <w:szCs w:val="28"/>
           <w:lang w:val="ru-RU"/>
         </w:rPr>
       </w:pPr>
       <w:r>
         <w:rPr>
-          <w:i/>
-          <w:sz w:val="24"/>
-          <w:lang w:val="ru-RU"/>
-        </w:rPr>
-        <w:t>Рисунок 4.1 - Структура устройства «Арифметико-логическое устройство»</w:t>
+          <w:iCs/>
+          <w:szCs w:val="28"/>
+          <w:lang w:val="ru-RU"/>
+        </w:rPr>
+        <w:t>Рисунок 4.2 - Структурная схема арифметико-логического устройства</w:t>
       </w:r>
     </w:p>
     <w:p>
       <w:pPr>
-        <w:spacing w:before="120" w:line="276" w:lineRule="auto"/>
+        <w:spacing w:after="120" w:line="276" w:lineRule="auto"/>
+        <w:ind w:firstLine="0"/>
+        <w:jc w:val="center"/>
+        <w:rPr>
+          <w:iCs/>
+          <w:szCs w:val="28"/>
+          <w:lang w:val="ru-RU"/>
+        </w:rPr>
+      </w:pPr>
+    </w:p>
+    <w:p>
+      <w:pPr>
+        <w:spacing w:after="120" w:line="276" w:lineRule="auto"/>
+        <w:ind w:firstLine="0"/>
+        <w:jc w:val="center"/>
+        <w:rPr>
+          <w:b/>
+          <w:bCs/>
+          <w:iCs/>
+          <w:szCs w:val="28"/>
+          <w:lang w:val="ru-RU"/>
+        </w:rPr>
+      </w:pPr>
+      <w:r>
+        <w:rPr>
+          <w:b/>
+          <w:bCs/>
+          <w:iCs/>
+          <w:noProof/>
+          <w:szCs w:val="28"/>
+          <w:lang w:val="ru-RU"/>
+        </w:rPr>
+        <w:lastRenderedPageBreak/>
+        <w:drawing>
+          <wp:inline distT="0" distB="0" distL="0" distR="0" wp14:anchorId="3CA832DF" wp14:editId="6A811082">
+            <wp:extent cx="4130675" cy="3758917"/>
+            <wp:effectExtent l="0" t="0" r="3175" b="0"/>
+            <wp:docPr id="1466213096" name="Рисунок 1"/>
+            <wp:cNvGraphicFramePr>
+              <a:graphicFrameLocks xmlns:a="http://schemas.openxmlformats.org/drawingml/2006/main" noChangeAspect="1"/>
+            </wp:cNvGraphicFramePr>
+            <a:graphic xmlns:a="http://schemas.openxmlformats.org/drawingml/2006/main">
+              <a:graphicData uri="http://schemas.openxmlformats.org/drawingml/2006/picture">
+                <pic:pic xmlns:pic="http://schemas.openxmlformats.org/drawingml/2006/picture">
+                  <pic:nvPicPr>
+                    <pic:cNvPr id="1466213096" name=""/>
+                    <pic:cNvPicPr/>
+                  </pic:nvPicPr>
+                  <pic:blipFill>
+                    <a:blip r:embed="rId10"/>
+                    <a:stretch>
+                      <a:fillRect/>
+                    </a:stretch>
+                  </pic:blipFill>
+                  <pic:spPr>
+                    <a:xfrm>
+                      <a:off x="0" y="0"/>
+                      <a:ext cx="4144180" cy="3771206"/>
+                    </a:xfrm>
+                    <a:prstGeom prst="rect">
+                      <a:avLst/>
+                    </a:prstGeom>
+                  </pic:spPr>
+                </pic:pic>
+              </a:graphicData>
+            </a:graphic>
+          </wp:inline>
+        </w:drawing>
+      </w:r>
+    </w:p>
+    <w:p>
+      <w:pPr>
+        <w:spacing w:after="120" w:line="276" w:lineRule="auto"/>
+        <w:ind w:firstLine="0"/>
+        <w:jc w:val="center"/>
+        <w:rPr>
+          <w:iCs/>
+          <w:szCs w:val="28"/>
+          <w:lang w:val="ru-RU"/>
+        </w:rPr>
+      </w:pPr>
+      <w:r>
+        <w:rPr>
+          <w:iCs/>
+          <w:szCs w:val="28"/>
+          <w:lang w:val="ru-RU"/>
+        </w:rPr>
+        <w:t>Рисунок 4.3 - Фрагмент схемы выбора результата операции</w:t>
+      </w:r>
+    </w:p>
+    <w:p>
+      <w:pPr>
+        <w:spacing w:after="120" w:line="276" w:lineRule="auto"/>
+        <w:ind w:firstLine="0"/>
+        <w:jc w:val="center"/>
+        <w:rPr>
+          <w:b/>
+          <w:bCs/>
+          <w:iCs/>
+          <w:szCs w:val="28"/>
+          <w:lang w:val="ru-RU"/>
+        </w:rPr>
+      </w:pPr>
+    </w:p>
+    <w:p>
+      <w:pPr>
+        <w:spacing w:after="120" w:line="276" w:lineRule="auto"/>
+        <w:ind w:firstLine="0"/>
+        <w:jc w:val="center"/>
+        <w:rPr>
+          <w:b/>
+          <w:bCs/>
+          <w:iCs/>
+          <w:szCs w:val="28"/>
+          <w:lang w:val="ru-RU"/>
+        </w:rPr>
+      </w:pPr>
+      <w:r>
+        <w:rPr>
+          <w:b/>
+          <w:bCs/>
+          <w:iCs/>
+          <w:noProof/>
+          <w:szCs w:val="28"/>
+          <w:lang w:val="ru-RU"/>
+        </w:rPr>
+        <w:drawing>
+          <wp:inline distT="0" distB="0" distL="0" distR="0" wp14:anchorId="3A8179DE" wp14:editId="181346E3">
+            <wp:extent cx="4139835" cy="3311782"/>
+            <wp:effectExtent l="0" t="0" r="0" b="3175"/>
+            <wp:docPr id="965076277" name="Рисунок 1"/>
+            <wp:cNvGraphicFramePr>
+              <a:graphicFrameLocks xmlns:a="http://schemas.openxmlformats.org/drawingml/2006/main" noChangeAspect="1"/>
+            </wp:cNvGraphicFramePr>
+            <a:graphic xmlns:a="http://schemas.openxmlformats.org/drawingml/2006/main">
+              <a:graphicData uri="http://schemas.openxmlformats.org/drawingml/2006/picture">
+                <pic:pic xmlns:pic="http://schemas.openxmlformats.org/drawingml/2006/picture">
+                  <pic:nvPicPr>
+                    <pic:cNvPr id="965076277" name=""/>
+                    <pic:cNvPicPr/>
+                  </pic:nvPicPr>
+                  <pic:blipFill>
+                    <a:blip r:embed="rId11"/>
+                    <a:stretch>
+                      <a:fillRect/>
+                    </a:stretch>
+                  </pic:blipFill>
+                  <pic:spPr>
+                    <a:xfrm>
+                      <a:off x="0" y="0"/>
+                      <a:ext cx="4148616" cy="3318807"/>
+                    </a:xfrm>
+                    <a:prstGeom prst="rect">
+                      <a:avLst/>
+                    </a:prstGeom>
+                  </pic:spPr>
+                </pic:pic>
+              </a:graphicData>
+            </a:graphic>
+          </wp:inline>
+        </w:drawing>
+      </w:r>
+    </w:p>
+    <w:p>
+      <w:pPr>
+        <w:spacing w:after="120" w:line="276" w:lineRule="auto"/>
+        <w:ind w:firstLine="0"/>
+        <w:jc w:val="center"/>
+        <w:rPr>
+          <w:iCs/>
+          <w:szCs w:val="28"/>
+          <w:lang w:val="ru-RU"/>
+        </w:rPr>
+      </w:pPr>
+      <w:r>
+        <w:rPr>
+          <w:iCs/>
+          <w:szCs w:val="28"/>
+          <w:lang w:val="ru-RU"/>
+        </w:rPr>
+        <w:t>Рисунок 4.4 - Блок дешифрации кода операции и формирования управляющих сигналов</w:t>
+      </w:r>
+    </w:p>
+    <w:p>
+      <w:pPr>
+        <w:spacing w:after="120" w:line="276" w:lineRule="auto"/>
+        <w:ind w:firstLine="0"/>
+        <w:jc w:val="center"/>
+        <w:rPr>
+          <w:b/>
+          <w:bCs/>
+          <w:iCs/>
+          <w:szCs w:val="28"/>
+          <w:lang w:val="ru-RU"/>
+        </w:rPr>
+      </w:pPr>
+      <w:r>
+        <w:rPr>
+          <w:b/>
+          <w:bCs/>
+          <w:iCs/>
+          <w:noProof/>
+          <w:szCs w:val="28"/>
+          <w:lang w:val="ru-RU"/>
+        </w:rPr>
+        <w:lastRenderedPageBreak/>
+        <w:drawing>
+          <wp:inline distT="0" distB="0" distL="0" distR="0" wp14:anchorId="0220B136" wp14:editId="0BAA076F">
+            <wp:extent cx="6152515" cy="3117850"/>
+            <wp:effectExtent l="0" t="0" r="635" b="6350"/>
+            <wp:docPr id="2125817031" name="Рисунок 1"/>
+            <wp:cNvGraphicFramePr>
+              <a:graphicFrameLocks xmlns:a="http://schemas.openxmlformats.org/drawingml/2006/main" noChangeAspect="1"/>
+            </wp:cNvGraphicFramePr>
+            <a:graphic xmlns:a="http://schemas.openxmlformats.org/drawingml/2006/main">
+              <a:graphicData uri="http://schemas.openxmlformats.org/drawingml/2006/picture">
+                <pic:pic xmlns:pic="http://schemas.openxmlformats.org/drawingml/2006/picture">
+                  <pic:nvPicPr>
+                    <pic:cNvPr id="2125817031" name=""/>
+                    <pic:cNvPicPr/>
+                  </pic:nvPicPr>
+                  <pic:blipFill>
+                    <a:blip r:embed="rId12"/>
+                    <a:stretch>
+                      <a:fillRect/>
+                    </a:stretch>
+                  </pic:blipFill>
+                  <pic:spPr>
+                    <a:xfrm>
+                      <a:off x="0" y="0"/>
+                      <a:ext cx="6152515" cy="3117850"/>
+                    </a:xfrm>
+                    <a:prstGeom prst="rect">
+                      <a:avLst/>
+                    </a:prstGeom>
+                  </pic:spPr>
+                </pic:pic>
+              </a:graphicData>
+            </a:graphic>
+          </wp:inline>
+        </w:drawing>
+      </w:r>
+    </w:p>
+    <w:p>
+      <w:pPr>
+        <w:spacing w:after="120" w:line="276" w:lineRule="auto"/>
+        <w:ind w:firstLine="0"/>
+        <w:jc w:val="center"/>
+        <w:rPr>
+          <w:iCs/>
+          <w:szCs w:val="28"/>
+          <w:lang w:val="ru-RU"/>
+        </w:rPr>
+      </w:pPr>
+      <w:r>
+        <w:rPr>
+          <w:iCs/>
+          <w:szCs w:val="28"/>
+          <w:lang w:val="ru-RU"/>
+        </w:rPr>
+        <w:t>Рисунок 4.5 - Блок сравнения операндов CMP</w:t>
+      </w:r>
+    </w:p>
+    <w:p>
+      <w:pPr>
+        <w:spacing w:after="120" w:line="276" w:lineRule="auto"/>
+        <w:ind w:firstLine="0"/>
+        <w:jc w:val="center"/>
+        <w:rPr>
+          <w:iCs/>
+          <w:szCs w:val="28"/>
+          <w:lang w:val="ru-RU"/>
+        </w:rPr>
+      </w:pPr>
+    </w:p>
+    <w:p>
+      <w:pPr>
+        <w:spacing w:after="120" w:line="276" w:lineRule="auto"/>
+        <w:ind w:firstLine="0"/>
+        <w:jc w:val="center"/>
+        <w:rPr>
+          <w:b/>
+          <w:bCs/>
+          <w:iCs/>
+          <w:szCs w:val="28"/>
+          <w:lang w:val="ru-RU"/>
+        </w:rPr>
+      </w:pPr>
+      <w:r>
+        <w:rPr>
+          <w:b/>
+          <w:bCs/>
+          <w:iCs/>
+          <w:noProof/>
+          <w:szCs w:val="28"/>
+          <w:lang w:val="ru-RU"/>
+        </w:rPr>
+        <w:drawing>
+          <wp:inline distT="0" distB="0" distL="0" distR="0" wp14:anchorId="592CF0DD" wp14:editId="2C21358A">
+            <wp:extent cx="5258534" cy="2410161"/>
+            <wp:effectExtent l="0" t="0" r="0" b="9525"/>
+            <wp:docPr id="359847639" name="Рисунок 1"/>
+            <wp:cNvGraphicFramePr>
+              <a:graphicFrameLocks xmlns:a="http://schemas.openxmlformats.org/drawingml/2006/main" noChangeAspect="1"/>
+            </wp:cNvGraphicFramePr>
+            <a:graphic xmlns:a="http://schemas.openxmlformats.org/drawingml/2006/main">
+              <a:graphicData uri="http://schemas.openxmlformats.org/drawingml/2006/picture">
+                <pic:pic xmlns:pic="http://schemas.openxmlformats.org/drawingml/2006/picture">
+                  <pic:nvPicPr>
+                    <pic:cNvPr id="359847639" name=""/>
+                    <pic:cNvPicPr/>
+                  </pic:nvPicPr>
+                  <pic:blipFill>
+                    <a:blip r:embed="rId13"/>
+                    <a:stretch>
+                      <a:fillRect/>
+                    </a:stretch>
+                  </pic:blipFill>
+                  <pic:spPr>
+                    <a:xfrm>
+                      <a:off x="0" y="0"/>
+                      <a:ext cx="5258534" cy="2410161"/>
+                    </a:xfrm>
+                    <a:prstGeom prst="rect">
+                      <a:avLst/>
+                    </a:prstGeom>
+                  </pic:spPr>
+                </pic:pic>
+              </a:graphicData>
+            </a:graphic>
+          </wp:inline>
+        </w:drawing>
+      </w:r>
+    </w:p>
+    <w:p>
+      <w:pPr>
+        <w:spacing w:after="120" w:line="276" w:lineRule="auto"/>
+        <w:ind w:firstLine="0"/>
+        <w:jc w:val="center"/>
+        <w:rPr>
+          <w:iCs/>
+          <w:szCs w:val="28"/>
+          <w:lang w:val="ru-RU"/>
+        </w:rPr>
+      </w:pPr>
+      <w:r>
+        <w:rPr>
+          <w:iCs/>
+          <w:szCs w:val="28"/>
+          <w:lang w:val="ru-RU"/>
+        </w:rPr>
+        <w:t>Рисунок 4.6 - Блок формирования признаков результата</w:t>
+      </w:r>
+    </w:p>
+    <w:p>
+      <w:pPr>
+        <w:spacing w:after="120" w:line="276" w:lineRule="auto"/>
+        <w:ind w:firstLine="0"/>
+        <w:jc w:val="center"/>
+        <w:rPr>
+          <w:b/>
+          <w:bCs/>
+          <w:iCs/>
+          <w:szCs w:val="28"/>
+          <w:lang w:val="ru-RU"/>
+        </w:rPr>
+      </w:pPr>
+      <w:r>
+        <w:rPr>
+          <w:b/>
+          <w:bCs/>
+          <w:iCs/>
+          <w:noProof/>
+          <w:szCs w:val="28"/>
+          <w:lang w:val="ru-RU"/>
+        </w:rPr>
+        <w:lastRenderedPageBreak/>
+        <w:drawing>
+          <wp:inline distT="0" distB="0" distL="0" distR="0" wp14:anchorId="4F141C3A" wp14:editId="5B7AB70B">
+            <wp:extent cx="4175760" cy="7821387"/>
+            <wp:effectExtent l="0" t="0" r="0" b="8255"/>
+            <wp:docPr id="1122063694" name="Рисунок 1"/>
+            <wp:cNvGraphicFramePr>
+              <a:graphicFrameLocks xmlns:a="http://schemas.openxmlformats.org/drawingml/2006/main" noChangeAspect="1"/>
+            </wp:cNvGraphicFramePr>
+            <a:graphic xmlns:a="http://schemas.openxmlformats.org/drawingml/2006/main">
+              <a:graphicData uri="http://schemas.openxmlformats.org/drawingml/2006/picture">
+                <pic:pic xmlns:pic="http://schemas.openxmlformats.org/drawingml/2006/picture">
+                  <pic:nvPicPr>
+                    <pic:cNvPr id="1122063694" name=""/>
+                    <pic:cNvPicPr/>
+                  </pic:nvPicPr>
+                  <pic:blipFill>
+                    <a:blip r:embed="rId14"/>
+                    <a:stretch>
+                      <a:fillRect/>
+                    </a:stretch>
+                  </pic:blipFill>
+                  <pic:spPr>
+                    <a:xfrm>
+                      <a:off x="0" y="0"/>
+                      <a:ext cx="4179423" cy="7828247"/>
+                    </a:xfrm>
+                    <a:prstGeom prst="rect">
+                      <a:avLst/>
+                    </a:prstGeom>
+                  </pic:spPr>
+                </pic:pic>
+              </a:graphicData>
+            </a:graphic>
+          </wp:inline>
+        </w:drawing>
+      </w:r>
+    </w:p>
+    <w:p>
+      <w:pPr>
+        <w:spacing w:after="120" w:line="276" w:lineRule="auto"/>
+        <w:ind w:firstLine="0"/>
+        <w:jc w:val="center"/>
+        <w:rPr>
+          <w:iCs/>
+          <w:szCs w:val="28"/>
+          <w:lang w:val="ru-RU"/>
+        </w:rPr>
+      </w:pPr>
+      <w:r>
+        <w:rPr>
+          <w:iCs/>
+          <w:szCs w:val="28"/>
+          <w:lang w:val="ru-RU"/>
+        </w:rPr>
+        <w:t>Рисунок 4.7 - Блок арифметического сдвига вправо SRA</w:t>
+      </w:r>
+    </w:p>
+    <w:p>
+      <w:pPr>
+        <w:spacing w:line="276" w:lineRule="auto"/>
         <w:jc w:val="left"/>
         <w:rPr>
+          <w:b/>
           <w:lang w:val="ru-RU"/>
         </w:rPr>
       </w:pPr>
@@ -3590,12 +4098,22 @@
           <w:b/>
           <w:lang w:val="ru-RU"/>
         </w:rPr>
+        <w:lastRenderedPageBreak/>
         <w:t>4.2 Входные и выходные сигналы</w:t>
       </w:r>
     </w:p>
     <w:p>
       <w:pPr>
         <w:spacing w:line="276" w:lineRule="auto"/>
+        <w:jc w:val="left"/>
+        <w:rPr>
+          <w:lang w:val="ru-RU"/>
+        </w:rPr>
+      </w:pPr>
+    </w:p>
+    <w:p>
+      <w:pPr>
+        <w:spacing w:line="276" w:lineRule="auto"/>
         <w:rPr>
           <w:lang w:val="ru-RU"/>
         </w:rPr>
@@ -3604,25 +4122,1266 @@
         <w:rPr>
           <w:lang w:val="ru-RU"/>
         </w:rPr>
-        <w:t xml:space="preserve">В таблице приведены основные точки наблюдения верхнего уровня. Эти же имена отображаются на схеме </w:t>
+        <w:t>В таблице приведены основные точки наблюдения верхнего уровня. Эти имена используются при снятии временных диаграмм и позволяют связать результаты моделирования с входами и выходами устройства.</w:t>
       </w:r>
+    </w:p>
+    <w:p>
+      <w:pPr>
+        <w:spacing w:line="276" w:lineRule="auto"/>
+        <w:ind w:firstLine="0"/>
+        <w:rPr>
+          <w:lang w:val="ru-RU"/>
+        </w:rPr>
+      </w:pPr>
       <w:r>
-        <w:t>RTL</w:t>
+        <w:rPr>
+          <w:rFonts w:cs="Times New Roman"/>
+          <w:szCs w:val="28"/>
+          <w:lang w:val="ru-RU"/>
+        </w:rPr>
+        <w:t>Таблица 3 – Входные и выходные сигналы АЛУ</w:t>
       </w:r>
+    </w:p>
+    <w:tbl>
+      <w:tblPr>
+        <w:tblStyle w:val="aff0"/>
+        <w:tblW w:w="0" w:type="auto"/>
+        <w:jc w:val="center"/>
+        <w:tblLayout w:type="fixed"/>
+        <w:tblLook w:val="04A0" w:firstRow="1" w:lastRow="0" w:firstColumn="1" w:lastColumn="0" w:noHBand="0" w:noVBand="1"/>
+      </w:tblPr>
+      <w:tblGrid>
+        <w:gridCol w:w="2967"/>
+        <w:gridCol w:w="992"/>
+        <w:gridCol w:w="1199"/>
+        <w:gridCol w:w="4510"/>
+      </w:tblGrid>
+      <w:tr>
+        <w:trPr>
+          <w:jc w:val="center"/>
+        </w:trPr>
+        <w:tc>
+          <w:tcPr>
+            <w:tcW w:w="2967" w:type="dxa"/>
+            <w:shd w:val="clear" w:color="auto" w:fill="FFFFFF"/>
+            <w:vAlign w:val="center"/>
+          </w:tcPr>
+          <w:p>
+            <w:pPr>
+              <w:spacing w:line="276" w:lineRule="auto"/>
+              <w:ind w:firstLine="0"/>
+              <w:jc w:val="center"/>
+            </w:pPr>
+            <w:proofErr w:type="spellStart"/>
+            <w:r>
+              <w:rPr>
+                <w:rFonts w:cs="Times New Roman"/>
+                <w:b/>
+                <w:szCs w:val="28"/>
+              </w:rPr>
+              <w:t>Сигнал</w:t>
+            </w:r>
+            <w:proofErr w:type="spellEnd"/>
+          </w:p>
+        </w:tc>
+        <w:tc>
+          <w:tcPr>
+            <w:tcW w:w="992" w:type="dxa"/>
+            <w:shd w:val="clear" w:color="auto" w:fill="FFFFFF"/>
+            <w:vAlign w:val="center"/>
+          </w:tcPr>
+          <w:p>
+            <w:pPr>
+              <w:spacing w:line="276" w:lineRule="auto"/>
+              <w:ind w:firstLine="0"/>
+              <w:jc w:val="center"/>
+            </w:pPr>
+            <w:proofErr w:type="spellStart"/>
+            <w:r>
+              <w:rPr>
+                <w:rFonts w:cs="Times New Roman"/>
+                <w:b/>
+                <w:szCs w:val="28"/>
+              </w:rPr>
+              <w:t>Направление</w:t>
+            </w:r>
+            <w:proofErr w:type="spellEnd"/>
+          </w:p>
+        </w:tc>
+        <w:tc>
+          <w:tcPr>
+            <w:tcW w:w="1199" w:type="dxa"/>
+            <w:shd w:val="clear" w:color="auto" w:fill="FFFFFF"/>
+            <w:vAlign w:val="center"/>
+          </w:tcPr>
+          <w:p>
+            <w:pPr>
+              <w:spacing w:line="276" w:lineRule="auto"/>
+              <w:ind w:firstLine="0"/>
+              <w:jc w:val="center"/>
+            </w:pPr>
+            <w:proofErr w:type="spellStart"/>
+            <w:r>
+              <w:rPr>
+                <w:rFonts w:cs="Times New Roman"/>
+                <w:b/>
+                <w:szCs w:val="28"/>
+              </w:rPr>
+              <w:t>Разрядность</w:t>
+            </w:r>
+            <w:proofErr w:type="spellEnd"/>
+          </w:p>
+        </w:tc>
+        <w:tc>
+          <w:tcPr>
+            <w:tcW w:w="4510" w:type="dxa"/>
+            <w:shd w:val="clear" w:color="auto" w:fill="FFFFFF"/>
+            <w:vAlign w:val="center"/>
+          </w:tcPr>
+          <w:p>
+            <w:pPr>
+              <w:spacing w:line="276" w:lineRule="auto"/>
+              <w:ind w:firstLine="0"/>
+              <w:jc w:val="center"/>
+            </w:pPr>
+            <w:proofErr w:type="spellStart"/>
+            <w:r>
+              <w:rPr>
+                <w:rFonts w:cs="Times New Roman"/>
+                <w:b/>
+                <w:szCs w:val="28"/>
+              </w:rPr>
+              <w:t>Назначение</w:t>
+            </w:r>
+            <w:proofErr w:type="spellEnd"/>
+          </w:p>
+        </w:tc>
+      </w:tr>
+      <w:tr>
+        <w:trPr>
+          <w:jc w:val="center"/>
+        </w:trPr>
+        <w:tc>
+          <w:tcPr>
+            <w:tcW w:w="2967" w:type="dxa"/>
+            <w:shd w:val="clear" w:color="auto" w:fill="FFFFFF"/>
+            <w:vAlign w:val="center"/>
+          </w:tcPr>
+          <w:p>
+            <w:pPr>
+              <w:spacing w:line="276" w:lineRule="auto"/>
+              <w:ind w:firstLine="0"/>
+              <w:jc w:val="left"/>
+            </w:pPr>
+            <w:proofErr w:type="spellStart"/>
+            <w:r>
+              <w:rPr>
+                <w:rFonts w:cs="Times New Roman"/>
+                <w:szCs w:val="28"/>
+              </w:rPr>
+              <w:t>cmd_opcode_alu_operation_i</w:t>
+            </w:r>
+            <w:proofErr w:type="spellEnd"/>
+          </w:p>
+        </w:tc>
+        <w:tc>
+          <w:tcPr>
+            <w:tcW w:w="992" w:type="dxa"/>
+            <w:shd w:val="clear" w:color="auto" w:fill="FFFFFF"/>
+            <w:vAlign w:val="center"/>
+          </w:tcPr>
+          <w:p>
+            <w:pPr>
+              <w:spacing w:line="276" w:lineRule="auto"/>
+              <w:ind w:firstLine="0"/>
+              <w:jc w:val="center"/>
+            </w:pPr>
+            <w:r>
+              <w:rPr>
+                <w:rFonts w:cs="Times New Roman"/>
+                <w:szCs w:val="28"/>
+              </w:rPr>
+              <w:t>in</w:t>
+            </w:r>
+          </w:p>
+        </w:tc>
+        <w:tc>
+          <w:tcPr>
+            <w:tcW w:w="1199" w:type="dxa"/>
+            <w:shd w:val="clear" w:color="auto" w:fill="FFFFFF"/>
+            <w:vAlign w:val="center"/>
+          </w:tcPr>
+          <w:p>
+            <w:pPr>
+              <w:spacing w:line="276" w:lineRule="auto"/>
+              <w:ind w:firstLine="0"/>
+              <w:jc w:val="center"/>
+            </w:pPr>
+            <w:r>
+              <w:rPr>
+                <w:rFonts w:cs="Times New Roman"/>
+                <w:szCs w:val="28"/>
+              </w:rPr>
+              <w:t>8</w:t>
+            </w:r>
+          </w:p>
+        </w:tc>
+        <w:tc>
+          <w:tcPr>
+            <w:tcW w:w="4510" w:type="dxa"/>
+            <w:shd w:val="clear" w:color="auto" w:fill="FFFFFF"/>
+            <w:vAlign w:val="center"/>
+          </w:tcPr>
+          <w:p>
+            <w:pPr>
+              <w:spacing w:line="276" w:lineRule="auto"/>
+              <w:ind w:firstLine="0"/>
+              <w:jc w:val="left"/>
+              <w:rPr>
+                <w:lang w:val="ru-RU"/>
+              </w:rPr>
+            </w:pPr>
+            <w:r>
+              <w:rPr>
+                <w:rFonts w:cs="Times New Roman"/>
+                <w:szCs w:val="28"/>
+                <w:lang w:val="ru-RU"/>
+              </w:rPr>
+              <w:t>Код операции: 03h соответствует CMP, 04h - NOR, 05h - SRA.</w:t>
+            </w:r>
+          </w:p>
+        </w:tc>
+      </w:tr>
+      <w:tr>
+        <w:trPr>
+          <w:jc w:val="center"/>
+        </w:trPr>
+        <w:tc>
+          <w:tcPr>
+            <w:tcW w:w="2967" w:type="dxa"/>
+            <w:shd w:val="clear" w:color="auto" w:fill="FFFFFF"/>
+            <w:vAlign w:val="center"/>
+          </w:tcPr>
+          <w:p>
+            <w:pPr>
+              <w:spacing w:line="276" w:lineRule="auto"/>
+              <w:ind w:firstLine="0"/>
+              <w:jc w:val="left"/>
+            </w:pPr>
+            <w:proofErr w:type="spellStart"/>
+            <w:r>
+              <w:rPr>
+                <w:rFonts w:cs="Times New Roman"/>
+                <w:szCs w:val="28"/>
+              </w:rPr>
+              <w:t>operand_a_from_register_i</w:t>
+            </w:r>
+            <w:proofErr w:type="spellEnd"/>
+          </w:p>
+        </w:tc>
+        <w:tc>
+          <w:tcPr>
+            <w:tcW w:w="992" w:type="dxa"/>
+            <w:shd w:val="clear" w:color="auto" w:fill="FFFFFF"/>
+            <w:vAlign w:val="center"/>
+          </w:tcPr>
+          <w:p>
+            <w:pPr>
+              <w:spacing w:line="276" w:lineRule="auto"/>
+              <w:ind w:firstLine="0"/>
+              <w:jc w:val="center"/>
+            </w:pPr>
+            <w:r>
+              <w:rPr>
+                <w:rFonts w:cs="Times New Roman"/>
+                <w:szCs w:val="28"/>
+              </w:rPr>
+              <w:t>in</w:t>
+            </w:r>
+          </w:p>
+        </w:tc>
+        <w:tc>
+          <w:tcPr>
+            <w:tcW w:w="1199" w:type="dxa"/>
+            <w:shd w:val="clear" w:color="auto" w:fill="FFFFFF"/>
+            <w:vAlign w:val="center"/>
+          </w:tcPr>
+          <w:p>
+            <w:pPr>
+              <w:spacing w:line="276" w:lineRule="auto"/>
+              <w:ind w:firstLine="0"/>
+              <w:jc w:val="center"/>
+            </w:pPr>
+            <w:r>
+              <w:rPr>
+                <w:rFonts w:cs="Times New Roman"/>
+                <w:szCs w:val="28"/>
+              </w:rPr>
+              <w:t>16</w:t>
+            </w:r>
+          </w:p>
+        </w:tc>
+        <w:tc>
+          <w:tcPr>
+            <w:tcW w:w="4510" w:type="dxa"/>
+            <w:shd w:val="clear" w:color="auto" w:fill="FFFFFF"/>
+            <w:vAlign w:val="center"/>
+          </w:tcPr>
+          <w:p>
+            <w:pPr>
+              <w:spacing w:line="276" w:lineRule="auto"/>
+              <w:ind w:firstLine="0"/>
+              <w:jc w:val="left"/>
+              <w:rPr>
+                <w:lang w:val="ru-RU"/>
+              </w:rPr>
+            </w:pPr>
+            <w:r>
+              <w:rPr>
+                <w:rFonts w:cs="Times New Roman"/>
+                <w:szCs w:val="28"/>
+                <w:lang w:val="ru-RU"/>
+              </w:rPr>
+              <w:t>Первый операнд A, поступающий из регистра общего назначения.</w:t>
+            </w:r>
+          </w:p>
+        </w:tc>
+      </w:tr>
+      <w:tr>
+        <w:trPr>
+          <w:jc w:val="center"/>
+        </w:trPr>
+        <w:tc>
+          <w:tcPr>
+            <w:tcW w:w="2967" w:type="dxa"/>
+            <w:shd w:val="clear" w:color="auto" w:fill="FFFFFF"/>
+            <w:vAlign w:val="center"/>
+          </w:tcPr>
+          <w:p>
+            <w:pPr>
+              <w:spacing w:line="276" w:lineRule="auto"/>
+              <w:ind w:firstLine="0"/>
+              <w:jc w:val="left"/>
+            </w:pPr>
+            <w:proofErr w:type="spellStart"/>
+            <w:r>
+              <w:rPr>
+                <w:rFonts w:cs="Times New Roman"/>
+                <w:szCs w:val="28"/>
+              </w:rPr>
+              <w:t>operand_b_from_memory_or_reg_i</w:t>
+            </w:r>
+            <w:proofErr w:type="spellEnd"/>
+          </w:p>
+        </w:tc>
+        <w:tc>
+          <w:tcPr>
+            <w:tcW w:w="992" w:type="dxa"/>
+            <w:shd w:val="clear" w:color="auto" w:fill="FFFFFF"/>
+            <w:vAlign w:val="center"/>
+          </w:tcPr>
+          <w:p>
+            <w:pPr>
+              <w:spacing w:line="276" w:lineRule="auto"/>
+              <w:ind w:firstLine="0"/>
+              <w:jc w:val="center"/>
+            </w:pPr>
+            <w:r>
+              <w:rPr>
+                <w:rFonts w:cs="Times New Roman"/>
+                <w:szCs w:val="28"/>
+              </w:rPr>
+              <w:t>in</w:t>
+            </w:r>
+          </w:p>
+        </w:tc>
+        <w:tc>
+          <w:tcPr>
+            <w:tcW w:w="1199" w:type="dxa"/>
+            <w:shd w:val="clear" w:color="auto" w:fill="FFFFFF"/>
+            <w:vAlign w:val="center"/>
+          </w:tcPr>
+          <w:p>
+            <w:pPr>
+              <w:spacing w:line="276" w:lineRule="auto"/>
+              <w:ind w:firstLine="0"/>
+              <w:jc w:val="center"/>
+            </w:pPr>
+            <w:r>
+              <w:rPr>
+                <w:rFonts w:cs="Times New Roman"/>
+                <w:szCs w:val="28"/>
+              </w:rPr>
+              <w:t>16</w:t>
+            </w:r>
+          </w:p>
+        </w:tc>
+        <w:tc>
+          <w:tcPr>
+            <w:tcW w:w="4510" w:type="dxa"/>
+            <w:shd w:val="clear" w:color="auto" w:fill="FFFFFF"/>
+            <w:vAlign w:val="center"/>
+          </w:tcPr>
+          <w:p>
+            <w:pPr>
+              <w:spacing w:line="276" w:lineRule="auto"/>
+              <w:ind w:firstLine="0"/>
+              <w:jc w:val="left"/>
+              <w:rPr>
+                <w:lang w:val="ru-RU"/>
+              </w:rPr>
+            </w:pPr>
+            <w:r>
+              <w:rPr>
+                <w:rFonts w:cs="Times New Roman"/>
+                <w:szCs w:val="28"/>
+                <w:lang w:val="ru-RU"/>
+              </w:rPr>
+              <w:t>Второй операнд B для операций CMP и NOR. Для SRA значение не используется.</w:t>
+            </w:r>
+          </w:p>
+        </w:tc>
+      </w:tr>
+      <w:tr>
+        <w:trPr>
+          <w:jc w:val="center"/>
+        </w:trPr>
+        <w:tc>
+          <w:tcPr>
+            <w:tcW w:w="2967" w:type="dxa"/>
+            <w:shd w:val="clear" w:color="auto" w:fill="FFFFFF"/>
+            <w:vAlign w:val="center"/>
+          </w:tcPr>
+          <w:p>
+            <w:pPr>
+              <w:spacing w:line="276" w:lineRule="auto"/>
+              <w:ind w:firstLine="0"/>
+              <w:jc w:val="left"/>
+            </w:pPr>
+            <w:proofErr w:type="spellStart"/>
+            <w:r>
+              <w:rPr>
+                <w:rFonts w:cs="Times New Roman"/>
+                <w:szCs w:val="28"/>
+              </w:rPr>
+              <w:t>result_y_to_register_file_o</w:t>
+            </w:r>
+            <w:proofErr w:type="spellEnd"/>
+          </w:p>
+        </w:tc>
+        <w:tc>
+          <w:tcPr>
+            <w:tcW w:w="992" w:type="dxa"/>
+            <w:shd w:val="clear" w:color="auto" w:fill="FFFFFF"/>
+            <w:vAlign w:val="center"/>
+          </w:tcPr>
+          <w:p>
+            <w:pPr>
+              <w:spacing w:line="276" w:lineRule="auto"/>
+              <w:ind w:firstLine="0"/>
+              <w:jc w:val="center"/>
+            </w:pPr>
+            <w:r>
+              <w:rPr>
+                <w:rFonts w:cs="Times New Roman"/>
+                <w:szCs w:val="28"/>
+              </w:rPr>
+              <w:t>out</w:t>
+            </w:r>
+          </w:p>
+        </w:tc>
+        <w:tc>
+          <w:tcPr>
+            <w:tcW w:w="1199" w:type="dxa"/>
+            <w:shd w:val="clear" w:color="auto" w:fill="FFFFFF"/>
+            <w:vAlign w:val="center"/>
+          </w:tcPr>
+          <w:p>
+            <w:pPr>
+              <w:spacing w:line="276" w:lineRule="auto"/>
+              <w:ind w:firstLine="0"/>
+              <w:jc w:val="center"/>
+            </w:pPr>
+            <w:r>
+              <w:rPr>
+                <w:rFonts w:cs="Times New Roman"/>
+                <w:szCs w:val="28"/>
+              </w:rPr>
+              <w:t>16</w:t>
+            </w:r>
+          </w:p>
+        </w:tc>
+        <w:tc>
+          <w:tcPr>
+            <w:tcW w:w="4510" w:type="dxa"/>
+            <w:shd w:val="clear" w:color="auto" w:fill="FFFFFF"/>
+            <w:vAlign w:val="center"/>
+          </w:tcPr>
+          <w:p>
+            <w:pPr>
+              <w:spacing w:line="276" w:lineRule="auto"/>
+              <w:ind w:firstLine="0"/>
+              <w:jc w:val="left"/>
+              <w:rPr>
+                <w:lang w:val="ru-RU"/>
+              </w:rPr>
+            </w:pPr>
+            <w:r>
+              <w:rPr>
+                <w:rFonts w:cs="Times New Roman"/>
+                <w:szCs w:val="28"/>
+                <w:lang w:val="ru-RU"/>
+              </w:rPr>
+              <w:t>Результат выбранной операции, передаваемый в регистровый файл или общий тракт данных.</w:t>
+            </w:r>
+          </w:p>
+        </w:tc>
+      </w:tr>
+      <w:tr>
+        <w:trPr>
+          <w:jc w:val="center"/>
+        </w:trPr>
+        <w:tc>
+          <w:tcPr>
+            <w:tcW w:w="2967" w:type="dxa"/>
+            <w:shd w:val="clear" w:color="auto" w:fill="FFFFFF"/>
+            <w:vAlign w:val="center"/>
+          </w:tcPr>
+          <w:p>
+            <w:pPr>
+              <w:spacing w:line="276" w:lineRule="auto"/>
+              <w:ind w:firstLine="0"/>
+              <w:jc w:val="left"/>
+            </w:pPr>
+            <w:proofErr w:type="spellStart"/>
+            <w:r>
+              <w:rPr>
+                <w:rFonts w:cs="Times New Roman"/>
+                <w:szCs w:val="28"/>
+              </w:rPr>
+              <w:t>flag_z_zero_result_o</w:t>
+            </w:r>
+            <w:proofErr w:type="spellEnd"/>
+          </w:p>
+        </w:tc>
+        <w:tc>
+          <w:tcPr>
+            <w:tcW w:w="992" w:type="dxa"/>
+            <w:shd w:val="clear" w:color="auto" w:fill="FFFFFF"/>
+            <w:vAlign w:val="center"/>
+          </w:tcPr>
+          <w:p>
+            <w:pPr>
+              <w:spacing w:line="276" w:lineRule="auto"/>
+              <w:ind w:firstLine="0"/>
+              <w:jc w:val="center"/>
+            </w:pPr>
+            <w:r>
+              <w:rPr>
+                <w:rFonts w:cs="Times New Roman"/>
+                <w:szCs w:val="28"/>
+              </w:rPr>
+              <w:t>out</w:t>
+            </w:r>
+          </w:p>
+        </w:tc>
+        <w:tc>
+          <w:tcPr>
+            <w:tcW w:w="1199" w:type="dxa"/>
+            <w:shd w:val="clear" w:color="auto" w:fill="FFFFFF"/>
+            <w:vAlign w:val="center"/>
+          </w:tcPr>
+          <w:p>
+            <w:pPr>
+              <w:spacing w:line="276" w:lineRule="auto"/>
+              <w:ind w:firstLine="0"/>
+              <w:jc w:val="center"/>
+            </w:pPr>
+            <w:r>
+              <w:rPr>
+                <w:rFonts w:cs="Times New Roman"/>
+                <w:szCs w:val="28"/>
+              </w:rPr>
+              <w:t>1</w:t>
+            </w:r>
+          </w:p>
+        </w:tc>
+        <w:tc>
+          <w:tcPr>
+            <w:tcW w:w="4510" w:type="dxa"/>
+            <w:shd w:val="clear" w:color="auto" w:fill="FFFFFF"/>
+            <w:vAlign w:val="center"/>
+          </w:tcPr>
+          <w:p>
+            <w:pPr>
+              <w:spacing w:line="276" w:lineRule="auto"/>
+              <w:ind w:firstLine="0"/>
+              <w:jc w:val="left"/>
+              <w:rPr>
+                <w:lang w:val="ru-RU"/>
+              </w:rPr>
+            </w:pPr>
+            <w:r>
+              <w:rPr>
+                <w:rFonts w:cs="Times New Roman"/>
+                <w:szCs w:val="28"/>
+                <w:lang w:val="ru-RU"/>
+              </w:rPr>
+              <w:t>Признак нулевого результата; при CMP также показывает равенство операндов.</w:t>
+            </w:r>
+          </w:p>
+        </w:tc>
+      </w:tr>
+      <w:tr>
+        <w:trPr>
+          <w:jc w:val="center"/>
+        </w:trPr>
+        <w:tc>
+          <w:tcPr>
+            <w:tcW w:w="2967" w:type="dxa"/>
+            <w:shd w:val="clear" w:color="auto" w:fill="FFFFFF"/>
+            <w:vAlign w:val="center"/>
+          </w:tcPr>
+          <w:p>
+            <w:pPr>
+              <w:spacing w:line="276" w:lineRule="auto"/>
+              <w:ind w:firstLine="0"/>
+              <w:jc w:val="left"/>
+            </w:pPr>
+            <w:proofErr w:type="spellStart"/>
+            <w:r>
+              <w:rPr>
+                <w:rFonts w:cs="Times New Roman"/>
+                <w:szCs w:val="28"/>
+              </w:rPr>
+              <w:t>flag_s_negative_result_o</w:t>
+            </w:r>
+            <w:proofErr w:type="spellEnd"/>
+          </w:p>
+        </w:tc>
+        <w:tc>
+          <w:tcPr>
+            <w:tcW w:w="992" w:type="dxa"/>
+            <w:shd w:val="clear" w:color="auto" w:fill="FFFFFF"/>
+            <w:vAlign w:val="center"/>
+          </w:tcPr>
+          <w:p>
+            <w:pPr>
+              <w:spacing w:line="276" w:lineRule="auto"/>
+              <w:ind w:firstLine="0"/>
+              <w:jc w:val="center"/>
+            </w:pPr>
+            <w:r>
+              <w:rPr>
+                <w:rFonts w:cs="Times New Roman"/>
+                <w:szCs w:val="28"/>
+              </w:rPr>
+              <w:t>out</w:t>
+            </w:r>
+          </w:p>
+        </w:tc>
+        <w:tc>
+          <w:tcPr>
+            <w:tcW w:w="1199" w:type="dxa"/>
+            <w:shd w:val="clear" w:color="auto" w:fill="FFFFFF"/>
+            <w:vAlign w:val="center"/>
+          </w:tcPr>
+          <w:p>
+            <w:pPr>
+              <w:spacing w:line="276" w:lineRule="auto"/>
+              <w:ind w:firstLine="0"/>
+              <w:jc w:val="center"/>
+            </w:pPr>
+            <w:r>
+              <w:rPr>
+                <w:rFonts w:cs="Times New Roman"/>
+                <w:szCs w:val="28"/>
+              </w:rPr>
+              <w:t>1</w:t>
+            </w:r>
+          </w:p>
+        </w:tc>
+        <w:tc>
+          <w:tcPr>
+            <w:tcW w:w="4510" w:type="dxa"/>
+            <w:shd w:val="clear" w:color="auto" w:fill="FFFFFF"/>
+            <w:vAlign w:val="center"/>
+          </w:tcPr>
+          <w:p>
+            <w:pPr>
+              <w:spacing w:line="276" w:lineRule="auto"/>
+              <w:ind w:firstLine="0"/>
+              <w:jc w:val="left"/>
+              <w:rPr>
+                <w:lang w:val="ru-RU"/>
+              </w:rPr>
+            </w:pPr>
+            <w:r>
+              <w:rPr>
+                <w:rFonts w:cs="Times New Roman"/>
+                <w:szCs w:val="28"/>
+                <w:lang w:val="ru-RU"/>
+              </w:rPr>
+              <w:t xml:space="preserve">Признак отрицательного результата, равный старшему биту </w:t>
+            </w:r>
+            <w:r>
+              <w:rPr>
+                <w:rFonts w:cs="Times New Roman"/>
+                <w:szCs w:val="28"/>
+              </w:rPr>
+              <w:t>Y</w:t>
+            </w:r>
+            <w:r>
+              <w:rPr>
+                <w:rFonts w:cs="Times New Roman"/>
+                <w:szCs w:val="28"/>
+                <w:lang w:val="ru-RU"/>
+              </w:rPr>
+              <w:t>.</w:t>
+            </w:r>
+          </w:p>
+        </w:tc>
+      </w:tr>
+      <w:tr>
+        <w:trPr>
+          <w:jc w:val="center"/>
+        </w:trPr>
+        <w:tc>
+          <w:tcPr>
+            <w:tcW w:w="2967" w:type="dxa"/>
+            <w:shd w:val="clear" w:color="auto" w:fill="FFFFFF"/>
+            <w:vAlign w:val="center"/>
+          </w:tcPr>
+          <w:p>
+            <w:pPr>
+              <w:spacing w:line="276" w:lineRule="auto"/>
+              <w:ind w:firstLine="0"/>
+              <w:jc w:val="left"/>
+            </w:pPr>
+            <w:proofErr w:type="spellStart"/>
+            <w:r>
+              <w:rPr>
+                <w:rFonts w:cs="Times New Roman"/>
+                <w:szCs w:val="28"/>
+              </w:rPr>
+              <w:t>flag_c_carry_or_shift_out_o</w:t>
+            </w:r>
+            <w:proofErr w:type="spellEnd"/>
+          </w:p>
+        </w:tc>
+        <w:tc>
+          <w:tcPr>
+            <w:tcW w:w="992" w:type="dxa"/>
+            <w:shd w:val="clear" w:color="auto" w:fill="FFFFFF"/>
+            <w:vAlign w:val="center"/>
+          </w:tcPr>
+          <w:p>
+            <w:pPr>
+              <w:spacing w:line="276" w:lineRule="auto"/>
+              <w:ind w:firstLine="0"/>
+              <w:jc w:val="center"/>
+            </w:pPr>
+            <w:r>
+              <w:rPr>
+                <w:rFonts w:cs="Times New Roman"/>
+                <w:szCs w:val="28"/>
+              </w:rPr>
+              <w:t>out</w:t>
+            </w:r>
+          </w:p>
+        </w:tc>
+        <w:tc>
+          <w:tcPr>
+            <w:tcW w:w="1199" w:type="dxa"/>
+            <w:shd w:val="clear" w:color="auto" w:fill="FFFFFF"/>
+            <w:vAlign w:val="center"/>
+          </w:tcPr>
+          <w:p>
+            <w:pPr>
+              <w:spacing w:line="276" w:lineRule="auto"/>
+              <w:ind w:firstLine="0"/>
+              <w:jc w:val="center"/>
+            </w:pPr>
+            <w:r>
+              <w:rPr>
+                <w:rFonts w:cs="Times New Roman"/>
+                <w:szCs w:val="28"/>
+              </w:rPr>
+              <w:t>1</w:t>
+            </w:r>
+          </w:p>
+        </w:tc>
+        <w:tc>
+          <w:tcPr>
+            <w:tcW w:w="4510" w:type="dxa"/>
+            <w:shd w:val="clear" w:color="auto" w:fill="FFFFFF"/>
+            <w:vAlign w:val="center"/>
+          </w:tcPr>
+          <w:p>
+            <w:pPr>
+              <w:spacing w:line="276" w:lineRule="auto"/>
+              <w:ind w:firstLine="0"/>
+              <w:jc w:val="left"/>
+              <w:rPr>
+                <w:lang w:val="ru-RU"/>
+              </w:rPr>
+            </w:pPr>
+            <w:r>
+              <w:rPr>
+                <w:rFonts w:cs="Times New Roman"/>
+                <w:szCs w:val="28"/>
+                <w:lang w:val="ru-RU"/>
+              </w:rPr>
+              <w:t>Заем при CMP или вытолкнутый младший бит при SRA.</w:t>
+            </w:r>
+          </w:p>
+        </w:tc>
+      </w:tr>
+      <w:tr>
+        <w:trPr>
+          <w:jc w:val="center"/>
+        </w:trPr>
+        <w:tc>
+          <w:tcPr>
+            <w:tcW w:w="2967" w:type="dxa"/>
+            <w:shd w:val="clear" w:color="auto" w:fill="FFFFFF"/>
+            <w:vAlign w:val="center"/>
+          </w:tcPr>
+          <w:p>
+            <w:pPr>
+              <w:spacing w:line="276" w:lineRule="auto"/>
+              <w:ind w:firstLine="0"/>
+              <w:jc w:val="left"/>
+            </w:pPr>
+            <w:proofErr w:type="spellStart"/>
+            <w:r>
+              <w:rPr>
+                <w:rFonts w:cs="Times New Roman"/>
+                <w:szCs w:val="28"/>
+              </w:rPr>
+              <w:t>flag_o_overflow_o</w:t>
+            </w:r>
+            <w:proofErr w:type="spellEnd"/>
+          </w:p>
+        </w:tc>
+        <w:tc>
+          <w:tcPr>
+            <w:tcW w:w="992" w:type="dxa"/>
+            <w:shd w:val="clear" w:color="auto" w:fill="FFFFFF"/>
+            <w:vAlign w:val="center"/>
+          </w:tcPr>
+          <w:p>
+            <w:pPr>
+              <w:spacing w:line="276" w:lineRule="auto"/>
+              <w:ind w:firstLine="0"/>
+              <w:jc w:val="center"/>
+            </w:pPr>
+            <w:r>
+              <w:rPr>
+                <w:rFonts w:cs="Times New Roman"/>
+                <w:szCs w:val="28"/>
+              </w:rPr>
+              <w:t>out</w:t>
+            </w:r>
+          </w:p>
+        </w:tc>
+        <w:tc>
+          <w:tcPr>
+            <w:tcW w:w="1199" w:type="dxa"/>
+            <w:shd w:val="clear" w:color="auto" w:fill="FFFFFF"/>
+            <w:vAlign w:val="center"/>
+          </w:tcPr>
+          <w:p>
+            <w:pPr>
+              <w:spacing w:line="276" w:lineRule="auto"/>
+              <w:ind w:firstLine="0"/>
+              <w:jc w:val="center"/>
+            </w:pPr>
+            <w:r>
+              <w:rPr>
+                <w:rFonts w:cs="Times New Roman"/>
+                <w:szCs w:val="28"/>
+              </w:rPr>
+              <w:t>1</w:t>
+            </w:r>
+          </w:p>
+        </w:tc>
+        <w:tc>
+          <w:tcPr>
+            <w:tcW w:w="4510" w:type="dxa"/>
+            <w:shd w:val="clear" w:color="auto" w:fill="FFFFFF"/>
+            <w:vAlign w:val="center"/>
+          </w:tcPr>
+          <w:p>
+            <w:pPr>
+              <w:spacing w:line="276" w:lineRule="auto"/>
+              <w:ind w:firstLine="0"/>
+              <w:jc w:val="left"/>
+              <w:rPr>
+                <w:lang w:val="ru-RU"/>
+              </w:rPr>
+            </w:pPr>
+            <w:r>
+              <w:rPr>
+                <w:rFonts w:cs="Times New Roman"/>
+                <w:szCs w:val="28"/>
+                <w:lang w:val="ru-RU"/>
+              </w:rPr>
+              <w:t>Признак переполнения для операции сравнения.</w:t>
+            </w:r>
+          </w:p>
+        </w:tc>
+      </w:tr>
+      <w:tr>
+        <w:trPr>
+          <w:jc w:val="center"/>
+        </w:trPr>
+        <w:tc>
+          <w:tcPr>
+            <w:tcW w:w="2967" w:type="dxa"/>
+            <w:shd w:val="clear" w:color="auto" w:fill="FFFFFF"/>
+            <w:vAlign w:val="center"/>
+          </w:tcPr>
+          <w:p>
+            <w:pPr>
+              <w:spacing w:line="276" w:lineRule="auto"/>
+              <w:ind w:firstLine="0"/>
+              <w:jc w:val="left"/>
+            </w:pPr>
+            <w:proofErr w:type="spellStart"/>
+            <w:r>
+              <w:rPr>
+                <w:rFonts w:cs="Times New Roman"/>
+                <w:szCs w:val="28"/>
+              </w:rPr>
+              <w:t>ctrl_selected_alu_operation_o</w:t>
+            </w:r>
+            <w:proofErr w:type="spellEnd"/>
+          </w:p>
+        </w:tc>
+        <w:tc>
+          <w:tcPr>
+            <w:tcW w:w="992" w:type="dxa"/>
+            <w:shd w:val="clear" w:color="auto" w:fill="FFFFFF"/>
+            <w:vAlign w:val="center"/>
+          </w:tcPr>
+          <w:p>
+            <w:pPr>
+              <w:spacing w:line="276" w:lineRule="auto"/>
+              <w:ind w:firstLine="0"/>
+              <w:jc w:val="center"/>
+            </w:pPr>
+            <w:r>
+              <w:rPr>
+                <w:rFonts w:cs="Times New Roman"/>
+                <w:szCs w:val="28"/>
+              </w:rPr>
+              <w:t>out</w:t>
+            </w:r>
+          </w:p>
+        </w:tc>
+        <w:tc>
+          <w:tcPr>
+            <w:tcW w:w="1199" w:type="dxa"/>
+            <w:shd w:val="clear" w:color="auto" w:fill="FFFFFF"/>
+            <w:vAlign w:val="center"/>
+          </w:tcPr>
+          <w:p>
+            <w:pPr>
+              <w:spacing w:line="276" w:lineRule="auto"/>
+              <w:ind w:firstLine="0"/>
+              <w:jc w:val="center"/>
+            </w:pPr>
+            <w:r>
+              <w:rPr>
+                <w:rFonts w:cs="Times New Roman"/>
+                <w:szCs w:val="28"/>
+              </w:rPr>
+              <w:t>3</w:t>
+            </w:r>
+          </w:p>
+        </w:tc>
+        <w:tc>
+          <w:tcPr>
+            <w:tcW w:w="4510" w:type="dxa"/>
+            <w:shd w:val="clear" w:color="auto" w:fill="FFFFFF"/>
+            <w:vAlign w:val="center"/>
+          </w:tcPr>
+          <w:p>
+            <w:pPr>
+              <w:spacing w:line="276" w:lineRule="auto"/>
+              <w:ind w:firstLine="0"/>
+              <w:jc w:val="left"/>
+              <w:rPr>
+                <w:lang w:val="ru-RU"/>
+              </w:rPr>
+            </w:pPr>
+            <w:r>
+              <w:rPr>
+                <w:rFonts w:cs="Times New Roman"/>
+                <w:szCs w:val="28"/>
+                <w:lang w:val="ru-RU"/>
+              </w:rPr>
+              <w:t>Диагностический код выбранной внутренней операции АЛУ.</w:t>
+            </w:r>
+          </w:p>
+        </w:tc>
+      </w:tr>
+      <w:tr>
+        <w:trPr>
+          <w:jc w:val="center"/>
+        </w:trPr>
+        <w:tc>
+          <w:tcPr>
+            <w:tcW w:w="2967" w:type="dxa"/>
+            <w:shd w:val="clear" w:color="auto" w:fill="FFFFFF"/>
+            <w:vAlign w:val="center"/>
+          </w:tcPr>
+          <w:p>
+            <w:pPr>
+              <w:spacing w:line="276" w:lineRule="auto"/>
+              <w:ind w:firstLine="0"/>
+              <w:jc w:val="left"/>
+            </w:pPr>
+            <w:proofErr w:type="spellStart"/>
+            <w:r>
+              <w:rPr>
+                <w:rFonts w:cs="Times New Roman"/>
+                <w:szCs w:val="28"/>
+              </w:rPr>
+              <w:t>ctrl_second_operand_is_used_o</w:t>
+            </w:r>
+            <w:proofErr w:type="spellEnd"/>
+          </w:p>
+        </w:tc>
+        <w:tc>
+          <w:tcPr>
+            <w:tcW w:w="992" w:type="dxa"/>
+            <w:shd w:val="clear" w:color="auto" w:fill="FFFFFF"/>
+            <w:vAlign w:val="center"/>
+          </w:tcPr>
+          <w:p>
+            <w:pPr>
+              <w:spacing w:line="276" w:lineRule="auto"/>
+              <w:ind w:firstLine="0"/>
+              <w:jc w:val="center"/>
+            </w:pPr>
+            <w:r>
+              <w:rPr>
+                <w:rFonts w:cs="Times New Roman"/>
+                <w:szCs w:val="28"/>
+              </w:rPr>
+              <w:t>out</w:t>
+            </w:r>
+          </w:p>
+        </w:tc>
+        <w:tc>
+          <w:tcPr>
+            <w:tcW w:w="1199" w:type="dxa"/>
+            <w:shd w:val="clear" w:color="auto" w:fill="FFFFFF"/>
+            <w:vAlign w:val="center"/>
+          </w:tcPr>
+          <w:p>
+            <w:pPr>
+              <w:spacing w:line="276" w:lineRule="auto"/>
+              <w:ind w:firstLine="0"/>
+              <w:jc w:val="center"/>
+            </w:pPr>
+            <w:r>
+              <w:rPr>
+                <w:rFonts w:cs="Times New Roman"/>
+                <w:szCs w:val="28"/>
+              </w:rPr>
+              <w:t>1</w:t>
+            </w:r>
+          </w:p>
+        </w:tc>
+        <w:tc>
+          <w:tcPr>
+            <w:tcW w:w="4510" w:type="dxa"/>
+            <w:shd w:val="clear" w:color="auto" w:fill="FFFFFF"/>
+            <w:vAlign w:val="center"/>
+          </w:tcPr>
+          <w:p>
+            <w:pPr>
+              <w:spacing w:line="276" w:lineRule="auto"/>
+              <w:ind w:firstLine="0"/>
+              <w:jc w:val="left"/>
+              <w:rPr>
+                <w:lang w:val="ru-RU"/>
+              </w:rPr>
+            </w:pPr>
+            <w:r>
+              <w:rPr>
+                <w:rFonts w:cs="Times New Roman"/>
+                <w:szCs w:val="28"/>
+                <w:lang w:val="ru-RU"/>
+              </w:rPr>
+              <w:t>Диагностический сигнал использования второго операнда.</w:t>
+            </w:r>
+          </w:p>
+        </w:tc>
+      </w:tr>
+      <w:tr>
+        <w:trPr>
+          <w:jc w:val="center"/>
+        </w:trPr>
+        <w:tc>
+          <w:tcPr>
+            <w:tcW w:w="2967" w:type="dxa"/>
+            <w:shd w:val="clear" w:color="auto" w:fill="FFFFFF"/>
+            <w:vAlign w:val="center"/>
+          </w:tcPr>
+          <w:p>
+            <w:pPr>
+              <w:spacing w:line="276" w:lineRule="auto"/>
+              <w:ind w:firstLine="0"/>
+              <w:jc w:val="left"/>
+            </w:pPr>
+            <w:proofErr w:type="spellStart"/>
+            <w:r>
+              <w:rPr>
+                <w:rFonts w:cs="Times New Roman"/>
+                <w:szCs w:val="28"/>
+              </w:rPr>
+              <w:t>ctrl_write_flags_register_o</w:t>
+            </w:r>
+            <w:proofErr w:type="spellEnd"/>
+          </w:p>
+        </w:tc>
+        <w:tc>
+          <w:tcPr>
+            <w:tcW w:w="992" w:type="dxa"/>
+            <w:shd w:val="clear" w:color="auto" w:fill="FFFFFF"/>
+            <w:vAlign w:val="center"/>
+          </w:tcPr>
+          <w:p>
+            <w:pPr>
+              <w:spacing w:line="276" w:lineRule="auto"/>
+              <w:ind w:firstLine="0"/>
+              <w:jc w:val="center"/>
+            </w:pPr>
+            <w:r>
+              <w:rPr>
+                <w:rFonts w:cs="Times New Roman"/>
+                <w:szCs w:val="28"/>
+              </w:rPr>
+              <w:t>out</w:t>
+            </w:r>
+          </w:p>
+        </w:tc>
+        <w:tc>
+          <w:tcPr>
+            <w:tcW w:w="1199" w:type="dxa"/>
+            <w:shd w:val="clear" w:color="auto" w:fill="FFFFFF"/>
+            <w:vAlign w:val="center"/>
+          </w:tcPr>
+          <w:p>
+            <w:pPr>
+              <w:spacing w:line="276" w:lineRule="auto"/>
+              <w:ind w:firstLine="0"/>
+              <w:jc w:val="center"/>
+            </w:pPr>
+            <w:r>
+              <w:rPr>
+                <w:rFonts w:cs="Times New Roman"/>
+                <w:szCs w:val="28"/>
+              </w:rPr>
+              <w:t>1</w:t>
+            </w:r>
+          </w:p>
+        </w:tc>
+        <w:tc>
+          <w:tcPr>
+            <w:tcW w:w="4510" w:type="dxa"/>
+            <w:shd w:val="clear" w:color="auto" w:fill="FFFFFF"/>
+            <w:vAlign w:val="center"/>
+          </w:tcPr>
+          <w:p>
+            <w:pPr>
+              <w:spacing w:line="276" w:lineRule="auto"/>
+              <w:ind w:firstLine="0"/>
+              <w:jc w:val="left"/>
+              <w:rPr>
+                <w:lang w:val="ru-RU"/>
+              </w:rPr>
+            </w:pPr>
+            <w:r>
+              <w:rPr>
+                <w:rFonts w:cs="Times New Roman"/>
+                <w:szCs w:val="28"/>
+                <w:lang w:val="ru-RU"/>
+              </w:rPr>
+              <w:t xml:space="preserve">Разрешение записи регистра флагов после выполнения </w:t>
+            </w:r>
+          </w:p>
+        </w:tc>
+      </w:tr>
+    </w:tbl>
+    <w:p>
+      <w:pPr>
+        <w:spacing w:line="276" w:lineRule="auto"/>
+        <w:jc w:val="left"/>
+        <w:rPr>
+          <w:b/>
+          <w:lang w:val="ru-RU"/>
+        </w:rPr>
+      </w:pPr>
       <w:r>
         <w:rPr>
-          <w:lang w:val="ru-RU"/>
-        </w:rPr>
-        <w:t xml:space="preserve"> </w:t>
+          <w:b/>
+          <w:lang w:val="ru-RU"/>
+        </w:rPr>
+        <w:lastRenderedPageBreak/>
+        <w:t>4.3 Алгоритм работы</w:t>
       </w:r>
+    </w:p>
+    <w:p>
+      <w:pPr>
+        <w:spacing w:line="276" w:lineRule="auto"/>
+        <w:jc w:val="left"/>
+        <w:rPr>
+          <w:lang w:val="ru-RU"/>
+        </w:rPr>
+      </w:pPr>
+    </w:p>
+    <w:p>
+      <w:pPr>
+        <w:spacing w:line="276" w:lineRule="auto"/>
+        <w:rPr>
+          <w:lang w:val="ru-RU"/>
+        </w:rPr>
+      </w:pPr>
       <w:r>
-        <w:t>Viewer</w:t>
+        <w:rPr>
+          <w:lang w:val="ru-RU"/>
+        </w:rPr>
+        <w:t>Алгоритм работы устройства задает последовательность преобразования входных сигналов в выходные и определяет условия перехода между режимами. Для синхронных блоков изменение регистров выполняется по фронту тактового сигнала, для комбинационных блоков результат формируется после изменения входов.</w:t>
       </w:r>
+    </w:p>
+    <w:p>
+      <w:pPr>
+        <w:spacing w:line="276" w:lineRule="auto"/>
+        <w:rPr>
+          <w:lang w:val="ru-RU"/>
+        </w:rPr>
+      </w:pPr>
+    </w:p>
+    <w:p>
+      <w:pPr>
+        <w:spacing w:line="276" w:lineRule="auto"/>
+        <w:ind w:firstLine="0"/>
+        <w:rPr>
+          <w:lang w:val="ru-RU"/>
+        </w:rPr>
+      </w:pPr>
       <w:r>
         <w:rPr>
-          <w:lang w:val="ru-RU"/>
-        </w:rPr>
-        <w:t xml:space="preserve"> после компиляции проекта и используются при ручном снятии временных диаграмм.</w:t>
+          <w:rFonts w:cs="Times New Roman"/>
+          <w:szCs w:val="28"/>
+          <w:lang w:val="ru-RU"/>
+        </w:rPr>
+        <w:t>Таблица 4 – Алгоритм работы устройства</w:t>
       </w:r>
     </w:p>
     <w:tbl>
@@ -3633,10 +5392,9 @@
         <w:tblLook w:val="04A0" w:firstRow="1" w:lastRow="0" w:firstColumn="1" w:lastColumn="0" w:noHBand="0" w:noVBand="1"/>
       </w:tblPr>
       <w:tblGrid>
-        <w:gridCol w:w="2806"/>
-        <w:gridCol w:w="2363"/>
-        <w:gridCol w:w="2359"/>
-        <w:gridCol w:w="2377"/>
+        <w:gridCol w:w="3230"/>
+        <w:gridCol w:w="3230"/>
+        <w:gridCol w:w="3249"/>
       </w:tblGrid>
       <w:tr>
         <w:trPr>
@@ -3644,8 +5402,8 @@
         </w:trPr>
         <w:tc>
           <w:tcPr>
-            <w:tcW w:w="2422" w:type="dxa"/>
-            <w:shd w:val="clear" w:color="auto" w:fill="D9EAF7"/>
+            <w:tcW w:w="3230" w:type="dxa"/>
+            <w:shd w:val="clear" w:color="auto" w:fill="FFFFFF"/>
             <w:vAlign w:val="center"/>
           </w:tcPr>
           <w:p>
@@ -3657,18 +5415,19 @@
             <w:proofErr w:type="spellStart"/>
             <w:r>
               <w:rPr>
+                <w:rFonts w:cs="Times New Roman"/>
                 <w:b/>
-                <w:sz w:val="18"/>
-              </w:rPr>
-              <w:t>Сигнал</w:t>
+                <w:szCs w:val="28"/>
+              </w:rPr>
+              <w:t>Шаг</w:t>
             </w:r>
             <w:proofErr w:type="spellEnd"/>
           </w:p>
         </w:tc>
         <w:tc>
           <w:tcPr>
-            <w:tcW w:w="2422" w:type="dxa"/>
-            <w:shd w:val="clear" w:color="auto" w:fill="D9EAF7"/>
+            <w:tcW w:w="3230" w:type="dxa"/>
+            <w:shd w:val="clear" w:color="auto" w:fill="FFFFFF"/>
             <w:vAlign w:val="center"/>
           </w:tcPr>
           <w:p>
@@ -3677,19 +5436,22 @@
               <w:ind w:firstLine="0"/>
               <w:jc w:val="center"/>
             </w:pPr>
-            <w:r>
-              <w:rPr>
+            <w:proofErr w:type="spellStart"/>
+            <w:r>
+              <w:rPr>
+                <w:rFonts w:cs="Times New Roman"/>
                 <w:b/>
-                <w:sz w:val="18"/>
-              </w:rPr>
-              <w:t>Направление</w:t>
-            </w:r>
+                <w:szCs w:val="28"/>
+              </w:rPr>
+              <w:t>Действие</w:t>
+            </w:r>
+            <w:proofErr w:type="spellEnd"/>
           </w:p>
         </w:tc>
         <w:tc>
           <w:tcPr>
-            <w:tcW w:w="2422" w:type="dxa"/>
-            <w:shd w:val="clear" w:color="auto" w:fill="D9EAF7"/>
+            <w:tcW w:w="3230" w:type="dxa"/>
+            <w:shd w:val="clear" w:color="auto" w:fill="FFFFFF"/>
             <w:vAlign w:val="center"/>
           </w:tcPr>
           <w:p>
@@ -3698,34 +5460,16 @@
               <w:ind w:firstLine="0"/>
               <w:jc w:val="center"/>
             </w:pPr>
-            <w:r>
-              <w:rPr>
+            <w:proofErr w:type="spellStart"/>
+            <w:r>
+              <w:rPr>
+                <w:rFonts w:cs="Times New Roman"/>
                 <w:b/>
-                <w:sz w:val="18"/>
-              </w:rPr>
-              <w:t>Разрядность</w:t>
-            </w:r>
-          </w:p>
-        </w:tc>
-        <w:tc>
-          <w:tcPr>
-            <w:tcW w:w="2422" w:type="dxa"/>
-            <w:shd w:val="clear" w:color="auto" w:fill="D9EAF7"/>
-            <w:vAlign w:val="center"/>
-          </w:tcPr>
-          <w:p>
-            <w:pPr>
-              <w:spacing w:line="276" w:lineRule="auto"/>
-              <w:ind w:firstLine="0"/>
-              <w:jc w:val="center"/>
-            </w:pPr>
-            <w:r>
-              <w:rPr>
-                <w:b/>
-                <w:sz w:val="18"/>
-              </w:rPr>
-              <w:t>Назначение</w:t>
-            </w:r>
+                <w:szCs w:val="28"/>
+              </w:rPr>
+              <w:t>Результат</w:t>
+            </w:r>
+            <w:proofErr w:type="spellEnd"/>
           </w:p>
         </w:tc>
       </w:tr>
@@ -3735,26 +5479,8 @@
         </w:trPr>
         <w:tc>
           <w:tcPr>
-            <w:tcW w:w="2422" w:type="dxa"/>
-            <w:vAlign w:val="center"/>
-          </w:tcPr>
-          <w:p>
-            <w:pPr>
-              <w:spacing w:line="276" w:lineRule="auto"/>
-              <w:ind w:firstLine="0"/>
-              <w:jc w:val="left"/>
-            </w:pPr>
-            <w:r>
-              <w:rPr>
-                <w:sz w:val="18"/>
-              </w:rPr>
-              <w:t>cmd_opcode_alu_operation_i</w:t>
-            </w:r>
-          </w:p>
-        </w:tc>
-        <w:tc>
-          <w:tcPr>
-            <w:tcW w:w="2422" w:type="dxa"/>
+            <w:tcW w:w="3230" w:type="dxa"/>
+            <w:shd w:val="clear" w:color="auto" w:fill="FFFFFF"/>
             <w:vAlign w:val="center"/>
           </w:tcPr>
           <w:p>
@@ -3765,34 +5491,17 @@
             </w:pPr>
             <w:r>
               <w:rPr>
-                <w:sz w:val="18"/>
-              </w:rPr>
-              <w:t>in</w:t>
+                <w:rFonts w:cs="Times New Roman"/>
+                <w:szCs w:val="28"/>
+              </w:rPr>
+              <w:t>1</w:t>
             </w:r>
           </w:p>
         </w:tc>
         <w:tc>
           <w:tcPr>
-            <w:tcW w:w="2422" w:type="dxa"/>
-            <w:vAlign w:val="center"/>
-          </w:tcPr>
-          <w:p>
-            <w:pPr>
-              <w:spacing w:line="276" w:lineRule="auto"/>
-              <w:ind w:firstLine="0"/>
-              <w:jc w:val="center"/>
-            </w:pPr>
-            <w:r>
-              <w:rPr>
-                <w:sz w:val="18"/>
-              </w:rPr>
-              <w:t>8</w:t>
-            </w:r>
-          </w:p>
-        </w:tc>
-        <w:tc>
-          <w:tcPr>
-            <w:tcW w:w="2422" w:type="dxa"/>
+            <w:tcW w:w="3230" w:type="dxa"/>
+            <w:shd w:val="clear" w:color="auto" w:fill="FFFFFF"/>
             <w:vAlign w:val="center"/>
           </w:tcPr>
           <w:p>
@@ -3806,10 +5515,81 @@
             </w:pPr>
             <w:r>
               <w:rPr>
-                <w:sz w:val="18"/>
+                <w:rFonts w:cs="Times New Roman"/>
+                <w:szCs w:val="28"/>
                 <w:lang w:val="ru-RU"/>
               </w:rPr>
-              <w:t>Код операции, поступающий из регистра команды или блока управления.</w:t>
+              <w:t xml:space="preserve">Блок управления сравнивает код операции с кодами </w:t>
+            </w:r>
+            <w:r>
+              <w:rPr>
+                <w:rFonts w:cs="Times New Roman"/>
+                <w:szCs w:val="28"/>
+              </w:rPr>
+              <w:t>CMP</w:t>
+            </w:r>
+            <w:r>
+              <w:rPr>
+                <w:rFonts w:cs="Times New Roman"/>
+                <w:szCs w:val="28"/>
+                <w:lang w:val="ru-RU"/>
+              </w:rPr>
+              <w:t xml:space="preserve">, </w:t>
+            </w:r>
+            <w:r>
+              <w:rPr>
+                <w:rFonts w:cs="Times New Roman"/>
+                <w:szCs w:val="28"/>
+              </w:rPr>
+              <w:t>NOR</w:t>
+            </w:r>
+            <w:r>
+              <w:rPr>
+                <w:rFonts w:cs="Times New Roman"/>
+                <w:szCs w:val="28"/>
+                <w:lang w:val="ru-RU"/>
+              </w:rPr>
+              <w:t xml:space="preserve"> и </w:t>
+            </w:r>
+            <w:r>
+              <w:rPr>
+                <w:rFonts w:cs="Times New Roman"/>
+                <w:szCs w:val="28"/>
+              </w:rPr>
+              <w:t>SRA</w:t>
+            </w:r>
+            <w:r>
+              <w:rPr>
+                <w:rFonts w:cs="Times New Roman"/>
+                <w:szCs w:val="28"/>
+                <w:lang w:val="ru-RU"/>
+              </w:rPr>
+              <w:t>.</w:t>
+            </w:r>
+          </w:p>
+        </w:tc>
+        <w:tc>
+          <w:tcPr>
+            <w:tcW w:w="3230" w:type="dxa"/>
+            <w:shd w:val="clear" w:color="auto" w:fill="FFFFFF"/>
+            <w:vAlign w:val="center"/>
+          </w:tcPr>
+          <w:p>
+            <w:pPr>
+              <w:spacing w:line="276" w:lineRule="auto"/>
+              <w:ind w:firstLine="0"/>
+              <w:jc w:val="left"/>
+              <w:rPr>
+                <w:lang w:val="ru-RU"/>
+              </w:rPr>
+            </w:pPr>
+            <w:r>
+              <w:rPr>
+                <w:rFonts w:cs="Times New Roman"/>
+                <w:szCs w:val="28"/>
+                <w:lang w:val="ru-RU"/>
+              </w:rPr>
+              <w:t>Формируется внутренний код выбранной операции и сигнал записи флагов.</w:t>
             </w:r>
           </w:p>
         </w:tc>
@@ -3820,7 +5600,527 @@
         </w:trPr>
         <w:tc>
           <w:tcPr>
-            <w:tcW w:w="2422" w:type="dxa"/>
+            <w:tcW w:w="3230" w:type="dxa"/>
+            <w:shd w:val="clear" w:color="auto" w:fill="FFFFFF"/>
+            <w:vAlign w:val="center"/>
+          </w:tcPr>
+          <w:p>
+            <w:pPr>
+              <w:spacing w:line="276" w:lineRule="auto"/>
+              <w:ind w:firstLine="0"/>
+              <w:jc w:val="center"/>
+            </w:pPr>
+            <w:r>
+              <w:rPr>
+                <w:rFonts w:cs="Times New Roman"/>
+                <w:szCs w:val="28"/>
+              </w:rPr>
+              <w:t>2</w:t>
+            </w:r>
+          </w:p>
+        </w:tc>
+        <w:tc>
+          <w:tcPr>
+            <w:tcW w:w="3230" w:type="dxa"/>
+            <w:shd w:val="clear" w:color="auto" w:fill="FFFFFF"/>
+            <w:vAlign w:val="center"/>
+          </w:tcPr>
+          <w:p>
+            <w:pPr>
+              <w:spacing w:line="276" w:lineRule="auto"/>
+              <w:ind w:firstLine="0"/>
+              <w:jc w:val="left"/>
+              <w:rPr>
+                <w:lang w:val="ru-RU"/>
+              </w:rPr>
+            </w:pPr>
+            <w:r>
+              <w:rPr>
+                <w:rFonts w:cs="Times New Roman"/>
+                <w:szCs w:val="28"/>
+                <w:lang w:val="ru-RU"/>
+              </w:rPr>
+              <w:t>Блоки CMP, NOR и SRA параллельно вычисляют возможные результаты.</w:t>
+            </w:r>
+          </w:p>
+        </w:tc>
+        <w:tc>
+          <w:tcPr>
+            <w:tcW w:w="3230" w:type="dxa"/>
+            <w:shd w:val="clear" w:color="auto" w:fill="FFFFFF"/>
+            <w:vAlign w:val="center"/>
+          </w:tcPr>
+          <w:p>
+            <w:pPr>
+              <w:spacing w:line="276" w:lineRule="auto"/>
+              <w:ind w:firstLine="0"/>
+              <w:jc w:val="left"/>
+              <w:rPr>
+                <w:lang w:val="ru-RU"/>
+              </w:rPr>
+            </w:pPr>
+            <w:r>
+              <w:rPr>
+                <w:rFonts w:cs="Times New Roman"/>
+                <w:szCs w:val="28"/>
+                <w:lang w:val="ru-RU"/>
+              </w:rPr>
+              <w:t>Задержка выбора результата определяется мультиплексором, а не последовательным выполнением операций.</w:t>
+            </w:r>
+          </w:p>
+        </w:tc>
+      </w:tr>
+      <w:tr>
+        <w:trPr>
+          <w:jc w:val="center"/>
+        </w:trPr>
+        <w:tc>
+          <w:tcPr>
+            <w:tcW w:w="3230" w:type="dxa"/>
+            <w:shd w:val="clear" w:color="auto" w:fill="FFFFFF"/>
+            <w:vAlign w:val="center"/>
+          </w:tcPr>
+          <w:p>
+            <w:pPr>
+              <w:spacing w:line="276" w:lineRule="auto"/>
+              <w:ind w:firstLine="0"/>
+              <w:jc w:val="center"/>
+            </w:pPr>
+            <w:r>
+              <w:rPr>
+                <w:rFonts w:cs="Times New Roman"/>
+                <w:szCs w:val="28"/>
+              </w:rPr>
+              <w:t>3</w:t>
+            </w:r>
+          </w:p>
+        </w:tc>
+        <w:tc>
+          <w:tcPr>
+            <w:tcW w:w="3230" w:type="dxa"/>
+            <w:shd w:val="clear" w:color="auto" w:fill="FFFFFF"/>
+            <w:vAlign w:val="center"/>
+          </w:tcPr>
+          <w:p>
+            <w:pPr>
+              <w:spacing w:line="276" w:lineRule="auto"/>
+              <w:ind w:firstLine="0"/>
+              <w:jc w:val="left"/>
+              <w:rPr>
+                <w:lang w:val="ru-RU"/>
+              </w:rPr>
+            </w:pPr>
+            <w:r>
+              <w:rPr>
+                <w:rFonts w:cs="Times New Roman"/>
+                <w:szCs w:val="28"/>
+                <w:lang w:val="ru-RU"/>
+              </w:rPr>
+              <w:t>Мультиплексор выбирает один из результатов по управляющему коду.</w:t>
+            </w:r>
+          </w:p>
+        </w:tc>
+        <w:tc>
+          <w:tcPr>
+            <w:tcW w:w="3230" w:type="dxa"/>
+            <w:shd w:val="clear" w:color="auto" w:fill="FFFFFF"/>
+            <w:vAlign w:val="center"/>
+          </w:tcPr>
+          <w:p>
+            <w:pPr>
+              <w:spacing w:line="276" w:lineRule="auto"/>
+              <w:ind w:firstLine="0"/>
+              <w:jc w:val="left"/>
+              <w:rPr>
+                <w:lang w:val="ru-RU"/>
+              </w:rPr>
+            </w:pPr>
+            <w:r>
+              <w:rPr>
+                <w:rFonts w:cs="Times New Roman"/>
+                <w:szCs w:val="28"/>
+                <w:lang w:val="ru-RU"/>
+              </w:rPr>
+              <w:t xml:space="preserve">На выход </w:t>
+            </w:r>
+            <w:proofErr w:type="spellStart"/>
+            <w:r>
+              <w:rPr>
+                <w:rFonts w:cs="Times New Roman"/>
+                <w:szCs w:val="28"/>
+                <w:lang w:val="ru-RU"/>
+              </w:rPr>
+              <w:t>result_y_to_register_file_o</w:t>
+            </w:r>
+            <w:proofErr w:type="spellEnd"/>
+            <w:r>
+              <w:rPr>
+                <w:rFonts w:cs="Times New Roman"/>
+                <w:szCs w:val="28"/>
+                <w:lang w:val="ru-RU"/>
+              </w:rPr>
+              <w:t xml:space="preserve"> поступает значение выбранной операции.</w:t>
+            </w:r>
+          </w:p>
+        </w:tc>
+      </w:tr>
+      <w:tr>
+        <w:trPr>
+          <w:jc w:val="center"/>
+        </w:trPr>
+        <w:tc>
+          <w:tcPr>
+            <w:tcW w:w="3230" w:type="dxa"/>
+            <w:shd w:val="clear" w:color="auto" w:fill="FFFFFF"/>
+            <w:vAlign w:val="center"/>
+          </w:tcPr>
+          <w:p>
+            <w:pPr>
+              <w:spacing w:line="276" w:lineRule="auto"/>
+              <w:ind w:firstLine="0"/>
+              <w:jc w:val="center"/>
+            </w:pPr>
+            <w:r>
+              <w:rPr>
+                <w:rFonts w:cs="Times New Roman"/>
+                <w:szCs w:val="28"/>
+              </w:rPr>
+              <w:t>4</w:t>
+            </w:r>
+          </w:p>
+        </w:tc>
+        <w:tc>
+          <w:tcPr>
+            <w:tcW w:w="3230" w:type="dxa"/>
+            <w:shd w:val="clear" w:color="auto" w:fill="FFFFFF"/>
+            <w:vAlign w:val="center"/>
+          </w:tcPr>
+          <w:p>
+            <w:pPr>
+              <w:spacing w:line="276" w:lineRule="auto"/>
+              <w:ind w:firstLine="0"/>
+              <w:jc w:val="left"/>
+              <w:rPr>
+                <w:lang w:val="ru-RU"/>
+              </w:rPr>
+            </w:pPr>
+            <w:r>
+              <w:rPr>
+                <w:rFonts w:cs="Times New Roman"/>
+                <w:szCs w:val="28"/>
+                <w:lang w:val="ru-RU"/>
+              </w:rPr>
+              <w:t>Блок формирования признаков анализирует выбранный результат и служебные признаки операции.</w:t>
+            </w:r>
+          </w:p>
+        </w:tc>
+        <w:tc>
+          <w:tcPr>
+            <w:tcW w:w="3230" w:type="dxa"/>
+            <w:shd w:val="clear" w:color="auto" w:fill="FFFFFF"/>
+            <w:vAlign w:val="center"/>
+          </w:tcPr>
+          <w:p>
+            <w:pPr>
+              <w:spacing w:line="276" w:lineRule="auto"/>
+              <w:ind w:firstLine="0"/>
+              <w:jc w:val="left"/>
+              <w:rPr>
+                <w:lang w:val="ru-RU"/>
+              </w:rPr>
+            </w:pPr>
+            <w:r>
+              <w:rPr>
+                <w:rFonts w:cs="Times New Roman"/>
+                <w:szCs w:val="28"/>
+                <w:lang w:val="ru-RU"/>
+              </w:rPr>
+              <w:t>Формируются Z, S, C и O.</w:t>
+            </w:r>
+          </w:p>
+        </w:tc>
+      </w:tr>
+      <w:tr>
+        <w:trPr>
+          <w:jc w:val="center"/>
+        </w:trPr>
+        <w:tc>
+          <w:tcPr>
+            <w:tcW w:w="3230" w:type="dxa"/>
+            <w:shd w:val="clear" w:color="auto" w:fill="FFFFFF"/>
+            <w:vAlign w:val="center"/>
+          </w:tcPr>
+          <w:p>
+            <w:pPr>
+              <w:spacing w:line="276" w:lineRule="auto"/>
+              <w:ind w:firstLine="0"/>
+              <w:jc w:val="center"/>
+            </w:pPr>
+            <w:r>
+              <w:rPr>
+                <w:rFonts w:cs="Times New Roman"/>
+                <w:szCs w:val="28"/>
+              </w:rPr>
+              <w:t>5</w:t>
+            </w:r>
+          </w:p>
+        </w:tc>
+        <w:tc>
+          <w:tcPr>
+            <w:tcW w:w="3230" w:type="dxa"/>
+            <w:shd w:val="clear" w:color="auto" w:fill="FFFFFF"/>
+            <w:vAlign w:val="center"/>
+          </w:tcPr>
+          <w:p>
+            <w:pPr>
+              <w:spacing w:line="276" w:lineRule="auto"/>
+              <w:ind w:firstLine="0"/>
+              <w:jc w:val="left"/>
+              <w:rPr>
+                <w:lang w:val="ru-RU"/>
+              </w:rPr>
+            </w:pPr>
+            <w:r>
+              <w:rPr>
+                <w:rFonts w:cs="Times New Roman"/>
+                <w:szCs w:val="28"/>
+                <w:lang w:val="ru-RU"/>
+              </w:rPr>
+              <w:t>Диагностические выходы передают код операции, использование B и разрешение записи флагов.</w:t>
+            </w:r>
+          </w:p>
+        </w:tc>
+        <w:tc>
+          <w:tcPr>
+            <w:tcW w:w="3230" w:type="dxa"/>
+            <w:shd w:val="clear" w:color="auto" w:fill="FFFFFF"/>
+            <w:vAlign w:val="center"/>
+          </w:tcPr>
+          <w:p>
+            <w:pPr>
+              <w:spacing w:line="276" w:lineRule="auto"/>
+              <w:ind w:firstLine="0"/>
+              <w:jc w:val="left"/>
+              <w:rPr>
+                <w:lang w:val="ru-RU"/>
+              </w:rPr>
+            </w:pPr>
+            <w:r>
+              <w:rPr>
+                <w:rFonts w:cs="Times New Roman"/>
+                <w:szCs w:val="28"/>
+                <w:lang w:val="ru-RU"/>
+              </w:rPr>
+              <w:t>На временной диаграмме видно, какая ветвь АЛУ активна.</w:t>
+            </w:r>
+          </w:p>
+        </w:tc>
+      </w:tr>
+    </w:tbl>
+    <w:p>
+      <w:pPr>
+        <w:spacing w:before="120" w:line="276" w:lineRule="auto"/>
+        <w:jc w:val="left"/>
+        <w:rPr>
+          <w:b/>
+          <w:lang w:val="ru-RU"/>
+        </w:rPr>
+      </w:pPr>
+    </w:p>
+    <w:p>
+      <w:pPr>
+        <w:spacing w:line="276" w:lineRule="auto"/>
+        <w:jc w:val="left"/>
+        <w:rPr>
+          <w:b/>
+          <w:lang w:val="ru-RU"/>
+        </w:rPr>
+      </w:pPr>
+      <w:r>
+        <w:rPr>
+          <w:b/>
+          <w:lang w:val="ru-RU"/>
+        </w:rPr>
+        <w:lastRenderedPageBreak/>
+        <w:t>4.4 Реализация устройства</w:t>
+      </w:r>
+    </w:p>
+    <w:p>
+      <w:pPr>
+        <w:spacing w:line="276" w:lineRule="auto"/>
+        <w:jc w:val="left"/>
+        <w:rPr>
+          <w:lang w:val="ru-RU"/>
+        </w:rPr>
+      </w:pPr>
+    </w:p>
+    <w:p>
+      <w:pPr>
+        <w:spacing w:line="276" w:lineRule="auto"/>
+        <w:rPr>
+          <w:lang w:val="ru-RU"/>
+        </w:rPr>
+      </w:pPr>
+      <w:r>
+        <w:rPr>
+          <w:lang w:val="ru-RU"/>
+        </w:rPr>
+        <w:t>Внутри АЛУ применена параллельная структура: каждый функциональный блок получает входные операнды одновременно. Это соответствует аппаратной реализации, в которой блок сравнения CMP, логическая операция NOR и схема арифметического сдвига SRA существуют как независимые ветви.</w:t>
+      </w:r>
+    </w:p>
+    <w:p>
+      <w:pPr>
+        <w:spacing w:line="276" w:lineRule="auto"/>
+        <w:rPr>
+          <w:lang w:val="ru-RU"/>
+        </w:rPr>
+      </w:pPr>
+      <w:r>
+        <w:rPr>
+          <w:lang w:val="ru-RU"/>
+        </w:rPr>
+        <w:t>Блок CMP выполняет вычитание A-B и формирует признаки результата сравнения. Если операнды равны, устанавливается Z; если A меньше B, фиксируется заем в признаке C. Для SRA переполнение не формируется, а переносом считается младший бит исходного слова, вытолкнутый при сдвиге.</w:t>
+      </w:r>
+    </w:p>
+    <w:p>
+      <w:pPr>
+        <w:spacing w:line="276" w:lineRule="auto"/>
+        <w:rPr>
+          <w:lang w:val="ru-RU"/>
+        </w:rPr>
+      </w:pPr>
+      <w:r>
+        <w:rPr>
+          <w:lang w:val="ru-RU"/>
+        </w:rPr>
+        <w:t xml:space="preserve">Формирователь флагов отделен от вычислительных блоков. Благодаря этому правила установки </w:t>
+      </w:r>
+      <w:r>
+        <w:t>Z</w:t>
+      </w:r>
+      <w:r>
+        <w:rPr>
+          <w:lang w:val="ru-RU"/>
+        </w:rPr>
+        <w:t xml:space="preserve"> и </w:t>
+      </w:r>
+      <w:r>
+        <w:t>S</w:t>
+      </w:r>
+      <w:r>
+        <w:rPr>
+          <w:lang w:val="ru-RU"/>
+        </w:rPr>
+        <w:t xml:space="preserve"> остаются общими для всех операций, а </w:t>
+      </w:r>
+      <w:r>
+        <w:t>C</w:t>
+      </w:r>
+      <w:r>
+        <w:rPr>
+          <w:lang w:val="ru-RU"/>
+        </w:rPr>
+        <w:t xml:space="preserve"> и </w:t>
+      </w:r>
+      <w:r>
+        <w:t>O</w:t>
+      </w:r>
+      <w:r>
+        <w:rPr>
+          <w:lang w:val="ru-RU"/>
+        </w:rPr>
+        <w:t xml:space="preserve"> передаются из той ветви, где они имеют смысл.</w:t>
+      </w:r>
+    </w:p>
+    <w:p>
+      <w:pPr>
+        <w:spacing w:line="276" w:lineRule="auto"/>
+        <w:ind w:firstLine="0"/>
+        <w:rPr>
+          <w:lang w:val="ru-RU"/>
+        </w:rPr>
+      </w:pPr>
+      <w:r>
+        <w:rPr>
+          <w:rFonts w:cs="Times New Roman"/>
+          <w:szCs w:val="28"/>
+          <w:lang w:val="ru-RU"/>
+        </w:rPr>
+        <w:t>Таблица 5 – Назначение функциональных блоков АЛУ</w:t>
+      </w:r>
+    </w:p>
+    <w:tbl>
+      <w:tblPr>
+        <w:tblStyle w:val="aff0"/>
+        <w:tblW w:w="0" w:type="auto"/>
+        <w:jc w:val="center"/>
+        <w:tblLook w:val="04A0" w:firstRow="1" w:lastRow="0" w:firstColumn="1" w:lastColumn="0" w:noHBand="0" w:noVBand="1"/>
+      </w:tblPr>
+      <w:tblGrid>
+        <w:gridCol w:w="3261"/>
+        <w:gridCol w:w="6427"/>
+      </w:tblGrid>
+      <w:tr>
+        <w:trPr>
+          <w:jc w:val="center"/>
+        </w:trPr>
+        <w:tc>
+          <w:tcPr>
+            <w:tcW w:w="3261" w:type="dxa"/>
+            <w:shd w:val="clear" w:color="auto" w:fill="FFFFFF"/>
+            <w:vAlign w:val="center"/>
+          </w:tcPr>
+          <w:p>
+            <w:pPr>
+              <w:spacing w:line="276" w:lineRule="auto"/>
+              <w:ind w:firstLine="0"/>
+              <w:jc w:val="center"/>
+            </w:pPr>
+            <w:proofErr w:type="spellStart"/>
+            <w:r>
+              <w:rPr>
+                <w:rFonts w:cs="Times New Roman"/>
+                <w:b/>
+                <w:szCs w:val="28"/>
+              </w:rPr>
+              <w:t>Блок</w:t>
+            </w:r>
+            <w:proofErr w:type="spellEnd"/>
+          </w:p>
+        </w:tc>
+        <w:tc>
+          <w:tcPr>
+            <w:tcW w:w="6427" w:type="dxa"/>
+            <w:shd w:val="clear" w:color="auto" w:fill="FFFFFF"/>
+            <w:vAlign w:val="center"/>
+          </w:tcPr>
+          <w:p>
+            <w:pPr>
+              <w:spacing w:line="276" w:lineRule="auto"/>
+              <w:ind w:firstLine="0"/>
+              <w:jc w:val="center"/>
+            </w:pPr>
+            <w:proofErr w:type="spellStart"/>
+            <w:r>
+              <w:rPr>
+                <w:rFonts w:cs="Times New Roman"/>
+                <w:b/>
+                <w:szCs w:val="28"/>
+              </w:rPr>
+              <w:t>Назначение</w:t>
+            </w:r>
+            <w:proofErr w:type="spellEnd"/>
+          </w:p>
+        </w:tc>
+      </w:tr>
+      <w:tr>
+        <w:trPr>
+          <w:jc w:val="center"/>
+        </w:trPr>
+        <w:tc>
+          <w:tcPr>
+            <w:tcW w:w="3261" w:type="dxa"/>
+            <w:shd w:val="clear" w:color="auto" w:fill="FFFFFF"/>
             <w:vAlign w:val="center"/>
           </w:tcPr>
           <w:p>
@@ -3832,54 +6132,50 @@
             <w:proofErr w:type="spellStart"/>
             <w:r>
               <w:rPr>
-                <w:sz w:val="18"/>
-              </w:rPr>
-              <w:t>operand_a_from_register_i</w:t>
+                <w:rFonts w:cs="Times New Roman"/>
+                <w:szCs w:val="28"/>
+              </w:rPr>
+              <w:t>Пакет</w:t>
+            </w:r>
+            <w:proofErr w:type="spellEnd"/>
+            <w:r>
+              <w:rPr>
+                <w:rFonts w:cs="Times New Roman"/>
+                <w:szCs w:val="28"/>
+              </w:rPr>
+              <w:t xml:space="preserve"> </w:t>
+            </w:r>
+            <w:proofErr w:type="spellStart"/>
+            <w:r>
+              <w:rPr>
+                <w:rFonts w:cs="Times New Roman"/>
+                <w:szCs w:val="28"/>
+              </w:rPr>
+              <w:t>констант</w:t>
+            </w:r>
+            <w:proofErr w:type="spellEnd"/>
+            <w:r>
+              <w:rPr>
+                <w:rFonts w:cs="Times New Roman"/>
+                <w:szCs w:val="28"/>
+              </w:rPr>
+              <w:t xml:space="preserve"> </w:t>
+            </w:r>
+            <w:proofErr w:type="spellStart"/>
+            <w:r>
+              <w:rPr>
+                <w:rFonts w:cs="Times New Roman"/>
+                <w:szCs w:val="28"/>
+              </w:rPr>
+              <w:t>варианта</w:t>
             </w:r>
             <w:proofErr w:type="spellEnd"/>
           </w:p>
         </w:tc>
         <w:tc>
           <w:tcPr>
-            <w:tcW w:w="2422" w:type="dxa"/>
-            <w:vAlign w:val="center"/>
-          </w:tcPr>
-          <w:p>
-            <w:pPr>
-              <w:spacing w:line="276" w:lineRule="auto"/>
-              <w:ind w:firstLine="0"/>
-              <w:jc w:val="center"/>
-            </w:pPr>
-            <w:r>
-              <w:rPr>
-                <w:sz w:val="18"/>
-              </w:rPr>
-              <w:t>in</w:t>
-            </w:r>
-          </w:p>
-        </w:tc>
-        <w:tc>
-          <w:tcPr>
-            <w:tcW w:w="2422" w:type="dxa"/>
-            <w:vAlign w:val="center"/>
-          </w:tcPr>
-          <w:p>
-            <w:pPr>
-              <w:spacing w:line="276" w:lineRule="auto"/>
-              <w:ind w:firstLine="0"/>
-              <w:jc w:val="center"/>
-            </w:pPr>
-            <w:r>
-              <w:rPr>
-                <w:sz w:val="18"/>
-              </w:rPr>
-              <w:t>16</w:t>
-            </w:r>
-          </w:p>
-        </w:tc>
-        <w:tc>
-          <w:tcPr>
-            <w:tcW w:w="2422" w:type="dxa"/>
+            <w:tcW w:w="6427" w:type="dxa"/>
+            <w:shd w:val="clear" w:color="auto" w:fill="FFFFFF"/>
             <w:vAlign w:val="center"/>
           </w:tcPr>
           <w:p>
@@ -3893,23 +6189,11 @@
             </w:pPr>
             <w:r>
               <w:rPr>
-                <w:sz w:val="18"/>
+                <w:rFonts w:cs="Times New Roman"/>
+                <w:szCs w:val="28"/>
                 <w:lang w:val="ru-RU"/>
               </w:rPr>
-              <w:t xml:space="preserve">Первый операнд </w:t>
-            </w:r>
-            <w:r>
-              <w:rPr>
-                <w:sz w:val="18"/>
-              </w:rPr>
-              <w:t>A</w:t>
-            </w:r>
-            <w:r>
-              <w:rPr>
-                <w:sz w:val="18"/>
-                <w:lang w:val="ru-RU"/>
-              </w:rPr>
-              <w:t>, обычно считанный из регистра общего назначения.</w:t>
+              <w:t>Задает разрядность данных, коды команд и внутренние коды операций АЛУ.</w:t>
             </w:r>
           </w:p>
         </w:tc>
@@ -3920,7 +6204,46 @@
         </w:trPr>
         <w:tc>
           <w:tcPr>
-            <w:tcW w:w="2422" w:type="dxa"/>
+            <w:tcW w:w="3261" w:type="dxa"/>
+            <w:shd w:val="clear" w:color="auto" w:fill="FFFFFF"/>
+            <w:vAlign w:val="center"/>
+          </w:tcPr>
+          <w:p>
+            <w:pPr>
+              <w:spacing w:line="276" w:lineRule="auto"/>
+              <w:ind w:firstLine="0"/>
+            </w:pPr>
+            <w:proofErr w:type="spellStart"/>
+            <w:r>
+              <w:rPr>
+                <w:rFonts w:cs="Times New Roman"/>
+                <w:szCs w:val="28"/>
+              </w:rPr>
+              <w:t>Блок</w:t>
+            </w:r>
+            <w:proofErr w:type="spellEnd"/>
+            <w:r>
+              <w:rPr>
+                <w:rFonts w:cs="Times New Roman"/>
+                <w:szCs w:val="28"/>
+              </w:rPr>
+              <w:t xml:space="preserve"> </w:t>
+            </w:r>
+            <w:proofErr w:type="spellStart"/>
+            <w:r>
+              <w:rPr>
+                <w:rFonts w:cs="Times New Roman"/>
+                <w:szCs w:val="28"/>
+              </w:rPr>
+              <w:t>управления</w:t>
+            </w:r>
+            <w:proofErr w:type="spellEnd"/>
+          </w:p>
+        </w:tc>
+        <w:tc>
+          <w:tcPr>
+            <w:tcW w:w="6427" w:type="dxa"/>
+            <w:shd w:val="clear" w:color="auto" w:fill="FFFFFF"/>
             <w:vAlign w:val="center"/>
           </w:tcPr>
           <w:p>
@@ -3928,114 +6251,17 @@
               <w:spacing w:line="276" w:lineRule="auto"/>
               <w:ind w:firstLine="0"/>
               <w:jc w:val="left"/>
+              <w:rPr>
+                <w:lang w:val="ru-RU"/>
+              </w:rPr>
             </w:pPr>
-            <w:proofErr w:type="spellStart"/>
-            <w:r>
-              <w:rPr>
-                <w:sz w:val="18"/>
-              </w:rPr>
-              <w:t>operand_b_from_memory_or_reg_i</w:t>
-            </w:r>
-            <w:proofErr w:type="spellEnd"/>
-          </w:p>
-        </w:tc>
-        <w:tc>
-          <w:tcPr>
-            <w:tcW w:w="2422" w:type="dxa"/>
-            <w:vAlign w:val="center"/>
-          </w:tcPr>
-          <w:p>
-            <w:pPr>
-              <w:spacing w:line="276" w:lineRule="auto"/>
-              <w:ind w:firstLine="0"/>
-              <w:jc w:val="center"/>
-            </w:pPr>
-            <w:r>
-              <w:rPr>
-                <w:sz w:val="18"/>
-              </w:rPr>
-              <w:t>in</w:t>
-            </w:r>
-          </w:p>
-        </w:tc>
-        <w:tc>
-          <w:tcPr>
-            <w:tcW w:w="2422" w:type="dxa"/>
-            <w:vAlign w:val="center"/>
-          </w:tcPr>
-          <w:p>
-            <w:pPr>
-              <w:spacing w:line="276" w:lineRule="auto"/>
-              <w:ind w:firstLine="0"/>
-              <w:jc w:val="center"/>
-            </w:pPr>
-            <w:r>
-              <w:rPr>
-                <w:sz w:val="18"/>
-              </w:rPr>
-              <w:t>16</w:t>
-            </w:r>
-          </w:p>
-        </w:tc>
-        <w:tc>
-          <w:tcPr>
-            <w:tcW w:w="2422" w:type="dxa"/>
-            <w:vAlign w:val="center"/>
-          </w:tcPr>
-          <w:p>
-            <w:pPr>
-              <w:spacing w:line="276" w:lineRule="auto"/>
-              <w:ind w:firstLine="0"/>
-              <w:jc w:val="left"/>
-              <w:rPr>
+            <w:r>
+              <w:rPr>
+                <w:rFonts w:cs="Times New Roman"/>
+                <w:szCs w:val="28"/>
                 <w:lang w:val="ru-RU"/>
               </w:rPr>
-            </w:pPr>
-            <w:r>
-              <w:rPr>
-                <w:sz w:val="18"/>
-                <w:lang w:val="ru-RU"/>
-              </w:rPr>
-              <w:t xml:space="preserve">Второй операнд </w:t>
-            </w:r>
-            <w:r>
-              <w:rPr>
-                <w:sz w:val="18"/>
-              </w:rPr>
-              <w:t>B</w:t>
-            </w:r>
-            <w:r>
-              <w:rPr>
-                <w:sz w:val="18"/>
-                <w:lang w:val="ru-RU"/>
-              </w:rPr>
-              <w:t xml:space="preserve"> для операций </w:t>
-            </w:r>
-            <w:r>
-              <w:rPr>
-                <w:sz w:val="18"/>
-              </w:rPr>
-              <w:t>OR</w:t>
-            </w:r>
-            <w:r>
-              <w:rPr>
-                <w:sz w:val="18"/>
-                <w:lang w:val="ru-RU"/>
-              </w:rPr>
-              <w:t xml:space="preserve"> и </w:t>
-            </w:r>
-            <w:r>
-              <w:rPr>
-                <w:sz w:val="18"/>
-              </w:rPr>
-              <w:t>NOR</w:t>
-            </w:r>
-            <w:r>
-              <w:rPr>
-                <w:sz w:val="18"/>
-                <w:lang w:val="ru-RU"/>
-              </w:rPr>
-              <w:t>.</w:t>
+              <w:t>Дешифрирует код операции и формирует управляющие сигналы выбора результата.</w:t>
             </w:r>
           </w:p>
         </w:tc>
@@ -4046,7 +6272,37 @@
         </w:trPr>
         <w:tc>
           <w:tcPr>
-            <w:tcW w:w="2422" w:type="dxa"/>
+            <w:tcW w:w="3261" w:type="dxa"/>
+            <w:shd w:val="clear" w:color="auto" w:fill="FFFFFF"/>
+            <w:vAlign w:val="center"/>
+          </w:tcPr>
+          <w:p>
+            <w:pPr>
+              <w:spacing w:line="276" w:lineRule="auto"/>
+              <w:ind w:firstLine="0"/>
+            </w:pPr>
+            <w:proofErr w:type="spellStart"/>
+            <w:r>
+              <w:rPr>
+                <w:rFonts w:cs="Times New Roman"/>
+                <w:szCs w:val="28"/>
+              </w:rPr>
+              <w:t>Блок</w:t>
+            </w:r>
+            <w:proofErr w:type="spellEnd"/>
+            <w:r>
+              <w:rPr>
+                <w:rFonts w:cs="Times New Roman"/>
+                <w:szCs w:val="28"/>
+              </w:rPr>
+              <w:t xml:space="preserve"> CMP</w:t>
+            </w:r>
+          </w:p>
+        </w:tc>
+        <w:tc>
+          <w:tcPr>
+            <w:tcW w:w="6427" w:type="dxa"/>
+            <w:shd w:val="clear" w:color="auto" w:fill="FFFFFF"/>
             <w:vAlign w:val="center"/>
           </w:tcPr>
           <w:p>
@@ -4054,101 +6310,35 @@
               <w:spacing w:line="276" w:lineRule="auto"/>
               <w:ind w:firstLine="0"/>
               <w:jc w:val="left"/>
+              <w:rPr>
+                <w:lang w:val="ru-RU"/>
+              </w:rPr>
             </w:pPr>
+            <w:r>
+              <w:rPr>
+                <w:rFonts w:cs="Times New Roman"/>
+                <w:szCs w:val="28"/>
+                <w:lang w:val="ru-RU"/>
+              </w:rPr>
+              <w:t xml:space="preserve">Выполняет сравнение операндов через вычитание A-B и формирует признаки </w:t>
+            </w:r>
             <w:proofErr w:type="spellStart"/>
             <w:r>
               <w:rPr>
-                <w:sz w:val="18"/>
-              </w:rPr>
-              <w:t>flag_s_from_flags_register_i</w:t>
+                <w:rFonts w:cs="Times New Roman"/>
+                <w:szCs w:val="28"/>
+                <w:lang w:val="ru-RU"/>
+              </w:rPr>
+              <w:t>заема</w:t>
             </w:r>
             <w:proofErr w:type="spellEnd"/>
-          </w:p>
-        </w:tc>
-        <w:tc>
-          <w:tcPr>
-            <w:tcW w:w="2422" w:type="dxa"/>
-            <w:vAlign w:val="center"/>
-          </w:tcPr>
-          <w:p>
-            <w:pPr>
-              <w:spacing w:line="276" w:lineRule="auto"/>
-              <w:ind w:firstLine="0"/>
-              <w:jc w:val="center"/>
-            </w:pPr>
-            <w:r>
-              <w:rPr>
-                <w:sz w:val="18"/>
-              </w:rPr>
-              <w:t>in</w:t>
-            </w:r>
-          </w:p>
-        </w:tc>
-        <w:tc>
-          <w:tcPr>
-            <w:tcW w:w="2422" w:type="dxa"/>
-            <w:vAlign w:val="center"/>
-          </w:tcPr>
-          <w:p>
-            <w:pPr>
-              <w:spacing w:line="276" w:lineRule="auto"/>
-              <w:ind w:firstLine="0"/>
-              <w:jc w:val="center"/>
-            </w:pPr>
-            <w:r>
-              <w:rPr>
-                <w:sz w:val="18"/>
-              </w:rPr>
-              <w:t>1</w:t>
-            </w:r>
-          </w:p>
-        </w:tc>
-        <w:tc>
-          <w:tcPr>
-            <w:tcW w:w="2422" w:type="dxa"/>
-            <w:vAlign w:val="center"/>
-          </w:tcPr>
-          <w:p>
-            <w:pPr>
-              <w:spacing w:line="276" w:lineRule="auto"/>
-              <w:ind w:firstLine="0"/>
-              <w:jc w:val="left"/>
-              <w:rPr>
+            <w:r>
+              <w:rPr>
+                <w:rFonts w:cs="Times New Roman"/>
+                <w:szCs w:val="28"/>
                 <w:lang w:val="ru-RU"/>
               </w:rPr>
-            </w:pPr>
-            <w:r>
-              <w:rPr>
-                <w:sz w:val="18"/>
-                <w:lang w:val="ru-RU"/>
-              </w:rPr>
-              <w:t xml:space="preserve">Сохраненный признак </w:t>
-            </w:r>
-            <w:r>
-              <w:rPr>
-                <w:sz w:val="18"/>
-              </w:rPr>
-              <w:t>S</w:t>
-            </w:r>
-            <w:r>
-              <w:rPr>
-                <w:sz w:val="18"/>
-                <w:lang w:val="ru-RU"/>
-              </w:rPr>
-              <w:t xml:space="preserve">, используемый операцией </w:t>
-            </w:r>
-            <w:r>
-              <w:rPr>
-                <w:sz w:val="18"/>
-              </w:rPr>
-              <w:t>INCS</w:t>
-            </w:r>
-            <w:r>
-              <w:rPr>
-                <w:sz w:val="18"/>
-                <w:lang w:val="ru-RU"/>
-              </w:rPr>
-              <w:t>.</w:t>
+              <w:t xml:space="preserve"> и переполнения.</w:t>
             </w:r>
           </w:p>
         </w:tc>
@@ -4159,7 +6349,37 @@
         </w:trPr>
         <w:tc>
           <w:tcPr>
-            <w:tcW w:w="2422" w:type="dxa"/>
+            <w:tcW w:w="3261" w:type="dxa"/>
+            <w:shd w:val="clear" w:color="auto" w:fill="FFFFFF"/>
+            <w:vAlign w:val="center"/>
+          </w:tcPr>
+          <w:p>
+            <w:pPr>
+              <w:spacing w:line="276" w:lineRule="auto"/>
+              <w:ind w:firstLine="0"/>
+            </w:pPr>
+            <w:proofErr w:type="spellStart"/>
+            <w:r>
+              <w:rPr>
+                <w:rFonts w:cs="Times New Roman"/>
+                <w:szCs w:val="28"/>
+              </w:rPr>
+              <w:t>Блок</w:t>
+            </w:r>
+            <w:proofErr w:type="spellEnd"/>
+            <w:r>
+              <w:rPr>
+                <w:rFonts w:cs="Times New Roman"/>
+                <w:szCs w:val="28"/>
+              </w:rPr>
+              <w:t xml:space="preserve"> NOR</w:t>
+            </w:r>
+          </w:p>
+        </w:tc>
+        <w:tc>
+          <w:tcPr>
+            <w:tcW w:w="6427" w:type="dxa"/>
+            <w:shd w:val="clear" w:color="auto" w:fill="FFFFFF"/>
             <w:vAlign w:val="center"/>
           </w:tcPr>
           <w:p>
@@ -4167,75 +6387,17 @@
               <w:spacing w:line="276" w:lineRule="auto"/>
               <w:ind w:firstLine="0"/>
               <w:jc w:val="left"/>
+              <w:rPr>
+                <w:lang w:val="ru-RU"/>
+              </w:rPr>
             </w:pPr>
-            <w:proofErr w:type="spellStart"/>
-            <w:r>
-              <w:rPr>
-                <w:sz w:val="18"/>
-              </w:rPr>
-              <w:t>result_y_to_register_file_o</w:t>
-            </w:r>
-            <w:proofErr w:type="spellEnd"/>
-          </w:p>
-        </w:tc>
-        <w:tc>
-          <w:tcPr>
-            <w:tcW w:w="2422" w:type="dxa"/>
-            <w:vAlign w:val="center"/>
-          </w:tcPr>
-          <w:p>
-            <w:pPr>
-              <w:spacing w:line="276" w:lineRule="auto"/>
-              <w:ind w:firstLine="0"/>
-              <w:jc w:val="center"/>
-            </w:pPr>
-            <w:r>
-              <w:rPr>
-                <w:sz w:val="18"/>
-              </w:rPr>
-              <w:t>out</w:t>
-            </w:r>
-          </w:p>
-        </w:tc>
-        <w:tc>
-          <w:tcPr>
-            <w:tcW w:w="2422" w:type="dxa"/>
-            <w:vAlign w:val="center"/>
-          </w:tcPr>
-          <w:p>
-            <w:pPr>
-              <w:spacing w:line="276" w:lineRule="auto"/>
-              <w:ind w:firstLine="0"/>
-              <w:jc w:val="center"/>
-            </w:pPr>
-            <w:r>
-              <w:rPr>
-                <w:sz w:val="18"/>
-              </w:rPr>
-              <w:t>16</w:t>
-            </w:r>
-          </w:p>
-        </w:tc>
-        <w:tc>
-          <w:tcPr>
-            <w:tcW w:w="2422" w:type="dxa"/>
-            <w:vAlign w:val="center"/>
-          </w:tcPr>
-          <w:p>
-            <w:pPr>
-              <w:spacing w:line="276" w:lineRule="auto"/>
-              <w:ind w:firstLine="0"/>
-              <w:jc w:val="left"/>
-              <w:rPr>
+            <w:r>
+              <w:rPr>
+                <w:rFonts w:cs="Times New Roman"/>
+                <w:szCs w:val="28"/>
                 <w:lang w:val="ru-RU"/>
               </w:rPr>
-            </w:pPr>
-            <w:r>
-              <w:rPr>
-                <w:sz w:val="18"/>
-                <w:lang w:val="ru-RU"/>
-              </w:rPr>
-              <w:t>Результат операции, передаваемый в регистровый файл или общий тракт данных.</w:t>
+              <w:t>Выполняет поразрядную операцию NOR для двух входных операндов.</w:t>
             </w:r>
           </w:p>
         </w:tc>
@@ -4246,7 +6408,37 @@
         </w:trPr>
         <w:tc>
           <w:tcPr>
-            <w:tcW w:w="2422" w:type="dxa"/>
+            <w:tcW w:w="3261" w:type="dxa"/>
+            <w:shd w:val="clear" w:color="auto" w:fill="FFFFFF"/>
+            <w:vAlign w:val="center"/>
+          </w:tcPr>
+          <w:p>
+            <w:pPr>
+              <w:spacing w:line="276" w:lineRule="auto"/>
+              <w:ind w:firstLine="0"/>
+            </w:pPr>
+            <w:proofErr w:type="spellStart"/>
+            <w:r>
+              <w:rPr>
+                <w:rFonts w:cs="Times New Roman"/>
+                <w:szCs w:val="28"/>
+              </w:rPr>
+              <w:t>Блок</w:t>
+            </w:r>
+            <w:proofErr w:type="spellEnd"/>
+            <w:r>
+              <w:rPr>
+                <w:rFonts w:cs="Times New Roman"/>
+                <w:szCs w:val="28"/>
+              </w:rPr>
+              <w:t xml:space="preserve"> SRA</w:t>
+            </w:r>
+          </w:p>
+        </w:tc>
+        <w:tc>
+          <w:tcPr>
+            <w:tcW w:w="6427" w:type="dxa"/>
+            <w:shd w:val="clear" w:color="auto" w:fill="FFFFFF"/>
             <w:vAlign w:val="center"/>
           </w:tcPr>
           <w:p>
@@ -4254,71 +6446,17 @@
               <w:spacing w:line="276" w:lineRule="auto"/>
               <w:ind w:firstLine="0"/>
               <w:jc w:val="left"/>
+              <w:rPr>
+                <w:lang w:val="ru-RU"/>
+              </w:rPr>
             </w:pPr>
-            <w:proofErr w:type="spellStart"/>
-            <w:r>
-              <w:rPr>
-                <w:sz w:val="18"/>
-              </w:rPr>
-              <w:t>flag_z_zero_result_o</w:t>
-            </w:r>
-            <w:proofErr w:type="spellEnd"/>
-          </w:p>
-        </w:tc>
-        <w:tc>
-          <w:tcPr>
-            <w:tcW w:w="2422" w:type="dxa"/>
-            <w:vAlign w:val="center"/>
-          </w:tcPr>
-          <w:p>
-            <w:pPr>
-              <w:spacing w:line="276" w:lineRule="auto"/>
-              <w:ind w:firstLine="0"/>
-              <w:jc w:val="center"/>
-            </w:pPr>
-            <w:r>
-              <w:rPr>
-                <w:sz w:val="18"/>
-              </w:rPr>
-              <w:t>out</w:t>
-            </w:r>
-          </w:p>
-        </w:tc>
-        <w:tc>
-          <w:tcPr>
-            <w:tcW w:w="2422" w:type="dxa"/>
-            <w:vAlign w:val="center"/>
-          </w:tcPr>
-          <w:p>
-            <w:pPr>
-              <w:spacing w:line="276" w:lineRule="auto"/>
-              <w:ind w:firstLine="0"/>
-              <w:jc w:val="center"/>
-            </w:pPr>
-            <w:r>
-              <w:rPr>
-                <w:sz w:val="18"/>
-              </w:rPr>
-              <w:t>1</w:t>
-            </w:r>
-          </w:p>
-        </w:tc>
-        <w:tc>
-          <w:tcPr>
-            <w:tcW w:w="2422" w:type="dxa"/>
-            <w:vAlign w:val="center"/>
-          </w:tcPr>
-          <w:p>
-            <w:pPr>
-              <w:spacing w:line="276" w:lineRule="auto"/>
-              <w:ind w:firstLine="0"/>
-              <w:jc w:val="left"/>
-            </w:pPr>
-            <w:r>
-              <w:rPr>
-                <w:sz w:val="18"/>
-              </w:rPr>
-              <w:t>Признак нулевого результата.</w:t>
+            <w:r>
+              <w:rPr>
+                <w:rFonts w:cs="Times New Roman"/>
+                <w:szCs w:val="28"/>
+                <w:lang w:val="ru-RU"/>
+              </w:rPr>
+              <w:t>Выполняет арифметический сдвиг вправо с сохранением знакового бита.</w:t>
             </w:r>
           </w:p>
         </w:tc>
@@ -4329,7 +6467,46 @@
         </w:trPr>
         <w:tc>
           <w:tcPr>
-            <w:tcW w:w="2422" w:type="dxa"/>
+            <w:tcW w:w="3261" w:type="dxa"/>
+            <w:shd w:val="clear" w:color="auto" w:fill="FFFFFF"/>
+            <w:vAlign w:val="center"/>
+          </w:tcPr>
+          <w:p>
+            <w:pPr>
+              <w:spacing w:line="276" w:lineRule="auto"/>
+              <w:ind w:firstLine="0"/>
+            </w:pPr>
+            <w:proofErr w:type="spellStart"/>
+            <w:r>
+              <w:rPr>
+                <w:rFonts w:cs="Times New Roman"/>
+                <w:szCs w:val="28"/>
+              </w:rPr>
+              <w:t>Формирователь</w:t>
+            </w:r>
+            <w:proofErr w:type="spellEnd"/>
+            <w:r>
+              <w:rPr>
+                <w:rFonts w:cs="Times New Roman"/>
+                <w:szCs w:val="28"/>
+              </w:rPr>
+              <w:t xml:space="preserve"> </w:t>
+            </w:r>
+            <w:proofErr w:type="spellStart"/>
+            <w:r>
+              <w:rPr>
+                <w:rFonts w:cs="Times New Roman"/>
+                <w:szCs w:val="28"/>
+              </w:rPr>
+              <w:t>признаков</w:t>
+            </w:r>
+            <w:proofErr w:type="spellEnd"/>
+          </w:p>
+        </w:tc>
+        <w:tc>
+          <w:tcPr>
+            <w:tcW w:w="6427" w:type="dxa"/>
+            <w:shd w:val="clear" w:color="auto" w:fill="FFFFFF"/>
             <w:vAlign w:val="center"/>
           </w:tcPr>
           <w:p>
@@ -4337,86 +6514,17 @@
               <w:spacing w:line="276" w:lineRule="auto"/>
               <w:ind w:firstLine="0"/>
               <w:jc w:val="left"/>
+              <w:rPr>
+                <w:lang w:val="ru-RU"/>
+              </w:rPr>
             </w:pPr>
             <w:r>
               <w:rPr>
-                <w:sz w:val="18"/>
-              </w:rPr>
-              <w:t>flag_s_negative_result_o</w:t>
-            </w:r>
-          </w:p>
-        </w:tc>
-        <w:tc>
-          <w:tcPr>
-            <w:tcW w:w="2422" w:type="dxa"/>
-            <w:vAlign w:val="center"/>
-          </w:tcPr>
-          <w:p>
-            <w:pPr>
-              <w:spacing w:line="276" w:lineRule="auto"/>
-              <w:ind w:firstLine="0"/>
-              <w:jc w:val="center"/>
-            </w:pPr>
-            <w:r>
-              <w:rPr>
-                <w:sz w:val="18"/>
-              </w:rPr>
-              <w:t>out</w:t>
-            </w:r>
-          </w:p>
-        </w:tc>
-        <w:tc>
-          <w:tcPr>
-            <w:tcW w:w="2422" w:type="dxa"/>
-            <w:vAlign w:val="center"/>
-          </w:tcPr>
-          <w:p>
-            <w:pPr>
-              <w:spacing w:line="276" w:lineRule="auto"/>
-              <w:ind w:firstLine="0"/>
-              <w:jc w:val="center"/>
-            </w:pPr>
-            <w:r>
-              <w:rPr>
-                <w:sz w:val="18"/>
-              </w:rPr>
-              <w:t>1</w:t>
-            </w:r>
-          </w:p>
-        </w:tc>
-        <w:tc>
-          <w:tcPr>
-            <w:tcW w:w="2422" w:type="dxa"/>
-            <w:vAlign w:val="center"/>
-          </w:tcPr>
-          <w:p>
-            <w:pPr>
-              <w:spacing w:line="276" w:lineRule="auto"/>
-              <w:ind w:firstLine="0"/>
-              <w:jc w:val="left"/>
-              <w:rPr>
+                <w:rFonts w:cs="Times New Roman"/>
+                <w:szCs w:val="28"/>
                 <w:lang w:val="ru-RU"/>
               </w:rPr>
-            </w:pPr>
-            <w:r>
-              <w:rPr>
-                <w:sz w:val="18"/>
-                <w:lang w:val="ru-RU"/>
-              </w:rPr>
-              <w:t xml:space="preserve">Признак отрицательного результата, равный старшему биту </w:t>
-            </w:r>
-            <w:r>
-              <w:rPr>
-                <w:sz w:val="18"/>
-              </w:rPr>
-              <w:t>Y</w:t>
-            </w:r>
-            <w:r>
-              <w:rPr>
-                <w:sz w:val="18"/>
-                <w:lang w:val="ru-RU"/>
-              </w:rPr>
-              <w:t>.</w:t>
+              <w:t>Формирует признаки Z, S, C и O по результату выбранной операции.</w:t>
             </w:r>
           </w:p>
         </w:tc>
@@ -4427,7 +6535,62 @@
         </w:trPr>
         <w:tc>
           <w:tcPr>
-            <w:tcW w:w="2422" w:type="dxa"/>
+            <w:tcW w:w="3261" w:type="dxa"/>
+            <w:shd w:val="clear" w:color="auto" w:fill="FFFFFF"/>
+            <w:vAlign w:val="center"/>
+          </w:tcPr>
+          <w:p>
+            <w:pPr>
+              <w:spacing w:line="276" w:lineRule="auto"/>
+              <w:ind w:firstLine="0"/>
+            </w:pPr>
+            <w:proofErr w:type="spellStart"/>
+            <w:r>
+              <w:rPr>
+                <w:rFonts w:cs="Times New Roman"/>
+                <w:szCs w:val="28"/>
+              </w:rPr>
+              <w:t>Верхний</w:t>
+            </w:r>
+            <w:proofErr w:type="spellEnd"/>
+            <w:r>
+              <w:rPr>
+                <w:rFonts w:cs="Times New Roman"/>
+                <w:szCs w:val="28"/>
+              </w:rPr>
+              <w:t xml:space="preserve"> </w:t>
+            </w:r>
+            <w:proofErr w:type="spellStart"/>
+            <w:r>
+              <w:rPr>
+                <w:rFonts w:cs="Times New Roman"/>
+                <w:szCs w:val="28"/>
+              </w:rPr>
+              <w:t>структурный</w:t>
+            </w:r>
+            <w:proofErr w:type="spellEnd"/>
+            <w:r>
+              <w:rPr>
+                <w:rFonts w:cs="Times New Roman"/>
+                <w:szCs w:val="28"/>
+              </w:rPr>
+              <w:t xml:space="preserve"> </w:t>
+            </w:r>
+            <w:proofErr w:type="spellStart"/>
+            <w:r>
+              <w:rPr>
+                <w:rFonts w:cs="Times New Roman"/>
+                <w:szCs w:val="28"/>
+              </w:rPr>
+              <w:t>блок</w:t>
+            </w:r>
+            <w:proofErr w:type="spellEnd"/>
+          </w:p>
+        </w:tc>
+        <w:tc>
+          <w:tcPr>
+            <w:tcW w:w="6427" w:type="dxa"/>
+            <w:shd w:val="clear" w:color="auto" w:fill="FFFFFF"/>
             <w:vAlign w:val="center"/>
           </w:tcPr>
           <w:p>
@@ -4435,100 +6598,17 @@
               <w:spacing w:line="276" w:lineRule="auto"/>
               <w:ind w:firstLine="0"/>
               <w:jc w:val="left"/>
+              <w:rPr>
+                <w:lang w:val="ru-RU"/>
+              </w:rPr>
             </w:pPr>
             <w:r>
               <w:rPr>
-                <w:sz w:val="18"/>
-              </w:rPr>
-              <w:lastRenderedPageBreak/>
-              <w:t>flag_c_carry_or_shift_out_o</w:t>
-            </w:r>
-          </w:p>
-        </w:tc>
-        <w:tc>
-          <w:tcPr>
-            <w:tcW w:w="2422" w:type="dxa"/>
-            <w:vAlign w:val="center"/>
-          </w:tcPr>
-          <w:p>
-            <w:pPr>
-              <w:spacing w:line="276" w:lineRule="auto"/>
-              <w:ind w:firstLine="0"/>
-              <w:jc w:val="center"/>
-            </w:pPr>
-            <w:r>
-              <w:rPr>
-                <w:sz w:val="18"/>
-              </w:rPr>
-              <w:t>out</w:t>
-            </w:r>
-          </w:p>
-        </w:tc>
-        <w:tc>
-          <w:tcPr>
-            <w:tcW w:w="2422" w:type="dxa"/>
-            <w:vAlign w:val="center"/>
-          </w:tcPr>
-          <w:p>
-            <w:pPr>
-              <w:spacing w:line="276" w:lineRule="auto"/>
-              <w:ind w:firstLine="0"/>
-              <w:jc w:val="center"/>
-            </w:pPr>
-            <w:r>
-              <w:rPr>
-                <w:sz w:val="18"/>
-              </w:rPr>
-              <w:t>1</w:t>
-            </w:r>
-          </w:p>
-        </w:tc>
-        <w:tc>
-          <w:tcPr>
-            <w:tcW w:w="2422" w:type="dxa"/>
-            <w:vAlign w:val="center"/>
-          </w:tcPr>
-          <w:p>
-            <w:pPr>
-              <w:spacing w:line="276" w:lineRule="auto"/>
-              <w:ind w:firstLine="0"/>
-              <w:jc w:val="left"/>
-              <w:rPr>
+                <w:rFonts w:cs="Times New Roman"/>
+                <w:szCs w:val="28"/>
                 <w:lang w:val="ru-RU"/>
               </w:rPr>
-            </w:pPr>
-            <w:r>
-              <w:rPr>
-                <w:sz w:val="18"/>
-                <w:lang w:val="ru-RU"/>
-              </w:rPr>
-              <w:t xml:space="preserve">Перенос при </w:t>
-            </w:r>
-            <w:r>
-              <w:rPr>
-                <w:sz w:val="18"/>
-              </w:rPr>
-              <w:t>INCS</w:t>
-            </w:r>
-            <w:r>
-              <w:rPr>
-                <w:sz w:val="18"/>
-                <w:lang w:val="ru-RU"/>
-              </w:rPr>
-              <w:t xml:space="preserve"> или вытолкнутый младший бит при </w:t>
-            </w:r>
-            <w:r>
-              <w:rPr>
-                <w:sz w:val="18"/>
-              </w:rPr>
-              <w:t>SRA</w:t>
-            </w:r>
-            <w:r>
-              <w:rPr>
-                <w:sz w:val="18"/>
-                <w:lang w:val="ru-RU"/>
-              </w:rPr>
-              <w:t>.</w:t>
+              <w:t>Объединяет блоки управления, вычисления и формирования признаков.</w:t>
             </w:r>
           </w:p>
         </w:tc>
@@ -4539,7 +6619,62 @@
         </w:trPr>
         <w:tc>
           <w:tcPr>
-            <w:tcW w:w="2422" w:type="dxa"/>
+            <w:tcW w:w="3261" w:type="dxa"/>
+            <w:shd w:val="clear" w:color="auto" w:fill="FFFFFF"/>
+            <w:vAlign w:val="center"/>
+          </w:tcPr>
+          <w:p>
+            <w:pPr>
+              <w:spacing w:line="276" w:lineRule="auto"/>
+              <w:ind w:firstLine="0"/>
+            </w:pPr>
+            <w:proofErr w:type="spellStart"/>
+            <w:r>
+              <w:rPr>
+                <w:rFonts w:cs="Times New Roman"/>
+                <w:szCs w:val="28"/>
+              </w:rPr>
+              <w:t>Блок</w:t>
+            </w:r>
+            <w:proofErr w:type="spellEnd"/>
+            <w:r>
+              <w:rPr>
+                <w:rFonts w:cs="Times New Roman"/>
+                <w:szCs w:val="28"/>
+              </w:rPr>
+              <w:t xml:space="preserve"> </w:t>
+            </w:r>
+            <w:proofErr w:type="spellStart"/>
+            <w:r>
+              <w:rPr>
+                <w:rFonts w:cs="Times New Roman"/>
+                <w:szCs w:val="28"/>
+              </w:rPr>
+              <w:t>внешних</w:t>
+            </w:r>
+            <w:proofErr w:type="spellEnd"/>
+            <w:r>
+              <w:rPr>
+                <w:rFonts w:cs="Times New Roman"/>
+                <w:szCs w:val="28"/>
+              </w:rPr>
+              <w:t xml:space="preserve"> </w:t>
+            </w:r>
+            <w:proofErr w:type="spellStart"/>
+            <w:r>
+              <w:rPr>
+                <w:rFonts w:cs="Times New Roman"/>
+                <w:szCs w:val="28"/>
+              </w:rPr>
+              <w:t>выводов</w:t>
+            </w:r>
+            <w:proofErr w:type="spellEnd"/>
+          </w:p>
+        </w:tc>
+        <w:tc>
+          <w:tcPr>
+            <w:tcW w:w="6427" w:type="dxa"/>
+            <w:shd w:val="clear" w:color="auto" w:fill="FFFFFF"/>
             <w:vAlign w:val="center"/>
           </w:tcPr>
           <w:p>
@@ -4547,75 +6682,17 @@
               <w:spacing w:line="276" w:lineRule="auto"/>
               <w:ind w:firstLine="0"/>
               <w:jc w:val="left"/>
+              <w:rPr>
+                <w:lang w:val="ru-RU"/>
+              </w:rPr>
             </w:pPr>
-            <w:proofErr w:type="spellStart"/>
-            <w:r>
-              <w:rPr>
-                <w:sz w:val="18"/>
-              </w:rPr>
-              <w:t>flag_o_overflow_o</w:t>
-            </w:r>
-            <w:proofErr w:type="spellEnd"/>
-          </w:p>
-        </w:tc>
-        <w:tc>
-          <w:tcPr>
-            <w:tcW w:w="2422" w:type="dxa"/>
-            <w:vAlign w:val="center"/>
-          </w:tcPr>
-          <w:p>
-            <w:pPr>
-              <w:spacing w:line="276" w:lineRule="auto"/>
-              <w:ind w:firstLine="0"/>
-              <w:jc w:val="center"/>
-            </w:pPr>
-            <w:r>
-              <w:rPr>
-                <w:sz w:val="18"/>
-              </w:rPr>
-              <w:t>out</w:t>
-            </w:r>
-          </w:p>
-        </w:tc>
-        <w:tc>
-          <w:tcPr>
-            <w:tcW w:w="2422" w:type="dxa"/>
-            <w:vAlign w:val="center"/>
-          </w:tcPr>
-          <w:p>
-            <w:pPr>
-              <w:spacing w:line="276" w:lineRule="auto"/>
-              <w:ind w:firstLine="0"/>
-              <w:jc w:val="center"/>
-            </w:pPr>
-            <w:r>
-              <w:rPr>
-                <w:sz w:val="18"/>
-              </w:rPr>
-              <w:t>1</w:t>
-            </w:r>
-          </w:p>
-        </w:tc>
-        <w:tc>
-          <w:tcPr>
-            <w:tcW w:w="2422" w:type="dxa"/>
-            <w:vAlign w:val="center"/>
-          </w:tcPr>
-          <w:p>
-            <w:pPr>
-              <w:spacing w:line="276" w:lineRule="auto"/>
-              <w:ind w:firstLine="0"/>
-              <w:jc w:val="left"/>
-              <w:rPr>
+            <w:r>
+              <w:rPr>
+                <w:rFonts w:cs="Times New Roman"/>
+                <w:szCs w:val="28"/>
                 <w:lang w:val="ru-RU"/>
               </w:rPr>
-            </w:pPr>
-            <w:r>
-              <w:rPr>
-                <w:sz w:val="18"/>
-                <w:lang w:val="ru-RU"/>
-              </w:rPr>
-              <w:t>Признак переполнения для арифметической операции.</w:t>
+              <w:t>Выводит на верхний уровень сигналы, необходимые для схемы и временной диаграммы.</w:t>
             </w:r>
           </w:p>
         </w:tc>
@@ -4626,7 +6703,8 @@
         </w:trPr>
         <w:tc>
           <w:tcPr>
-            <w:tcW w:w="2422" w:type="dxa"/>
+            <w:tcW w:w="3261" w:type="dxa"/>
+            <w:shd w:val="clear" w:color="auto" w:fill="FFFFFF"/>
             <w:vAlign w:val="center"/>
           </w:tcPr>
           <w:p>
@@ -4635,57 +6713,28 @@
               <w:ind w:firstLine="0"/>
               <w:jc w:val="left"/>
             </w:pPr>
+            <w:r>
+              <w:rPr>
+                <w:rFonts w:cs="Times New Roman"/>
+                <w:szCs w:val="28"/>
+              </w:rPr>
+              <w:t xml:space="preserve">Модель </w:t>
+            </w:r>
             <w:proofErr w:type="spellStart"/>
             <w:r>
               <w:rPr>
-                <w:sz w:val="18"/>
-              </w:rPr>
-              <w:t>ctrl_selected_alu_operation_o</w:t>
+                <w:rFonts w:cs="Times New Roman"/>
+                <w:szCs w:val="28"/>
+              </w:rPr>
+              <w:t>проверки</w:t>
             </w:r>
             <w:proofErr w:type="spellEnd"/>
           </w:p>
         </w:tc>
         <w:tc>
           <w:tcPr>
-            <w:tcW w:w="2422" w:type="dxa"/>
-            <w:vAlign w:val="center"/>
-          </w:tcPr>
-          <w:p>
-            <w:pPr>
-              <w:spacing w:line="276" w:lineRule="auto"/>
-              <w:ind w:firstLine="0"/>
-              <w:jc w:val="center"/>
-            </w:pPr>
-            <w:r>
-              <w:rPr>
-                <w:sz w:val="18"/>
-              </w:rPr>
-              <w:t>out</w:t>
-            </w:r>
-          </w:p>
-        </w:tc>
-        <w:tc>
-          <w:tcPr>
-            <w:tcW w:w="2422" w:type="dxa"/>
-            <w:vAlign w:val="center"/>
-          </w:tcPr>
-          <w:p>
-            <w:pPr>
-              <w:spacing w:line="276" w:lineRule="auto"/>
-              <w:ind w:firstLine="0"/>
-              <w:jc w:val="center"/>
-            </w:pPr>
-            <w:r>
-              <w:rPr>
-                <w:sz w:val="18"/>
-              </w:rPr>
-              <w:t>3</w:t>
-            </w:r>
-          </w:p>
-        </w:tc>
-        <w:tc>
-          <w:tcPr>
-            <w:tcW w:w="2422" w:type="dxa"/>
+            <w:tcW w:w="6427" w:type="dxa"/>
+            <w:shd w:val="clear" w:color="auto" w:fill="FFFFFF"/>
             <w:vAlign w:val="center"/>
           </w:tcPr>
           <w:p>
@@ -4699,184 +6748,11 @@
             </w:pPr>
             <w:r>
               <w:rPr>
-                <w:sz w:val="18"/>
+                <w:rFonts w:cs="Times New Roman"/>
+                <w:szCs w:val="28"/>
                 <w:lang w:val="ru-RU"/>
               </w:rPr>
-              <w:t>Диагностический код выбранной внутренней операции АЛУ.</w:t>
-            </w:r>
-          </w:p>
-        </w:tc>
-      </w:tr>
-      <w:tr>
-        <w:trPr>
-          <w:jc w:val="center"/>
-        </w:trPr>
-        <w:tc>
-          <w:tcPr>
-            <w:tcW w:w="2422" w:type="dxa"/>
-            <w:vAlign w:val="center"/>
-          </w:tcPr>
-          <w:p>
-            <w:pPr>
-              <w:spacing w:line="276" w:lineRule="auto"/>
-              <w:ind w:firstLine="0"/>
-              <w:jc w:val="left"/>
-            </w:pPr>
-            <w:proofErr w:type="spellStart"/>
-            <w:r>
-              <w:rPr>
-                <w:sz w:val="18"/>
-              </w:rPr>
-              <w:t>ctrl_second_operand_is_used_o</w:t>
-            </w:r>
-            <w:proofErr w:type="spellEnd"/>
-          </w:p>
-        </w:tc>
-        <w:tc>
-          <w:tcPr>
-            <w:tcW w:w="2422" w:type="dxa"/>
-            <w:vAlign w:val="center"/>
-          </w:tcPr>
-          <w:p>
-            <w:pPr>
-              <w:spacing w:line="276" w:lineRule="auto"/>
-              <w:ind w:firstLine="0"/>
-              <w:jc w:val="center"/>
-            </w:pPr>
-            <w:r>
-              <w:rPr>
-                <w:sz w:val="18"/>
-              </w:rPr>
-              <w:t>out</w:t>
-            </w:r>
-          </w:p>
-        </w:tc>
-        <w:tc>
-          <w:tcPr>
-            <w:tcW w:w="2422" w:type="dxa"/>
-            <w:vAlign w:val="center"/>
-          </w:tcPr>
-          <w:p>
-            <w:pPr>
-              <w:spacing w:line="276" w:lineRule="auto"/>
-              <w:ind w:firstLine="0"/>
-              <w:jc w:val="center"/>
-            </w:pPr>
-            <w:r>
-              <w:rPr>
-                <w:sz w:val="18"/>
-              </w:rPr>
-              <w:t>1</w:t>
-            </w:r>
-          </w:p>
-        </w:tc>
-        <w:tc>
-          <w:tcPr>
-            <w:tcW w:w="2422" w:type="dxa"/>
-            <w:vAlign w:val="center"/>
-          </w:tcPr>
-          <w:p>
-            <w:pPr>
-              <w:spacing w:line="276" w:lineRule="auto"/>
-              <w:ind w:firstLine="0"/>
-              <w:jc w:val="left"/>
-              <w:rPr>
-                <w:lang w:val="ru-RU"/>
-              </w:rPr>
-            </w:pPr>
-            <w:r>
-              <w:rPr>
-                <w:sz w:val="18"/>
-                <w:lang w:val="ru-RU"/>
-              </w:rPr>
-              <w:t>Диагностический сигнал использования второго операнда.</w:t>
-            </w:r>
-          </w:p>
-        </w:tc>
-      </w:tr>
-      <w:tr>
-        <w:trPr>
-          <w:jc w:val="center"/>
-        </w:trPr>
-        <w:tc>
-          <w:tcPr>
-            <w:tcW w:w="2422" w:type="dxa"/>
-            <w:vAlign w:val="center"/>
-          </w:tcPr>
-          <w:p>
-            <w:pPr>
-              <w:spacing w:line="276" w:lineRule="auto"/>
-              <w:ind w:firstLine="0"/>
-              <w:jc w:val="left"/>
-            </w:pPr>
-            <w:proofErr w:type="spellStart"/>
-            <w:r>
-              <w:rPr>
-                <w:sz w:val="18"/>
-              </w:rPr>
-              <w:t>ctrl_write_flags_register_o</w:t>
-            </w:r>
-            <w:proofErr w:type="spellEnd"/>
-          </w:p>
-        </w:tc>
-        <w:tc>
-          <w:tcPr>
-            <w:tcW w:w="2422" w:type="dxa"/>
-            <w:vAlign w:val="center"/>
-          </w:tcPr>
-          <w:p>
-            <w:pPr>
-              <w:spacing w:line="276" w:lineRule="auto"/>
-              <w:ind w:firstLine="0"/>
-              <w:jc w:val="center"/>
-            </w:pPr>
-            <w:r>
-              <w:rPr>
-                <w:sz w:val="18"/>
-              </w:rPr>
-              <w:t>out</w:t>
-            </w:r>
-          </w:p>
-        </w:tc>
-        <w:tc>
-          <w:tcPr>
-            <w:tcW w:w="2422" w:type="dxa"/>
-            <w:vAlign w:val="center"/>
-          </w:tcPr>
-          <w:p>
-            <w:pPr>
-              <w:spacing w:line="276" w:lineRule="auto"/>
-              <w:ind w:firstLine="0"/>
-              <w:jc w:val="center"/>
-            </w:pPr>
-            <w:r>
-              <w:rPr>
-                <w:sz w:val="18"/>
-              </w:rPr>
-              <w:t>1</w:t>
-            </w:r>
-          </w:p>
-        </w:tc>
-        <w:tc>
-          <w:tcPr>
-            <w:tcW w:w="2422" w:type="dxa"/>
-            <w:vAlign w:val="center"/>
-          </w:tcPr>
-          <w:p>
-            <w:pPr>
-              <w:spacing w:line="276" w:lineRule="auto"/>
-              <w:ind w:firstLine="0"/>
-              <w:jc w:val="left"/>
-              <w:rPr>
-                <w:lang w:val="ru-RU"/>
-              </w:rPr>
-            </w:pPr>
-            <w:r>
-              <w:rPr>
-                <w:sz w:val="18"/>
-                <w:lang w:val="ru-RU"/>
-              </w:rPr>
-              <w:t>Разрешение записи регистра флагов после выполнения операции.</w:t>
+              <w:t>Подает контрольные наборы и проверяет ожидаемые результаты операций.</w:t>
             </w:r>
           </w:p>
         </w:tc>
@@ -4892,18 +6768,59 @@
     </w:p>
     <w:p>
       <w:pPr>
-        <w:spacing w:before="120" w:line="276" w:lineRule="auto"/>
-        <w:jc w:val="left"/>
+        <w:spacing w:line="276" w:lineRule="auto"/>
         <w:rPr>
           <w:lang w:val="ru-RU"/>
         </w:rPr>
       </w:pPr>
       <w:r>
         <w:rPr>
-          <w:b/>
-          <w:lang w:val="ru-RU"/>
-        </w:rPr>
-        <w:t>4.3 Алгоритм работы</w:t>
+          <w:lang w:val="ru-RU"/>
+        </w:rPr>
+        <w:lastRenderedPageBreak/>
+        <w:t xml:space="preserve">Файл проекта </w:t>
+      </w:r>
+      <w:proofErr w:type="spellStart"/>
+      <w:r>
+        <w:rPr>
+          <w:lang w:val="ru-RU"/>
+        </w:rPr>
+        <w:t>Quartus</w:t>
+      </w:r>
+      <w:proofErr w:type="spellEnd"/>
+      <w:r>
+        <w:rPr>
+          <w:lang w:val="ru-RU"/>
+        </w:rPr>
+        <w:t>: lab5_alu/</w:t>
+      </w:r>
+      <w:proofErr w:type="spellStart"/>
+      <w:r>
+        <w:rPr>
+          <w:lang w:val="ru-RU"/>
+        </w:rPr>
+        <w:t>quartus</w:t>
+      </w:r>
+      <w:proofErr w:type="spellEnd"/>
+      <w:r>
+        <w:rPr>
+          <w:lang w:val="ru-RU"/>
+        </w:rPr>
+        <w:t xml:space="preserve">/lab5_alu.qpf. После открытия проекта необходимо выполнить Processing -&gt; Start </w:t>
+      </w:r>
+      <w:proofErr w:type="spellStart"/>
+      <w:r>
+        <w:rPr>
+          <w:lang w:val="ru-RU"/>
+        </w:rPr>
+        <w:t>Compilation</w:t>
+      </w:r>
+      <w:proofErr w:type="spellEnd"/>
+      <w:r>
+        <w:rPr>
+          <w:lang w:val="ru-RU"/>
+        </w:rPr>
+        <w:t>, затем просмотреть полученную схему соединения блоков и убедиться, что входные и выходные выводы соответствуют заданию.</w:t>
       </w:r>
     </w:p>
     <w:p>
@@ -4913,11 +6830,268 @@
           <w:lang w:val="ru-RU"/>
         </w:rPr>
       </w:pPr>
+    </w:p>
+    <w:p>
+      <w:pPr>
+        <w:spacing w:line="276" w:lineRule="auto"/>
+        <w:jc w:val="left"/>
+        <w:rPr>
+          <w:b/>
+          <w:lang w:val="ru-RU"/>
+        </w:rPr>
+      </w:pPr>
       <w:r>
         <w:rPr>
-          <w:lang w:val="ru-RU"/>
-        </w:rPr>
-        <w:t>Алгоритм работы устройства задает последовательность преобразования входных сигналов в выходные и определяет условия перехода между режимами. Для синхронных блоков изменение регистров выполняется по фронту тактового сигнала, для комбинационных блоков результат формируется после изменения входов.</w:t>
+          <w:b/>
+          <w:lang w:val="ru-RU"/>
+        </w:rPr>
+        <w:t>4.5 Функциональное моделирование</w:t>
+      </w:r>
+    </w:p>
+    <w:p>
+      <w:pPr>
+        <w:spacing w:line="276" w:lineRule="auto"/>
+        <w:jc w:val="left"/>
+        <w:rPr>
+          <w:lang w:val="ru-RU"/>
+        </w:rPr>
+      </w:pPr>
+    </w:p>
+    <w:p>
+      <w:pPr>
+        <w:spacing w:line="276" w:lineRule="auto"/>
+        <w:rPr>
+          <w:lang w:val="ru-RU"/>
+        </w:rPr>
+      </w:pPr>
+      <w:r>
+        <w:rPr>
+          <w:lang w:val="ru-RU"/>
+        </w:rPr>
+        <w:t xml:space="preserve">Функциональная проверка выполнена </w:t>
+      </w:r>
+      <w:r>
+        <w:t>testbench</w:t>
+      </w:r>
+      <w:r>
+        <w:rPr>
+          <w:lang w:val="ru-RU"/>
+        </w:rPr>
+        <w:t xml:space="preserve">-моделью. В </w:t>
+      </w:r>
+      <w:r>
+        <w:t>testbench</w:t>
+      </w:r>
+      <w:r>
+        <w:rPr>
+          <w:lang w:val="ru-RU"/>
+        </w:rPr>
+        <w:t xml:space="preserve"> подаются контрольные наборы, соответствующие рабочим и граничным режимам устройства. Проверка результата выполняется операторами </w:t>
+      </w:r>
+      <w:r>
+        <w:t>assert</w:t>
+      </w:r>
+      <w:r>
+        <w:rPr>
+          <w:lang w:val="ru-RU"/>
+        </w:rPr>
+        <w:t>, поэтому ошибка в данных, флагах или протоколе приводит к останову моделирования.</w:t>
+      </w:r>
+    </w:p>
+    <w:p>
+      <w:pPr>
+        <w:spacing w:line="276" w:lineRule="auto"/>
+        <w:rPr>
+          <w:lang w:val="ru-RU"/>
+        </w:rPr>
+      </w:pPr>
+    </w:p>
+    <w:p>
+      <w:pPr>
+        <w:spacing w:after="120" w:line="276" w:lineRule="auto"/>
+        <w:ind w:firstLine="0"/>
+        <w:jc w:val="center"/>
+        <w:rPr>
+          <w:b/>
+          <w:bCs/>
+          <w:iCs/>
+          <w:szCs w:val="28"/>
+          <w:lang w:val="ru-RU"/>
+        </w:rPr>
+      </w:pPr>
+      <w:r>
+        <w:rPr>
+          <w:b/>
+          <w:bCs/>
+          <w:iCs/>
+          <w:noProof/>
+          <w:szCs w:val="28"/>
+          <w:lang w:val="ru-RU"/>
+        </w:rPr>
+        <w:drawing>
+          <wp:inline distT="0" distB="0" distL="0" distR="0" wp14:anchorId="7EA0667E" wp14:editId="68D030C7">
+            <wp:extent cx="6442911" cy="3169920"/>
+            <wp:effectExtent l="0" t="0" r="0" b="0"/>
+            <wp:docPr id="1121429732" name="Рисунок 1"/>
+            <wp:cNvGraphicFramePr>
+              <a:graphicFrameLocks xmlns:a="http://schemas.openxmlformats.org/drawingml/2006/main" noChangeAspect="1"/>
+            </wp:cNvGraphicFramePr>
+            <a:graphic xmlns:a="http://schemas.openxmlformats.org/drawingml/2006/main">
+              <a:graphicData uri="http://schemas.openxmlformats.org/drawingml/2006/picture">
+                <pic:pic xmlns:pic="http://schemas.openxmlformats.org/drawingml/2006/picture">
+                  <pic:nvPicPr>
+                    <pic:cNvPr id="1121429732" name=""/>
+                    <pic:cNvPicPr/>
+                  </pic:nvPicPr>
+                  <pic:blipFill>
+                    <a:blip r:embed="rId15"/>
+                    <a:stretch>
+                      <a:fillRect/>
+                    </a:stretch>
+                  </pic:blipFill>
+                  <pic:spPr>
+                    <a:xfrm>
+                      <a:off x="0" y="0"/>
+                      <a:ext cx="6448061" cy="3172454"/>
+                    </a:xfrm>
+                    <a:prstGeom prst="rect">
+                      <a:avLst/>
+                    </a:prstGeom>
+                  </pic:spPr>
+                </pic:pic>
+              </a:graphicData>
+            </a:graphic>
+          </wp:inline>
+        </w:drawing>
+      </w:r>
+    </w:p>
+    <w:p>
+      <w:pPr>
+        <w:spacing w:after="120" w:line="276" w:lineRule="auto"/>
+        <w:ind w:firstLine="0"/>
+        <w:jc w:val="center"/>
+        <w:rPr>
+          <w:iCs/>
+          <w:szCs w:val="28"/>
+          <w:lang w:val="ru-RU"/>
+        </w:rPr>
+      </w:pPr>
+      <w:r>
+        <w:rPr>
+          <w:iCs/>
+          <w:szCs w:val="28"/>
+          <w:lang w:val="ru-RU"/>
+        </w:rPr>
+        <w:t>Рисунок 4.8 - Временная диаграмма входных сигналов при проверке операций CMP, NOR и SRA</w:t>
+      </w:r>
+    </w:p>
+    <w:p>
+      <w:pPr>
+        <w:spacing w:after="120" w:line="276" w:lineRule="auto"/>
+        <w:ind w:firstLine="0"/>
+        <w:jc w:val="center"/>
+        <w:rPr>
+          <w:b/>
+          <w:bCs/>
+          <w:iCs/>
+          <w:szCs w:val="28"/>
+          <w:lang w:val="ru-RU"/>
+        </w:rPr>
+      </w:pPr>
+      <w:r>
+        <w:rPr>
+          <w:b/>
+          <w:bCs/>
+          <w:iCs/>
+          <w:noProof/>
+          <w:szCs w:val="28"/>
+          <w:lang w:val="ru-RU"/>
+        </w:rPr>
+        <w:lastRenderedPageBreak/>
+        <w:drawing>
+          <wp:inline distT="0" distB="0" distL="0" distR="0" wp14:anchorId="48ECD201" wp14:editId="2BBBC46B">
+            <wp:extent cx="6458640" cy="2049780"/>
+            <wp:effectExtent l="0" t="0" r="0" b="7620"/>
+            <wp:docPr id="1411605234" name="Рисунок 1"/>
+            <wp:cNvGraphicFramePr>
+              <a:graphicFrameLocks xmlns:a="http://schemas.openxmlformats.org/drawingml/2006/main" noChangeAspect="1"/>
+            </wp:cNvGraphicFramePr>
+            <a:graphic xmlns:a="http://schemas.openxmlformats.org/drawingml/2006/main">
+              <a:graphicData uri="http://schemas.openxmlformats.org/drawingml/2006/picture">
+                <pic:pic xmlns:pic="http://schemas.openxmlformats.org/drawingml/2006/picture">
+                  <pic:nvPicPr>
+                    <pic:cNvPr id="1411605234" name=""/>
+                    <pic:cNvPicPr/>
+                  </pic:nvPicPr>
+                  <pic:blipFill>
+                    <a:blip r:embed="rId16"/>
+                    <a:stretch>
+                      <a:fillRect/>
+                    </a:stretch>
+                  </pic:blipFill>
+                  <pic:spPr>
+                    <a:xfrm>
+                      <a:off x="0" y="0"/>
+                      <a:ext cx="6461611" cy="2050723"/>
+                    </a:xfrm>
+                    <a:prstGeom prst="rect">
+                      <a:avLst/>
+                    </a:prstGeom>
+                  </pic:spPr>
+                </pic:pic>
+              </a:graphicData>
+            </a:graphic>
+          </wp:inline>
+        </w:drawing>
+      </w:r>
+    </w:p>
+    <w:p>
+      <w:pPr>
+        <w:spacing w:after="120" w:line="276" w:lineRule="auto"/>
+        <w:ind w:firstLine="0"/>
+        <w:jc w:val="center"/>
+        <w:rPr>
+          <w:iCs/>
+          <w:szCs w:val="28"/>
+          <w:lang w:val="ru-RU"/>
+        </w:rPr>
+      </w:pPr>
+      <w:r>
+        <w:rPr>
+          <w:iCs/>
+          <w:szCs w:val="28"/>
+          <w:lang w:val="ru-RU"/>
+        </w:rPr>
+        <w:t>Рисунок 4.9 - Временная диаграмма результатов и признаков при проверке операций CMP, NOR и SRA</w:t>
+      </w:r>
+    </w:p>
+    <w:p>
+      <w:pPr>
+        <w:spacing w:after="120" w:line="276" w:lineRule="auto"/>
+        <w:ind w:firstLine="0"/>
+        <w:jc w:val="center"/>
+        <w:rPr>
+          <w:iCs/>
+          <w:szCs w:val="28"/>
+          <w:lang w:val="ru-RU"/>
+        </w:rPr>
+      </w:pPr>
+    </w:p>
+    <w:p>
+      <w:pPr>
+        <w:spacing w:line="276" w:lineRule="auto"/>
+        <w:ind w:firstLine="0"/>
+        <w:rPr>
+          <w:lang w:val="ru-RU"/>
+        </w:rPr>
+      </w:pPr>
+      <w:r>
+        <w:rPr>
+          <w:rFonts w:cs="Times New Roman"/>
+          <w:szCs w:val="28"/>
+          <w:lang w:val="ru-RU"/>
+        </w:rPr>
+        <w:t>Таблица 6 – Контрольные наборы для функционального моделирования</w:t>
       </w:r>
     </w:p>
     <w:tbl>
@@ -4939,7 +7113,7 @@
         <w:tc>
           <w:tcPr>
             <w:tcW w:w="3230" w:type="dxa"/>
-            <w:shd w:val="clear" w:color="auto" w:fill="D9EAF7"/>
+            <w:shd w:val="clear" w:color="auto" w:fill="FFFFFF"/>
             <w:vAlign w:val="center"/>
           </w:tcPr>
           <w:p>
@@ -4951,10 +7125,11 @@
             <w:proofErr w:type="spellStart"/>
             <w:r>
               <w:rPr>
+                <w:rFonts w:cs="Times New Roman"/>
                 <w:b/>
-                <w:sz w:val="19"/>
-              </w:rPr>
-              <w:t>Шаг</w:t>
+                <w:szCs w:val="28"/>
+              </w:rPr>
+              <w:t>Проверка</w:t>
             </w:r>
             <w:proofErr w:type="spellEnd"/>
           </w:p>
@@ -4962,7 +7137,7 @@
         <w:tc>
           <w:tcPr>
             <w:tcW w:w="3230" w:type="dxa"/>
-            <w:shd w:val="clear" w:color="auto" w:fill="D9EAF7"/>
+            <w:shd w:val="clear" w:color="auto" w:fill="FFFFFF"/>
             <w:vAlign w:val="center"/>
           </w:tcPr>
           <w:p>
@@ -4971,34 +7146,58 @@
               <w:ind w:firstLine="0"/>
               <w:jc w:val="center"/>
             </w:pPr>
-            <w:r>
-              <w:rPr>
+            <w:proofErr w:type="spellStart"/>
+            <w:r>
+              <w:rPr>
+                <w:rFonts w:cs="Times New Roman"/>
                 <w:b/>
-                <w:sz w:val="19"/>
-              </w:rPr>
-              <w:t>Действие</w:t>
-            </w:r>
+                <w:szCs w:val="28"/>
+              </w:rPr>
+              <w:t>Условие</w:t>
+            </w:r>
+            <w:proofErr w:type="spellEnd"/>
           </w:p>
         </w:tc>
         <w:tc>
           <w:tcPr>
             <w:tcW w:w="3230" w:type="dxa"/>
-            <w:shd w:val="clear" w:color="auto" w:fill="D9EAF7"/>
+            <w:shd w:val="clear" w:color="auto" w:fill="FFFFFF"/>
             <w:vAlign w:val="center"/>
           </w:tcPr>
           <w:p>
             <w:pPr>
               <w:spacing w:line="276" w:lineRule="auto"/>
               <w:ind w:firstLine="0"/>
-              <w:jc w:val="center"/>
+              <w:jc w:val="left"/>
             </w:pPr>
-            <w:r>
-              <w:rPr>
+            <w:proofErr w:type="spellStart"/>
+            <w:r>
+              <w:rPr>
+                <w:rFonts w:cs="Times New Roman"/>
                 <w:b/>
-                <w:sz w:val="19"/>
-              </w:rPr>
-              <w:t>Результат</w:t>
-            </w:r>
+                <w:szCs w:val="28"/>
+              </w:rPr>
+              <w:t>Ожидаемый</w:t>
+            </w:r>
+            <w:proofErr w:type="spellEnd"/>
+            <w:r>
+              <w:rPr>
+                <w:rFonts w:cs="Times New Roman"/>
+                <w:b/>
+                <w:szCs w:val="28"/>
+              </w:rPr>
+              <w:t xml:space="preserve"> </w:t>
+            </w:r>
+            <w:proofErr w:type="spellStart"/>
+            <w:r>
+              <w:rPr>
+                <w:rFonts w:cs="Times New Roman"/>
+                <w:b/>
+                <w:szCs w:val="28"/>
+              </w:rPr>
+              <w:t>результат</w:t>
+            </w:r>
+            <w:proofErr w:type="spellEnd"/>
           </w:p>
         </w:tc>
       </w:tr>
@@ -5009,25 +7208,68 @@
         <w:tc>
           <w:tcPr>
             <w:tcW w:w="3230" w:type="dxa"/>
+            <w:shd w:val="clear" w:color="auto" w:fill="FFFFFF"/>
             <w:vAlign w:val="center"/>
           </w:tcPr>
           <w:p>
             <w:pPr>
               <w:spacing w:line="276" w:lineRule="auto"/>
               <w:ind w:firstLine="0"/>
-              <w:jc w:val="center"/>
             </w:pPr>
             <w:r>
               <w:rPr>
-                <w:sz w:val="19"/>
-              </w:rPr>
-              <w:t>1</w:t>
-            </w:r>
+                <w:rFonts w:cs="Times New Roman"/>
+                <w:szCs w:val="28"/>
+              </w:rPr>
+              <w:t xml:space="preserve">CMP: </w:t>
+            </w:r>
+            <w:proofErr w:type="spellStart"/>
+            <w:r>
+              <w:rPr>
+                <w:rFonts w:cs="Times New Roman"/>
+                <w:szCs w:val="28"/>
+              </w:rPr>
+              <w:t>результат</w:t>
+            </w:r>
+            <w:proofErr w:type="spellEnd"/>
+            <w:r>
+              <w:rPr>
+                <w:rFonts w:cs="Times New Roman"/>
+                <w:szCs w:val="28"/>
+              </w:rPr>
+              <w:t xml:space="preserve"> </w:t>
+            </w:r>
+            <w:proofErr w:type="spellStart"/>
+            <w:r>
+              <w:rPr>
+                <w:rFonts w:cs="Times New Roman"/>
+                <w:szCs w:val="28"/>
+              </w:rPr>
+              <w:t>больше</w:t>
+            </w:r>
+            <w:proofErr w:type="spellEnd"/>
+            <w:r>
+              <w:rPr>
+                <w:rFonts w:cs="Times New Roman"/>
+                <w:szCs w:val="28"/>
+              </w:rPr>
+              <w:t xml:space="preserve"> </w:t>
+            </w:r>
+            <w:proofErr w:type="spellStart"/>
+            <w:r>
+              <w:rPr>
+                <w:rFonts w:cs="Times New Roman"/>
+                <w:szCs w:val="28"/>
+              </w:rPr>
+              <w:t>нуля</w:t>
+            </w:r>
+            <w:proofErr w:type="spellEnd"/>
           </w:p>
         </w:tc>
         <w:tc>
           <w:tcPr>
             <w:tcW w:w="3230" w:type="dxa"/>
+            <w:shd w:val="clear" w:color="auto" w:fill="FFFFFF"/>
             <w:vAlign w:val="center"/>
           </w:tcPr>
           <w:p>
@@ -5038,15 +7280,17 @@
             </w:pPr>
             <w:r>
               <w:rPr>
-                <w:sz w:val="19"/>
-              </w:rPr>
-              <w:t>Блок alu_control сравнивает код операции с OP_OR, OP_NOR, OP_SRA и OP_INCS.</w:t>
+                <w:rFonts w:cs="Times New Roman"/>
+                <w:szCs w:val="28"/>
+              </w:rPr>
+              <w:t>A=1234h, B=0020h, opcode=03h</w:t>
             </w:r>
           </w:p>
         </w:tc>
         <w:tc>
           <w:tcPr>
             <w:tcW w:w="3230" w:type="dxa"/>
+            <w:shd w:val="clear" w:color="auto" w:fill="FFFFFF"/>
             <w:vAlign w:val="center"/>
           </w:tcPr>
           <w:p>
@@ -5054,42 +7298,13 @@
               <w:spacing w:line="276" w:lineRule="auto"/>
               <w:ind w:firstLine="0"/>
               <w:jc w:val="left"/>
-              <w:rPr>
-                <w:lang w:val="ru-RU"/>
-              </w:rPr>
             </w:pPr>
             <w:r>
               <w:rPr>
-                <w:sz w:val="19"/>
-                <w:lang w:val="ru-RU"/>
-              </w:rPr>
-              <w:t xml:space="preserve">Формируется внутренний код </w:t>
-            </w:r>
-            <w:r>
-              <w:rPr>
-                <w:sz w:val="19"/>
-              </w:rPr>
-              <w:t>alu</w:t>
-            </w:r>
-            <w:r>
-              <w:rPr>
-                <w:sz w:val="19"/>
-                <w:lang w:val="ru-RU"/>
-              </w:rPr>
-              <w:t>_</w:t>
-            </w:r>
-            <w:r>
-              <w:rPr>
-                <w:sz w:val="19"/>
-              </w:rPr>
-              <w:t>op</w:t>
-            </w:r>
-            <w:r>
-              <w:rPr>
-                <w:sz w:val="19"/>
-                <w:lang w:val="ru-RU"/>
-              </w:rPr>
-              <w:t xml:space="preserve"> и сигнал записи флагов.</w:t>
+                <w:rFonts w:cs="Times New Roman"/>
+                <w:szCs w:val="28"/>
+              </w:rPr>
+              <w:t>Y=1214h, Z=0, S=0, C=0, O=0</w:t>
             </w:r>
           </w:p>
         </w:tc>
@@ -5101,6 +7316,73 @@
         <w:tc>
           <w:tcPr>
             <w:tcW w:w="3230" w:type="dxa"/>
+            <w:shd w:val="clear" w:color="auto" w:fill="FFFFFF"/>
+            <w:vAlign w:val="center"/>
+          </w:tcPr>
+          <w:p>
+            <w:pPr>
+              <w:spacing w:line="276" w:lineRule="auto"/>
+              <w:ind w:firstLine="0"/>
+            </w:pPr>
+            <w:r>
+              <w:rPr>
+                <w:rFonts w:cs="Times New Roman"/>
+                <w:szCs w:val="28"/>
+              </w:rPr>
+              <w:t xml:space="preserve">CMP: </w:t>
+            </w:r>
+            <w:proofErr w:type="spellStart"/>
+            <w:r>
+              <w:rPr>
+                <w:rFonts w:cs="Times New Roman"/>
+                <w:szCs w:val="28"/>
+              </w:rPr>
+              <w:t>равенство</w:t>
+            </w:r>
+            <w:proofErr w:type="spellEnd"/>
+            <w:r>
+              <w:rPr>
+                <w:rFonts w:cs="Times New Roman"/>
+                <w:szCs w:val="28"/>
+              </w:rPr>
+              <w:t xml:space="preserve"> </w:t>
+            </w:r>
+            <w:proofErr w:type="spellStart"/>
+            <w:r>
+              <w:rPr>
+                <w:rFonts w:cs="Times New Roman"/>
+                <w:szCs w:val="28"/>
+              </w:rPr>
+              <w:t>операндов</w:t>
+            </w:r>
+            <w:proofErr w:type="spellEnd"/>
+          </w:p>
+        </w:tc>
+        <w:tc>
+          <w:tcPr>
+            <w:tcW w:w="3230" w:type="dxa"/>
+            <w:shd w:val="clear" w:color="auto" w:fill="FFFFFF"/>
+            <w:vAlign w:val="center"/>
+          </w:tcPr>
+          <w:p>
+            <w:pPr>
+              <w:spacing w:line="276" w:lineRule="auto"/>
+              <w:ind w:firstLine="0"/>
+              <w:jc w:val="left"/>
+            </w:pPr>
+            <w:r>
+              <w:rPr>
+                <w:rFonts w:cs="Times New Roman"/>
+                <w:szCs w:val="28"/>
+              </w:rPr>
+              <w:t>A=2222h, B=2222h, opcode=03h</w:t>
+            </w:r>
+          </w:p>
+        </w:tc>
+        <w:tc>
+          <w:tcPr>
+            <w:tcW w:w="3230" w:type="dxa"/>
+            <w:shd w:val="clear" w:color="auto" w:fill="FFFFFF"/>
             <w:vAlign w:val="center"/>
           </w:tcPr>
           <w:p>
@@ -5111,107 +7393,10 @@
             </w:pPr>
             <w:r>
               <w:rPr>
-                <w:sz w:val="19"/>
-              </w:rPr>
-              <w:t>2</w:t>
-            </w:r>
-          </w:p>
-        </w:tc>
-        <w:tc>
-          <w:tcPr>
-            <w:tcW w:w="3230" w:type="dxa"/>
-            <w:vAlign w:val="center"/>
-          </w:tcPr>
-          <w:p>
-            <w:pPr>
-              <w:spacing w:line="276" w:lineRule="auto"/>
-              <w:ind w:firstLine="0"/>
-              <w:jc w:val="left"/>
-              <w:rPr>
-                <w:lang w:val="ru-RU"/>
-              </w:rPr>
-            </w:pPr>
-            <w:r>
-              <w:rPr>
-                <w:sz w:val="19"/>
-                <w:lang w:val="ru-RU"/>
-              </w:rPr>
-              <w:t xml:space="preserve">Блоки </w:t>
-            </w:r>
-            <w:r>
-              <w:rPr>
-                <w:sz w:val="19"/>
-              </w:rPr>
-              <w:t>OR</w:t>
-            </w:r>
-            <w:r>
-              <w:rPr>
-                <w:sz w:val="19"/>
-                <w:lang w:val="ru-RU"/>
-              </w:rPr>
-              <w:t xml:space="preserve">, </w:t>
-            </w:r>
-            <w:r>
-              <w:rPr>
-                <w:sz w:val="19"/>
-              </w:rPr>
-              <w:t>NOR</w:t>
-            </w:r>
-            <w:r>
-              <w:rPr>
-                <w:sz w:val="19"/>
-                <w:lang w:val="ru-RU"/>
-              </w:rPr>
-              <w:t xml:space="preserve">, </w:t>
-            </w:r>
-            <w:r>
-              <w:rPr>
-                <w:sz w:val="19"/>
-              </w:rPr>
-              <w:t>SRA</w:t>
-            </w:r>
-            <w:r>
-              <w:rPr>
-                <w:sz w:val="19"/>
-                <w:lang w:val="ru-RU"/>
-              </w:rPr>
-              <w:t xml:space="preserve"> и </w:t>
-            </w:r>
-            <w:r>
-              <w:rPr>
-                <w:sz w:val="19"/>
-              </w:rPr>
-              <w:t>INCS</w:t>
-            </w:r>
-            <w:r>
-              <w:rPr>
-                <w:sz w:val="19"/>
-                <w:lang w:val="ru-RU"/>
-              </w:rPr>
-              <w:t xml:space="preserve"> параллельно вычисляют возможные результаты.</w:t>
-            </w:r>
-          </w:p>
-        </w:tc>
-        <w:tc>
-          <w:tcPr>
-            <w:tcW w:w="3230" w:type="dxa"/>
-            <w:vAlign w:val="center"/>
-          </w:tcPr>
-          <w:p>
-            <w:pPr>
-              <w:spacing w:line="276" w:lineRule="auto"/>
-              <w:ind w:firstLine="0"/>
-              <w:jc w:val="left"/>
-              <w:rPr>
-                <w:lang w:val="ru-RU"/>
-              </w:rPr>
-            </w:pPr>
-            <w:r>
-              <w:rPr>
-                <w:sz w:val="19"/>
-                <w:lang w:val="ru-RU"/>
-              </w:rPr>
-              <w:t>Задержка выбора результата определяется мультиплексором, а не последовательным выполнением операций.</w:t>
+                <w:rFonts w:cs="Times New Roman"/>
+                <w:szCs w:val="28"/>
+              </w:rPr>
+              <w:t>Y=0000h, Z=1, S=0, C=0, O=0</w:t>
             </w:r>
           </w:p>
         </w:tc>
@@ -5223,25 +7408,52 @@
         <w:tc>
           <w:tcPr>
             <w:tcW w:w="3230" w:type="dxa"/>
+            <w:shd w:val="clear" w:color="auto" w:fill="FFFFFF"/>
             <w:vAlign w:val="center"/>
           </w:tcPr>
           <w:p>
             <w:pPr>
               <w:spacing w:line="276" w:lineRule="auto"/>
               <w:ind w:firstLine="0"/>
-              <w:jc w:val="center"/>
             </w:pPr>
             <w:r>
               <w:rPr>
-                <w:sz w:val="19"/>
-              </w:rPr>
-              <w:t>3</w:t>
-            </w:r>
+                <w:rFonts w:cs="Times New Roman"/>
+                <w:szCs w:val="28"/>
+              </w:rPr>
+              <w:t xml:space="preserve">CMP: </w:t>
+            </w:r>
+            <w:proofErr w:type="spellStart"/>
+            <w:r>
+              <w:rPr>
+                <w:rFonts w:cs="Times New Roman"/>
+                <w:szCs w:val="28"/>
+              </w:rPr>
+              <w:t>фиксация</w:t>
+            </w:r>
+            <w:proofErr w:type="spellEnd"/>
+            <w:r>
+              <w:rPr>
+                <w:rFonts w:cs="Times New Roman"/>
+                <w:szCs w:val="28"/>
+              </w:rPr>
+              <w:t xml:space="preserve"> </w:t>
+            </w:r>
+            <w:proofErr w:type="spellStart"/>
+            <w:r>
+              <w:rPr>
+                <w:rFonts w:cs="Times New Roman"/>
+                <w:szCs w:val="28"/>
+              </w:rPr>
+              <w:t>заема</w:t>
+            </w:r>
+            <w:proofErr w:type="spellEnd"/>
           </w:p>
         </w:tc>
         <w:tc>
           <w:tcPr>
             <w:tcW w:w="3230" w:type="dxa"/>
+            <w:shd w:val="clear" w:color="auto" w:fill="FFFFFF"/>
             <w:vAlign w:val="center"/>
           </w:tcPr>
           <w:p>
@@ -5249,48 +7461,20 @@
               <w:spacing w:line="276" w:lineRule="auto"/>
               <w:ind w:firstLine="0"/>
               <w:jc w:val="left"/>
-              <w:rPr>
-                <w:lang w:val="ru-RU"/>
-              </w:rPr>
             </w:pPr>
             <w:r>
               <w:rPr>
-                <w:sz w:val="19"/>
-                <w:lang w:val="ru-RU"/>
-              </w:rPr>
-              <w:t xml:space="preserve">Мультиплексор выбирает один из результатов по </w:t>
-            </w:r>
-            <w:r>
-              <w:rPr>
-                <w:sz w:val="19"/>
-              </w:rPr>
-              <w:t>alu</w:t>
-            </w:r>
-            <w:r>
-              <w:rPr>
-                <w:sz w:val="19"/>
-                <w:lang w:val="ru-RU"/>
-              </w:rPr>
-              <w:t>_</w:t>
-            </w:r>
-            <w:r>
-              <w:rPr>
-                <w:sz w:val="19"/>
-              </w:rPr>
-              <w:t>op</w:t>
-            </w:r>
-            <w:r>
-              <w:rPr>
-                <w:sz w:val="19"/>
-                <w:lang w:val="ru-RU"/>
-              </w:rPr>
-              <w:t>.</w:t>
+                <w:rFonts w:cs="Times New Roman"/>
+                <w:szCs w:val="28"/>
+              </w:rPr>
+              <w:t>A=0010h, B=0020h, opcode=03h</w:t>
             </w:r>
           </w:p>
         </w:tc>
         <w:tc>
           <w:tcPr>
             <w:tcW w:w="3230" w:type="dxa"/>
+            <w:shd w:val="clear" w:color="auto" w:fill="FFFFFF"/>
             <w:vAlign w:val="center"/>
           </w:tcPr>
           <w:p>
@@ -5304,36 +7488,10 @@
             </w:pPr>
             <w:r>
               <w:rPr>
-                <w:sz w:val="19"/>
-                <w:lang w:val="ru-RU"/>
-              </w:rPr>
-              <w:t xml:space="preserve">На выход </w:t>
-            </w:r>
-            <w:r>
-              <w:rPr>
-                <w:sz w:val="19"/>
-              </w:rPr>
-              <w:t>y</w:t>
-            </w:r>
-            <w:r>
-              <w:rPr>
-                <w:sz w:val="19"/>
-                <w:lang w:val="ru-RU"/>
-              </w:rPr>
-              <w:t>_</w:t>
-            </w:r>
-            <w:r>
-              <w:rPr>
-                <w:sz w:val="19"/>
-              </w:rPr>
-              <w:t>o</w:t>
-            </w:r>
-            <w:r>
-              <w:rPr>
-                <w:sz w:val="19"/>
-                <w:lang w:val="ru-RU"/>
-              </w:rPr>
-              <w:t xml:space="preserve"> поступает значение выбранной операции.</w:t>
+                <w:rFonts w:cs="Times New Roman"/>
+                <w:szCs w:val="28"/>
+              </w:rPr>
+              <w:t>Y=FFF0h, Z=0, S=1, C=1, O=0</w:t>
             </w:r>
           </w:p>
         </w:tc>
@@ -5345,6 +7503,48 @@
         <w:tc>
           <w:tcPr>
             <w:tcW w:w="3230" w:type="dxa"/>
+            <w:shd w:val="clear" w:color="auto" w:fill="FFFFFF"/>
+            <w:vAlign w:val="center"/>
+          </w:tcPr>
+          <w:p>
+            <w:pPr>
+              <w:spacing w:line="276" w:lineRule="auto"/>
+              <w:ind w:firstLine="0"/>
+            </w:pPr>
+            <w:r>
+              <w:rPr>
+                <w:rFonts w:cs="Times New Roman"/>
+                <w:szCs w:val="28"/>
+              </w:rPr>
+              <w:t>NOR</w:t>
+            </w:r>
+          </w:p>
+        </w:tc>
+        <w:tc>
+          <w:tcPr>
+            <w:tcW w:w="3230" w:type="dxa"/>
+            <w:shd w:val="clear" w:color="auto" w:fill="FFFFFF"/>
+            <w:vAlign w:val="center"/>
+          </w:tcPr>
+          <w:p>
+            <w:pPr>
+              <w:spacing w:line="276" w:lineRule="auto"/>
+              <w:ind w:firstLine="0"/>
+              <w:jc w:val="left"/>
+            </w:pPr>
+            <w:r>
+              <w:rPr>
+                <w:rFonts w:cs="Times New Roman"/>
+                <w:szCs w:val="28"/>
+              </w:rPr>
+              <w:t>A=0F0Fh, B=F0F0h, opcode=04h</w:t>
+            </w:r>
+          </w:p>
+        </w:tc>
+        <w:tc>
+          <w:tcPr>
+            <w:tcW w:w="3230" w:type="dxa"/>
+            <w:shd w:val="clear" w:color="auto" w:fill="FFFFFF"/>
             <w:vAlign w:val="center"/>
           </w:tcPr>
           <w:p>
@@ -5355,133 +7555,10 @@
             </w:pPr>
             <w:r>
               <w:rPr>
-                <w:sz w:val="19"/>
-              </w:rPr>
-              <w:t>4</w:t>
-            </w:r>
-          </w:p>
-        </w:tc>
-        <w:tc>
-          <w:tcPr>
-            <w:tcW w:w="3230" w:type="dxa"/>
-            <w:vAlign w:val="center"/>
-          </w:tcPr>
-          <w:p>
-            <w:pPr>
-              <w:spacing w:line="276" w:lineRule="auto"/>
-              <w:ind w:firstLine="0"/>
-              <w:jc w:val="left"/>
-              <w:rPr>
-                <w:lang w:val="ru-RU"/>
-              </w:rPr>
-            </w:pPr>
-            <w:r>
-              <w:rPr>
-                <w:sz w:val="19"/>
-                <w:lang w:val="ru-RU"/>
-              </w:rPr>
-              <w:t xml:space="preserve">Блок </w:t>
-            </w:r>
-            <w:r>
-              <w:rPr>
-                <w:sz w:val="19"/>
-              </w:rPr>
-              <w:t>alu</w:t>
-            </w:r>
-            <w:r>
-              <w:rPr>
-                <w:sz w:val="19"/>
-                <w:lang w:val="ru-RU"/>
-              </w:rPr>
-              <w:t>_</w:t>
-            </w:r>
-            <w:r>
-              <w:rPr>
-                <w:sz w:val="19"/>
-              </w:rPr>
-              <w:t>flags</w:t>
-            </w:r>
-            <w:r>
-              <w:rPr>
-                <w:sz w:val="19"/>
-                <w:lang w:val="ru-RU"/>
-              </w:rPr>
-              <w:t xml:space="preserve"> анализирует выбранный результат и служебные признаки операции.</w:t>
-            </w:r>
-          </w:p>
-        </w:tc>
-        <w:tc>
-          <w:tcPr>
-            <w:tcW w:w="3230" w:type="dxa"/>
-            <w:vAlign w:val="center"/>
-          </w:tcPr>
-          <w:p>
-            <w:pPr>
-              <w:spacing w:line="276" w:lineRule="auto"/>
-              <w:ind w:firstLine="0"/>
-              <w:jc w:val="left"/>
-              <w:rPr>
-                <w:lang w:val="ru-RU"/>
-              </w:rPr>
-            </w:pPr>
-            <w:r>
-              <w:rPr>
-                <w:sz w:val="19"/>
-                <w:lang w:val="ru-RU"/>
-              </w:rPr>
-              <w:t xml:space="preserve">Формируются </w:t>
-            </w:r>
-            <w:r>
-              <w:rPr>
-                <w:sz w:val="19"/>
-              </w:rPr>
-              <w:t>Z</w:t>
-            </w:r>
-            <w:r>
-              <w:rPr>
-                <w:sz w:val="19"/>
-                <w:lang w:val="ru-RU"/>
-              </w:rPr>
-              <w:t xml:space="preserve">, </w:t>
-            </w:r>
-            <w:r>
-              <w:rPr>
-                <w:sz w:val="19"/>
-              </w:rPr>
-              <w:t>S</w:t>
-            </w:r>
-            <w:r>
-              <w:rPr>
-                <w:sz w:val="19"/>
-                <w:lang w:val="ru-RU"/>
-              </w:rPr>
-              <w:t xml:space="preserve">, </w:t>
-            </w:r>
-            <w:r>
-              <w:rPr>
-                <w:sz w:val="19"/>
-              </w:rPr>
-              <w:t>C</w:t>
-            </w:r>
-            <w:r>
-              <w:rPr>
-                <w:sz w:val="19"/>
-                <w:lang w:val="ru-RU"/>
-              </w:rPr>
-              <w:t xml:space="preserve"> и </w:t>
-            </w:r>
-            <w:r>
-              <w:rPr>
-                <w:sz w:val="19"/>
-              </w:rPr>
-              <w:t>O</w:t>
-            </w:r>
-            <w:r>
-              <w:rPr>
-                <w:sz w:val="19"/>
-                <w:lang w:val="ru-RU"/>
-              </w:rPr>
-              <w:t>.</w:t>
+                <w:rFonts w:cs="Times New Roman"/>
+                <w:szCs w:val="28"/>
+              </w:rPr>
+              <w:t>Y=0000h, Z=1, S=0, C=0, O=0</w:t>
             </w:r>
           </w:p>
         </w:tc>
@@ -5493,6 +7570,27 @@
         <w:tc>
           <w:tcPr>
             <w:tcW w:w="3230" w:type="dxa"/>
+            <w:shd w:val="clear" w:color="auto" w:fill="FFFFFF"/>
+            <w:vAlign w:val="center"/>
+          </w:tcPr>
+          <w:p>
+            <w:pPr>
+              <w:spacing w:line="276" w:lineRule="auto"/>
+              <w:ind w:firstLine="0"/>
+            </w:pPr>
+            <w:r>
+              <w:rPr>
+                <w:rFonts w:cs="Times New Roman"/>
+                <w:szCs w:val="28"/>
+              </w:rPr>
+              <w:t>SRA</w:t>
+            </w:r>
+          </w:p>
+        </w:tc>
+        <w:tc>
+          <w:tcPr>
+            <w:tcW w:w="3230" w:type="dxa"/>
+            <w:shd w:val="clear" w:color="auto" w:fill="FFFFFF"/>
             <w:vAlign w:val="center"/>
           </w:tcPr>
           <w:p>
@@ -5503,94 +7601,31 @@
             </w:pPr>
             <w:r>
               <w:rPr>
-                <w:sz w:val="19"/>
-              </w:rPr>
-              <w:t>5</w:t>
+                <w:rFonts w:cs="Times New Roman"/>
+                <w:szCs w:val="28"/>
+              </w:rPr>
+              <w:t>A=8001h, opcode=05h</w:t>
             </w:r>
           </w:p>
         </w:tc>
         <w:tc>
           <w:tcPr>
             <w:tcW w:w="3230" w:type="dxa"/>
+            <w:shd w:val="clear" w:color="auto" w:fill="FFFFFF"/>
             <w:vAlign w:val="center"/>
           </w:tcPr>
           <w:p>
             <w:pPr>
               <w:spacing w:line="276" w:lineRule="auto"/>
               <w:ind w:firstLine="0"/>
-              <w:jc w:val="left"/>
-              <w:rPr>
-                <w:lang w:val="ru-RU"/>
-              </w:rPr>
+              <w:jc w:val="center"/>
             </w:pPr>
             <w:r>
               <w:rPr>
-                <w:sz w:val="19"/>
-                <w:lang w:val="ru-RU"/>
-              </w:rPr>
-              <w:t xml:space="preserve">Диагностические выходы передают код операции, использование </w:t>
-            </w:r>
-            <w:r>
-              <w:rPr>
-                <w:sz w:val="19"/>
-              </w:rPr>
-              <w:t>B</w:t>
-            </w:r>
-            <w:r>
-              <w:rPr>
-                <w:sz w:val="19"/>
-                <w:lang w:val="ru-RU"/>
-              </w:rPr>
-              <w:t xml:space="preserve"> и разрешение записи флагов.</w:t>
-            </w:r>
-          </w:p>
-        </w:tc>
-        <w:tc>
-          <w:tcPr>
-            <w:tcW w:w="3230" w:type="dxa"/>
-            <w:vAlign w:val="center"/>
-          </w:tcPr>
-          <w:p>
-            <w:pPr>
-              <w:spacing w:line="276" w:lineRule="auto"/>
-              <w:ind w:firstLine="0"/>
-              <w:jc w:val="left"/>
-              <w:rPr>
-                <w:lang w:val="ru-RU"/>
-              </w:rPr>
-            </w:pPr>
-            <w:r>
-              <w:rPr>
-                <w:sz w:val="19"/>
-                <w:lang w:val="ru-RU"/>
-              </w:rPr>
-              <w:t xml:space="preserve">В </w:t>
-            </w:r>
-            <w:r>
-              <w:rPr>
-                <w:sz w:val="19"/>
-              </w:rPr>
-              <w:t>RTL</w:t>
-            </w:r>
-            <w:r>
-              <w:rPr>
-                <w:sz w:val="19"/>
-                <w:lang w:val="ru-RU"/>
-              </w:rPr>
-              <w:t xml:space="preserve"> </w:t>
-            </w:r>
-            <w:r>
-              <w:rPr>
-                <w:sz w:val="19"/>
-              </w:rPr>
-              <w:t>Viewer</w:t>
-            </w:r>
-            <w:r>
-              <w:rPr>
-                <w:sz w:val="19"/>
-                <w:lang w:val="ru-RU"/>
-              </w:rPr>
-              <w:t xml:space="preserve"> и на временной диаграмме видно, какая ветвь АЛУ активна.</w:t>
+                <w:rFonts w:cs="Times New Roman"/>
+                <w:szCs w:val="28"/>
+              </w:rPr>
+              <w:t>Y=C000h, Z=0, S=1, C=1, O=0</w:t>
             </w:r>
           </w:p>
         </w:tc>
@@ -5599,16 +7634,14 @@
     <w:p>
       <w:pPr>
         <w:spacing w:line="276" w:lineRule="auto"/>
-        <w:rPr>
-          <w:lang w:val="ru-RU"/>
-        </w:rPr>
       </w:pPr>
     </w:p>
     <w:p>
       <w:pPr>
-        <w:spacing w:before="120" w:line="276" w:lineRule="auto"/>
+        <w:spacing w:line="276" w:lineRule="auto"/>
         <w:jc w:val="left"/>
         <w:rPr>
+          <w:b/>
           <w:lang w:val="ru-RU"/>
         </w:rPr>
       </w:pPr>
@@ -5617,18 +7650,21 @@
           <w:b/>
           <w:lang w:val="ru-RU"/>
         </w:rPr>
-        <w:t xml:space="preserve">4.4 Реализация на языке </w:t>
-      </w:r>
-      <w:r>
-        <w:rPr>
-          <w:b/>
-        </w:rPr>
-        <w:t>VHDL</w:t>
+        <w:t>4.6 Результаты синтеза</w:t>
       </w:r>
     </w:p>
     <w:p>
       <w:pPr>
         <w:spacing w:line="276" w:lineRule="auto"/>
+        <w:jc w:val="left"/>
+        <w:rPr>
+          <w:lang w:val="ru-RU"/>
+        </w:rPr>
+      </w:pPr>
+    </w:p>
+    <w:p>
+      <w:pPr>
+        <w:spacing w:line="276" w:lineRule="auto"/>
         <w:rPr>
           <w:lang w:val="ru-RU"/>
         </w:rPr>
@@ -5637,34 +7673,35 @@
         <w:rPr>
           <w:lang w:val="ru-RU"/>
         </w:rPr>
-        <w:t xml:space="preserve">Внутри АЛУ применена параллельная структура: каждый функциональный блок получает входные операнды одновременно. Это соответствует аппаратной реализации, в которой логические элементы </w:t>
+        <w:t xml:space="preserve">Компиляция проекта выполняется в </w:t>
       </w:r>
+      <w:proofErr w:type="spellStart"/>
       <w:r>
-        <w:t>OR</w:t>
+        <w:rPr>
+          <w:lang w:val="ru-RU"/>
+        </w:rPr>
+        <w:t>Quartus</w:t>
       </w:r>
+      <w:proofErr w:type="spellEnd"/>
       <w:r>
         <w:rPr>
           <w:lang w:val="ru-RU"/>
         </w:rPr>
-        <w:t>/</w:t>
+        <w:t xml:space="preserve"> II 9.1. Описание устройства не использует вручную размещенные вентильные примитивы, поэтому схема синтезируется средствами </w:t>
       </w:r>
+      <w:proofErr w:type="spellStart"/>
       <w:r>
-        <w:t>NOR</w:t>
+        <w:rPr>
+          <w:lang w:val="ru-RU"/>
+        </w:rPr>
+        <w:t>Quartus</w:t>
       </w:r>
+      <w:proofErr w:type="spellEnd"/>
       <w:r>
         <w:rPr>
           <w:lang w:val="ru-RU"/>
         </w:rPr>
-        <w:t xml:space="preserve">, схема сдвига и сумматор </w:t>
-      </w:r>
-      <w:r>
-        <w:t>INCS</w:t>
-      </w:r>
-      <w:r>
-        <w:rPr>
-          <w:lang w:val="ru-RU"/>
-        </w:rPr>
-        <w:t xml:space="preserve"> существуют как независимые ветви.</w:t>
+        <w:t xml:space="preserve"> на выбранную элементную базу. Основные показатели компиляции приведены в таблице.</w:t>
       </w:r>
     </w:p>
     <w:p>
@@ -5674,31 +7711,6 @@
           <w:lang w:val="ru-RU"/>
         </w:rPr>
       </w:pPr>
-      <w:r>
-        <w:rPr>
-          <w:lang w:val="ru-RU"/>
-        </w:rPr>
-        <w:lastRenderedPageBreak/>
-        <w:t xml:space="preserve">Сумматор </w:t>
-      </w:r>
-      <w:r>
-        <w:t>INCS</w:t>
-      </w:r>
-      <w:r>
-        <w:rPr>
-          <w:lang w:val="ru-RU"/>
-        </w:rPr>
-        <w:t xml:space="preserve"> расширяет операнд до 17 бит, чтобы сохранить перенос за старший разряд. Переполнение определяется для случая прибавления единицы к положительному числу, когда старший бит результата становится единицей. Для </w:t>
-      </w:r>
-      <w:r>
-        <w:t>SRA</w:t>
-      </w:r>
-      <w:r>
-        <w:rPr>
-          <w:lang w:val="ru-RU"/>
-        </w:rPr>
-        <w:t xml:space="preserve"> переполнение не формируется, а переносом считается младший бит исходного слова.</w:t>
-      </w:r>
     </w:p>
     <w:p>
       <w:pPr>
@@ -5707,47 +7719,38 @@
           <w:lang w:val="ru-RU"/>
         </w:rPr>
       </w:pPr>
+    </w:p>
+    <w:p>
+      <w:pPr>
+        <w:spacing w:line="276" w:lineRule="auto"/>
+        <w:rPr>
+          <w:lang w:val="ru-RU"/>
+        </w:rPr>
+      </w:pPr>
+    </w:p>
+    <w:p>
+      <w:pPr>
+        <w:spacing w:line="276" w:lineRule="auto"/>
+        <w:rPr>
+          <w:lang w:val="ru-RU"/>
+        </w:rPr>
+      </w:pPr>
+    </w:p>
+    <w:p>
+      <w:pPr>
+        <w:spacing w:line="276" w:lineRule="auto"/>
+        <w:ind w:firstLine="0"/>
+        <w:rPr>
+          <w:lang w:val="ru-RU"/>
+        </w:rPr>
+      </w:pPr>
       <w:r>
         <w:rPr>
-          <w:lang w:val="ru-RU"/>
-        </w:rPr>
-        <w:t xml:space="preserve">Формирователь флагов отделен от вычислительных блоков. Благодаря этому правила установки </w:t>
-      </w:r>
-      <w:r>
-        <w:t>Z</w:t>
-      </w:r>
-      <w:r>
-        <w:rPr>
-          <w:lang w:val="ru-RU"/>
-        </w:rPr>
-        <w:t xml:space="preserve"> и </w:t>
-      </w:r>
-      <w:r>
-        <w:t>S</w:t>
-      </w:r>
-      <w:r>
-        <w:rPr>
-          <w:lang w:val="ru-RU"/>
-        </w:rPr>
-        <w:t xml:space="preserve"> остаются общими для всех операций, а </w:t>
-      </w:r>
-      <w:r>
-        <w:t>C</w:t>
-      </w:r>
-      <w:r>
-        <w:rPr>
-          <w:lang w:val="ru-RU"/>
-        </w:rPr>
-        <w:t xml:space="preserve"> и </w:t>
-      </w:r>
-      <w:r>
-        <w:t>O</w:t>
-      </w:r>
-      <w:r>
-        <w:rPr>
-          <w:lang w:val="ru-RU"/>
-        </w:rPr>
-        <w:t xml:space="preserve"> передаются из той ветви, где они имеют смысл.</w:t>
+          <w:rFonts w:cs="Times New Roman"/>
+          <w:szCs w:val="28"/>
+          <w:lang w:val="ru-RU"/>
+        </w:rPr>
+        <w:t>Таблица 7 – Результаты синтеза устройства</w:t>
       </w:r>
     </w:p>
     <w:tbl>
@@ -5768,7 +7771,7 @@
         <w:tc>
           <w:tcPr>
             <w:tcW w:w="4844" w:type="dxa"/>
-            <w:shd w:val="clear" w:color="auto" w:fill="D9EAF7"/>
+            <w:shd w:val="clear" w:color="auto" w:fill="FFFFFF"/>
             <w:vAlign w:val="center"/>
           </w:tcPr>
           <w:p>
@@ -5776,14 +7779,18 @@
               <w:spacing w:line="276" w:lineRule="auto"/>
               <w:ind w:firstLine="0"/>
               <w:jc w:val="center"/>
+              <w:rPr>
+                <w:szCs w:val="28"/>
+              </w:rPr>
             </w:pPr>
             <w:proofErr w:type="spellStart"/>
             <w:r>
               <w:rPr>
+                <w:rFonts w:cs="Times New Roman"/>
                 <w:b/>
-                <w:sz w:val="19"/>
-              </w:rPr>
-              <w:t>Файл</w:t>
+                <w:szCs w:val="28"/>
+              </w:rPr>
+              <w:t>Показатель</w:t>
             </w:r>
             <w:proofErr w:type="spellEnd"/>
           </w:p>
@@ -5791,7 +7798,7 @@
         <w:tc>
           <w:tcPr>
             <w:tcW w:w="4844" w:type="dxa"/>
-            <w:shd w:val="clear" w:color="auto" w:fill="D9EAF7"/>
+            <w:shd w:val="clear" w:color="auto" w:fill="FFFFFF"/>
             <w:vAlign w:val="center"/>
           </w:tcPr>
           <w:p>
@@ -5799,14 +7806,20 @@
               <w:spacing w:line="276" w:lineRule="auto"/>
               <w:ind w:firstLine="0"/>
               <w:jc w:val="center"/>
+              <w:rPr>
+                <w:szCs w:val="28"/>
+              </w:rPr>
             </w:pPr>
-            <w:r>
-              <w:rPr>
+            <w:proofErr w:type="spellStart"/>
+            <w:r>
+              <w:rPr>
+                <w:rFonts w:cs="Times New Roman"/>
                 <w:b/>
-                <w:sz w:val="19"/>
-              </w:rPr>
-              <w:t>Назначение</w:t>
-            </w:r>
+                <w:szCs w:val="28"/>
+              </w:rPr>
+              <w:t>Значение</w:t>
+            </w:r>
+            <w:proofErr w:type="spellEnd"/>
           </w:p>
         </w:tc>
       </w:tr>
@@ -5817,6 +7830,7 @@
         <w:tc>
           <w:tcPr>
             <w:tcW w:w="4844" w:type="dxa"/>
+            <w:shd w:val="clear" w:color="auto" w:fill="FFFFFF"/>
             <w:vAlign w:val="center"/>
           </w:tcPr>
           <w:p>
@@ -5824,35 +7838,40 @@
               <w:spacing w:line="276" w:lineRule="auto"/>
               <w:ind w:firstLine="0"/>
               <w:jc w:val="left"/>
+              <w:rPr>
+                <w:szCs w:val="28"/>
+              </w:rPr>
             </w:pPr>
             <w:r>
               <w:rPr>
-                <w:sz w:val="19"/>
-              </w:rPr>
-              <w:t>lab_variant_pkg.vhd</w:t>
+                <w:rFonts w:cs="Times New Roman"/>
+                <w:szCs w:val="28"/>
+              </w:rPr>
+              <w:t>Combinational ALUTs</w:t>
             </w:r>
           </w:p>
         </w:tc>
         <w:tc>
           <w:tcPr>
             <w:tcW w:w="4844" w:type="dxa"/>
+            <w:shd w:val="clear" w:color="auto" w:fill="FFFFFF"/>
             <w:vAlign w:val="center"/>
           </w:tcPr>
           <w:p>
             <w:pPr>
               <w:spacing w:line="276" w:lineRule="auto"/>
               <w:ind w:firstLine="0"/>
-              <w:jc w:val="left"/>
-              <w:rPr>
-                <w:lang w:val="ru-RU"/>
+              <w:jc w:val="center"/>
+              <w:rPr>
+                <w:szCs w:val="28"/>
               </w:rPr>
             </w:pPr>
             <w:r>
               <w:rPr>
-                <w:sz w:val="19"/>
-                <w:lang w:val="ru-RU"/>
-              </w:rPr>
-              <w:t>Общие константы варианта: разрядность, коды операций, коды внутренних режимов АЛУ.</w:t>
+                <w:rFonts w:cs="Times New Roman"/>
+                <w:szCs w:val="28"/>
+              </w:rPr>
+              <w:t>90</w:t>
             </w:r>
           </w:p>
         </w:tc>
@@ -5864,6 +7883,31 @@
         <w:tc>
           <w:tcPr>
             <w:tcW w:w="4844" w:type="dxa"/>
+            <w:shd w:val="clear" w:color="auto" w:fill="FFFFFF"/>
+            <w:vAlign w:val="center"/>
+          </w:tcPr>
+          <w:p>
+            <w:pPr>
+              <w:spacing w:line="276" w:lineRule="auto"/>
+              <w:ind w:firstLine="0"/>
+              <w:jc w:val="left"/>
+              <w:rPr>
+                <w:szCs w:val="28"/>
+              </w:rPr>
+            </w:pPr>
+            <w:r>
+              <w:rPr>
+                <w:rFonts w:cs="Times New Roman"/>
+                <w:szCs w:val="28"/>
+              </w:rPr>
+              <w:t>Dedicated registers</w:t>
+            </w:r>
+          </w:p>
+        </w:tc>
+        <w:tc>
+          <w:tcPr>
+            <w:tcW w:w="4844" w:type="dxa"/>
+            <w:shd w:val="clear" w:color="auto" w:fill="FFFFFF"/>
             <w:vAlign w:val="center"/>
           </w:tcPr>
           <w:p>
@@ -5871,115 +7915,16 @@
               <w:spacing w:line="276" w:lineRule="auto"/>
               <w:ind w:firstLine="0"/>
               <w:jc w:val="center"/>
+              <w:rPr>
+                <w:szCs w:val="28"/>
+              </w:rPr>
             </w:pPr>
-            <w:proofErr w:type="spellStart"/>
-            <w:r>
-              <w:rPr>
-                <w:sz w:val="19"/>
-              </w:rPr>
-              <w:t>alu_control.vhd</w:t>
-            </w:r>
-            <w:proofErr w:type="spellEnd"/>
-          </w:p>
-        </w:tc>
-        <w:tc>
-          <w:tcPr>
-            <w:tcW w:w="4844" w:type="dxa"/>
-            <w:vAlign w:val="center"/>
-          </w:tcPr>
-          <w:p>
-            <w:pPr>
-              <w:spacing w:line="276" w:lineRule="auto"/>
-              <w:ind w:firstLine="0"/>
-              <w:jc w:val="left"/>
-              <w:rPr>
-                <w:lang w:val="ru-RU"/>
-              </w:rPr>
-            </w:pPr>
-            <w:r>
-              <w:rPr>
-                <w:sz w:val="19"/>
-                <w:lang w:val="ru-RU"/>
-              </w:rPr>
-              <w:t xml:space="preserve">Дешифрация кода операции и формирование </w:t>
-            </w:r>
-            <w:r>
-              <w:rPr>
-                <w:sz w:val="19"/>
-              </w:rPr>
-              <w:t>alu</w:t>
-            </w:r>
-            <w:r>
-              <w:rPr>
-                <w:sz w:val="19"/>
-                <w:lang w:val="ru-RU"/>
-              </w:rPr>
-              <w:t>_</w:t>
-            </w:r>
-            <w:r>
-              <w:rPr>
-                <w:sz w:val="19"/>
-              </w:rPr>
-              <w:t>op</w:t>
-            </w:r>
-            <w:r>
-              <w:rPr>
-                <w:sz w:val="19"/>
-                <w:lang w:val="ru-RU"/>
-              </w:rPr>
-              <w:t xml:space="preserve">, </w:t>
-            </w:r>
-            <w:r>
-              <w:rPr>
-                <w:sz w:val="19"/>
-              </w:rPr>
-              <w:t>use</w:t>
-            </w:r>
-            <w:r>
-              <w:rPr>
-                <w:sz w:val="19"/>
-                <w:lang w:val="ru-RU"/>
-              </w:rPr>
-              <w:t>_</w:t>
-            </w:r>
-            <w:r>
-              <w:rPr>
-                <w:sz w:val="19"/>
-              </w:rPr>
-              <w:t>b</w:t>
-            </w:r>
-            <w:r>
-              <w:rPr>
-                <w:sz w:val="19"/>
-                <w:lang w:val="ru-RU"/>
-              </w:rPr>
-              <w:t xml:space="preserve">, </w:t>
-            </w:r>
-            <w:r>
-              <w:rPr>
-                <w:sz w:val="19"/>
-              </w:rPr>
-              <w:t>write</w:t>
-            </w:r>
-            <w:r>
-              <w:rPr>
-                <w:sz w:val="19"/>
-                <w:lang w:val="ru-RU"/>
-              </w:rPr>
-              <w:t>_</w:t>
-            </w:r>
-            <w:r>
-              <w:rPr>
-                <w:sz w:val="19"/>
-              </w:rPr>
-              <w:t>flags</w:t>
-            </w:r>
-            <w:r>
-              <w:rPr>
-                <w:sz w:val="19"/>
-                <w:lang w:val="ru-RU"/>
-              </w:rPr>
-              <w:t>.</w:t>
+            <w:r>
+              <w:rPr>
+                <w:rFonts w:cs="Times New Roman"/>
+                <w:szCs w:val="28"/>
+              </w:rPr>
+              <w:t>0</w:t>
             </w:r>
           </w:p>
         </w:tc>
@@ -5991,6 +7936,30 @@
         <w:tc>
           <w:tcPr>
             <w:tcW w:w="4844" w:type="dxa"/>
+            <w:shd w:val="clear" w:color="auto" w:fill="FFFFFF"/>
+            <w:vAlign w:val="center"/>
+          </w:tcPr>
+          <w:p>
+            <w:pPr>
+              <w:spacing w:line="276" w:lineRule="auto"/>
+              <w:ind w:firstLine="0"/>
+              <w:rPr>
+                <w:szCs w:val="28"/>
+              </w:rPr>
+            </w:pPr>
+            <w:r>
+              <w:rPr>
+                <w:rFonts w:cs="Times New Roman"/>
+                <w:szCs w:val="28"/>
+              </w:rPr>
+              <w:t>Pins</w:t>
+            </w:r>
+          </w:p>
+        </w:tc>
+        <w:tc>
+          <w:tcPr>
+            <w:tcW w:w="4844" w:type="dxa"/>
+            <w:shd w:val="clear" w:color="auto" w:fill="FFFFFF"/>
             <w:vAlign w:val="center"/>
           </w:tcPr>
           <w:p>
@@ -5998,50 +7967,16 @@
               <w:spacing w:line="276" w:lineRule="auto"/>
               <w:ind w:firstLine="0"/>
               <w:jc w:val="center"/>
+              <w:rPr>
+                <w:szCs w:val="28"/>
+              </w:rPr>
             </w:pPr>
-            <w:proofErr w:type="spellStart"/>
-            <w:r>
-              <w:rPr>
-                <w:sz w:val="19"/>
-              </w:rPr>
-              <w:t>alu_or.vhd</w:t>
-            </w:r>
-            <w:proofErr w:type="spellEnd"/>
-          </w:p>
-        </w:tc>
-        <w:tc>
-          <w:tcPr>
-            <w:tcW w:w="4844" w:type="dxa"/>
-            <w:vAlign w:val="center"/>
-          </w:tcPr>
-          <w:p>
-            <w:pPr>
-              <w:spacing w:line="276" w:lineRule="auto"/>
-              <w:ind w:firstLine="0"/>
-              <w:jc w:val="left"/>
-              <w:rPr>
-                <w:lang w:val="ru-RU"/>
-              </w:rPr>
-            </w:pPr>
-            <w:r>
-              <w:rPr>
-                <w:sz w:val="19"/>
-                <w:lang w:val="ru-RU"/>
-              </w:rPr>
-              <w:t xml:space="preserve">Комбинационный блок поразрядной операции </w:t>
-            </w:r>
-            <w:r>
-              <w:rPr>
-                <w:sz w:val="19"/>
-              </w:rPr>
-              <w:t>OR</w:t>
-            </w:r>
-            <w:r>
-              <w:rPr>
-                <w:sz w:val="19"/>
-                <w:lang w:val="ru-RU"/>
-              </w:rPr>
-              <w:t>.</w:t>
+            <w:r>
+              <w:rPr>
+                <w:rFonts w:cs="Times New Roman"/>
+                <w:szCs w:val="28"/>
+              </w:rPr>
+              <w:t>66</w:t>
             </w:r>
           </w:p>
         </w:tc>
@@ -6053,6 +7988,31 @@
         <w:tc>
           <w:tcPr>
             <w:tcW w:w="4844" w:type="dxa"/>
+            <w:shd w:val="clear" w:color="auto" w:fill="FFFFFF"/>
+            <w:vAlign w:val="center"/>
+          </w:tcPr>
+          <w:p>
+            <w:pPr>
+              <w:spacing w:line="276" w:lineRule="auto"/>
+              <w:ind w:firstLine="0"/>
+              <w:jc w:val="left"/>
+              <w:rPr>
+                <w:szCs w:val="28"/>
+              </w:rPr>
+            </w:pPr>
+            <w:r>
+              <w:rPr>
+                <w:rFonts w:cs="Times New Roman"/>
+                <w:szCs w:val="28"/>
+              </w:rPr>
+              <w:t>Block memory bits</w:t>
+            </w:r>
+          </w:p>
+        </w:tc>
+        <w:tc>
+          <w:tcPr>
+            <w:tcW w:w="4844" w:type="dxa"/>
+            <w:shd w:val="clear" w:color="auto" w:fill="FFFFFF"/>
             <w:vAlign w:val="center"/>
           </w:tcPr>
           <w:p>
@@ -6060,48 +8020,16 @@
               <w:spacing w:line="276" w:lineRule="auto"/>
               <w:ind w:firstLine="0"/>
               <w:jc w:val="center"/>
+              <w:rPr>
+                <w:szCs w:val="28"/>
+              </w:rPr>
             </w:pPr>
             <w:r>
               <w:rPr>
-                <w:sz w:val="19"/>
-              </w:rPr>
-              <w:t>alu_nor.vhd</w:t>
-            </w:r>
-          </w:p>
-        </w:tc>
-        <w:tc>
-          <w:tcPr>
-            <w:tcW w:w="4844" w:type="dxa"/>
-            <w:vAlign w:val="center"/>
-          </w:tcPr>
-          <w:p>
-            <w:pPr>
-              <w:spacing w:line="276" w:lineRule="auto"/>
-              <w:ind w:firstLine="0"/>
-              <w:jc w:val="left"/>
-              <w:rPr>
-                <w:lang w:val="ru-RU"/>
-              </w:rPr>
-            </w:pPr>
-            <w:r>
-              <w:rPr>
-                <w:sz w:val="19"/>
-                <w:lang w:val="ru-RU"/>
-              </w:rPr>
-              <w:t xml:space="preserve">Комбинационный блок поразрядной операции </w:t>
-            </w:r>
-            <w:r>
-              <w:rPr>
-                <w:sz w:val="19"/>
-              </w:rPr>
-              <w:t>NOR</w:t>
-            </w:r>
-            <w:r>
-              <w:rPr>
-                <w:sz w:val="19"/>
-                <w:lang w:val="ru-RU"/>
-              </w:rPr>
-              <w:t>.</w:t>
+                <w:rFonts w:cs="Times New Roman"/>
+                <w:szCs w:val="28"/>
+              </w:rPr>
+              <w:t>0</w:t>
             </w:r>
           </w:p>
         </w:tc>
@@ -6113,6 +8041,49 @@
         <w:tc>
           <w:tcPr>
             <w:tcW w:w="4844" w:type="dxa"/>
+            <w:shd w:val="clear" w:color="auto" w:fill="FFFFFF"/>
+            <w:vAlign w:val="center"/>
+          </w:tcPr>
+          <w:p>
+            <w:pPr>
+              <w:spacing w:line="276" w:lineRule="auto"/>
+              <w:ind w:firstLine="0"/>
+              <w:jc w:val="left"/>
+              <w:rPr>
+                <w:szCs w:val="28"/>
+              </w:rPr>
+            </w:pPr>
+            <w:proofErr w:type="spellStart"/>
+            <w:r>
+              <w:rPr>
+                <w:rFonts w:cs="Times New Roman"/>
+                <w:szCs w:val="28"/>
+              </w:rPr>
+              <w:t>Результат</w:t>
+            </w:r>
+            <w:proofErr w:type="spellEnd"/>
+            <w:r>
+              <w:rPr>
+                <w:rFonts w:cs="Times New Roman"/>
+                <w:szCs w:val="28"/>
+              </w:rPr>
+              <w:t xml:space="preserve"> </w:t>
+            </w:r>
+            <w:proofErr w:type="spellStart"/>
+            <w:r>
+              <w:rPr>
+                <w:rFonts w:cs="Times New Roman"/>
+                <w:szCs w:val="28"/>
+              </w:rPr>
+              <w:t>компиляции</w:t>
+            </w:r>
+            <w:proofErr w:type="spellEnd"/>
+          </w:p>
+        </w:tc>
+        <w:tc>
+          <w:tcPr>
+            <w:tcW w:w="4844" w:type="dxa"/>
+            <w:shd w:val="clear" w:color="auto" w:fill="FFFFFF"/>
             <w:vAlign w:val="center"/>
           </w:tcPr>
           <w:p>
@@ -6120,389 +8091,16 @@
               <w:spacing w:line="276" w:lineRule="auto"/>
               <w:ind w:firstLine="0"/>
               <w:jc w:val="center"/>
+              <w:rPr>
+                <w:szCs w:val="28"/>
+              </w:rPr>
             </w:pPr>
             <w:r>
               <w:rPr>
-                <w:sz w:val="19"/>
-              </w:rPr>
-              <w:t>alu_sra.vhd</w:t>
-            </w:r>
-          </w:p>
-        </w:tc>
-        <w:tc>
-          <w:tcPr>
-            <w:tcW w:w="4844" w:type="dxa"/>
-            <w:vAlign w:val="center"/>
-          </w:tcPr>
-          <w:p>
-            <w:pPr>
-              <w:spacing w:line="276" w:lineRule="auto"/>
-              <w:ind w:firstLine="0"/>
-              <w:jc w:val="left"/>
-              <w:rPr>
-                <w:lang w:val="ru-RU"/>
-              </w:rPr>
-            </w:pPr>
-            <w:r>
-              <w:rPr>
-                <w:sz w:val="19"/>
-                <w:lang w:val="ru-RU"/>
-              </w:rPr>
-              <w:t xml:space="preserve">Арифметический сдвиг вправо с выдачей вытолкнутого бита в </w:t>
-            </w:r>
-            <w:r>
-              <w:rPr>
-                <w:sz w:val="19"/>
-              </w:rPr>
-              <w:t>C</w:t>
-            </w:r>
-            <w:r>
-              <w:rPr>
-                <w:sz w:val="19"/>
-                <w:lang w:val="ru-RU"/>
-              </w:rPr>
-              <w:t>.</w:t>
-            </w:r>
-          </w:p>
-        </w:tc>
-      </w:tr>
-      <w:tr>
-        <w:trPr>
-          <w:jc w:val="center"/>
-        </w:trPr>
-        <w:tc>
-          <w:tcPr>
-            <w:tcW w:w="4844" w:type="dxa"/>
-            <w:vAlign w:val="center"/>
-          </w:tcPr>
-          <w:p>
-            <w:pPr>
-              <w:spacing w:line="276" w:lineRule="auto"/>
-              <w:ind w:firstLine="0"/>
-              <w:jc w:val="center"/>
-            </w:pPr>
-            <w:r>
-              <w:rPr>
-                <w:sz w:val="19"/>
-              </w:rPr>
-              <w:t>alu_incs.vhd</w:t>
-            </w:r>
-          </w:p>
-        </w:tc>
-        <w:tc>
-          <w:tcPr>
-            <w:tcW w:w="4844" w:type="dxa"/>
-            <w:vAlign w:val="center"/>
-          </w:tcPr>
-          <w:p>
-            <w:pPr>
-              <w:spacing w:line="276" w:lineRule="auto"/>
-              <w:ind w:firstLine="0"/>
-              <w:jc w:val="left"/>
-              <w:rPr>
-                <w:lang w:val="ru-RU"/>
-              </w:rPr>
-            </w:pPr>
-            <w:r>
-              <w:rPr>
-                <w:sz w:val="19"/>
-                <w:lang w:val="ru-RU"/>
-              </w:rPr>
-              <w:t xml:space="preserve">Условный инкремент по флагу </w:t>
-            </w:r>
-            <w:r>
-              <w:rPr>
-                <w:sz w:val="19"/>
-              </w:rPr>
-              <w:t>S</w:t>
-            </w:r>
-            <w:r>
-              <w:rPr>
-                <w:sz w:val="19"/>
-                <w:lang w:val="ru-RU"/>
-              </w:rPr>
-              <w:t xml:space="preserve"> с расчетом переноса и переполнения.</w:t>
-            </w:r>
-          </w:p>
-        </w:tc>
-      </w:tr>
-      <w:tr>
-        <w:trPr>
-          <w:jc w:val="center"/>
-        </w:trPr>
-        <w:tc>
-          <w:tcPr>
-            <w:tcW w:w="4844" w:type="dxa"/>
-            <w:vAlign w:val="center"/>
-          </w:tcPr>
-          <w:p>
-            <w:pPr>
-              <w:spacing w:line="276" w:lineRule="auto"/>
-              <w:ind w:firstLine="0"/>
-              <w:jc w:val="center"/>
-            </w:pPr>
-            <w:proofErr w:type="spellStart"/>
-            <w:r>
-              <w:rPr>
-                <w:sz w:val="19"/>
-              </w:rPr>
-              <w:t>alu_flags.vhd</w:t>
-            </w:r>
-            <w:proofErr w:type="spellEnd"/>
-          </w:p>
-        </w:tc>
-        <w:tc>
-          <w:tcPr>
-            <w:tcW w:w="4844" w:type="dxa"/>
-            <w:vAlign w:val="center"/>
-          </w:tcPr>
-          <w:p>
-            <w:pPr>
-              <w:spacing w:line="276" w:lineRule="auto"/>
-              <w:ind w:firstLine="0"/>
-              <w:jc w:val="left"/>
-              <w:rPr>
-                <w:lang w:val="ru-RU"/>
-              </w:rPr>
-            </w:pPr>
-            <w:r>
-              <w:rPr>
-                <w:sz w:val="19"/>
-                <w:lang w:val="ru-RU"/>
-              </w:rPr>
-              <w:t xml:space="preserve">Формирователь признаков результата </w:t>
-            </w:r>
-            <w:r>
-              <w:rPr>
-                <w:sz w:val="19"/>
-              </w:rPr>
-              <w:t>Z</w:t>
-            </w:r>
-            <w:r>
-              <w:rPr>
-                <w:sz w:val="19"/>
-                <w:lang w:val="ru-RU"/>
-              </w:rPr>
-              <w:t xml:space="preserve">, </w:t>
-            </w:r>
-            <w:r>
-              <w:rPr>
-                <w:sz w:val="19"/>
-              </w:rPr>
-              <w:t>S</w:t>
-            </w:r>
-            <w:r>
-              <w:rPr>
-                <w:sz w:val="19"/>
-                <w:lang w:val="ru-RU"/>
-              </w:rPr>
-              <w:t xml:space="preserve">, </w:t>
-            </w:r>
-            <w:r>
-              <w:rPr>
-                <w:sz w:val="19"/>
-              </w:rPr>
-              <w:t>C</w:t>
-            </w:r>
-            <w:r>
-              <w:rPr>
-                <w:sz w:val="19"/>
-                <w:lang w:val="ru-RU"/>
-              </w:rPr>
-              <w:t xml:space="preserve"> и </w:t>
-            </w:r>
-            <w:r>
-              <w:rPr>
-                <w:sz w:val="19"/>
-              </w:rPr>
-              <w:t>O</w:t>
-            </w:r>
-            <w:r>
-              <w:rPr>
-                <w:sz w:val="19"/>
-                <w:lang w:val="ru-RU"/>
-              </w:rPr>
-              <w:t>.</w:t>
-            </w:r>
-          </w:p>
-        </w:tc>
-      </w:tr>
-      <w:tr>
-        <w:trPr>
-          <w:jc w:val="center"/>
-        </w:trPr>
-        <w:tc>
-          <w:tcPr>
-            <w:tcW w:w="4844" w:type="dxa"/>
-            <w:vAlign w:val="center"/>
-          </w:tcPr>
-          <w:p>
-            <w:pPr>
-              <w:spacing w:line="276" w:lineRule="auto"/>
-              <w:ind w:firstLine="0"/>
-              <w:jc w:val="center"/>
-            </w:pPr>
-            <w:r>
-              <w:rPr>
-                <w:sz w:val="19"/>
-              </w:rPr>
-              <w:t>lab5_alu_top.vhd</w:t>
-            </w:r>
-          </w:p>
-        </w:tc>
-        <w:tc>
-          <w:tcPr>
-            <w:tcW w:w="4844" w:type="dxa"/>
-            <w:vAlign w:val="center"/>
-          </w:tcPr>
-          <w:p>
-            <w:pPr>
-              <w:spacing w:line="276" w:lineRule="auto"/>
-              <w:ind w:firstLine="0"/>
-              <w:jc w:val="left"/>
-              <w:rPr>
-                <w:lang w:val="ru-RU"/>
-              </w:rPr>
-            </w:pPr>
-            <w:r>
-              <w:rPr>
-                <w:sz w:val="19"/>
-                <w:lang w:val="ru-RU"/>
-              </w:rPr>
-              <w:t>Структурное объединение всех блоков АЛУ.</w:t>
-            </w:r>
-          </w:p>
-        </w:tc>
-      </w:tr>
-      <w:tr>
-        <w:trPr>
-          <w:jc w:val="center"/>
-        </w:trPr>
-        <w:tc>
-          <w:tcPr>
-            <w:tcW w:w="4844" w:type="dxa"/>
-            <w:vAlign w:val="center"/>
-          </w:tcPr>
-          <w:p>
-            <w:pPr>
-              <w:spacing w:line="276" w:lineRule="auto"/>
-              <w:ind w:firstLine="0"/>
-              <w:jc w:val="left"/>
-            </w:pPr>
-            <w:r>
-              <w:rPr>
-                <w:sz w:val="19"/>
-              </w:rPr>
-              <w:t>lab5_alu_rtl_view_top.vhd</w:t>
-            </w:r>
-          </w:p>
-        </w:tc>
-        <w:tc>
-          <w:tcPr>
-            <w:tcW w:w="4844" w:type="dxa"/>
-            <w:vAlign w:val="center"/>
-          </w:tcPr>
-          <w:p>
-            <w:pPr>
-              <w:spacing w:line="276" w:lineRule="auto"/>
-              <w:ind w:firstLine="0"/>
-              <w:jc w:val="left"/>
-              <w:rPr>
-                <w:lang w:val="ru-RU"/>
-              </w:rPr>
-            </w:pPr>
-            <w:r>
-              <w:rPr>
-                <w:sz w:val="19"/>
-                <w:lang w:val="ru-RU"/>
-              </w:rPr>
-              <w:t xml:space="preserve">Верхний уровень с понятными именами пинов для </w:t>
-            </w:r>
-            <w:r>
-              <w:rPr>
-                <w:sz w:val="19"/>
-              </w:rPr>
-              <w:t>RTL</w:t>
-            </w:r>
-            <w:r>
-              <w:rPr>
-                <w:sz w:val="19"/>
-                <w:lang w:val="ru-RU"/>
-              </w:rPr>
-              <w:t xml:space="preserve"> </w:t>
-            </w:r>
-            <w:r>
-              <w:rPr>
-                <w:sz w:val="19"/>
-              </w:rPr>
-              <w:t>Viewer</w:t>
-            </w:r>
-            <w:r>
-              <w:rPr>
-                <w:sz w:val="19"/>
-                <w:lang w:val="ru-RU"/>
-              </w:rPr>
-              <w:t>.</w:t>
-            </w:r>
-          </w:p>
-        </w:tc>
-      </w:tr>
-      <w:tr>
-        <w:trPr>
-          <w:jc w:val="center"/>
-        </w:trPr>
-        <w:tc>
-          <w:tcPr>
-            <w:tcW w:w="4844" w:type="dxa"/>
-            <w:vAlign w:val="center"/>
-          </w:tcPr>
-          <w:p>
-            <w:pPr>
-              <w:spacing w:line="276" w:lineRule="auto"/>
-              <w:ind w:firstLine="0"/>
-              <w:jc w:val="center"/>
-            </w:pPr>
-            <w:r>
-              <w:rPr>
-                <w:sz w:val="19"/>
-              </w:rPr>
-              <w:t>tb_lab5_alu.vhd</w:t>
-            </w:r>
-          </w:p>
-        </w:tc>
-        <w:tc>
-          <w:tcPr>
-            <w:tcW w:w="4844" w:type="dxa"/>
-            <w:vAlign w:val="center"/>
-          </w:tcPr>
-          <w:p>
-            <w:pPr>
-              <w:spacing w:line="276" w:lineRule="auto"/>
-              <w:ind w:firstLine="0"/>
-              <w:jc w:val="left"/>
-              <w:rPr>
-                <w:lang w:val="ru-RU"/>
-              </w:rPr>
-            </w:pPr>
-            <w:r>
-              <w:rPr>
-                <w:sz w:val="19"/>
-                <w:lang w:val="ru-RU"/>
-              </w:rPr>
-              <w:t xml:space="preserve">Тестовая модель с </w:t>
-            </w:r>
-            <w:r>
-              <w:rPr>
-                <w:sz w:val="19"/>
-              </w:rPr>
-              <w:t>assert</w:t>
-            </w:r>
-            <w:r>
-              <w:rPr>
-                <w:sz w:val="19"/>
-                <w:lang w:val="ru-RU"/>
-              </w:rPr>
-              <w:t>-проверками всех операций.</w:t>
+                <w:rFonts w:cs="Times New Roman"/>
+                <w:szCs w:val="28"/>
+              </w:rPr>
+              <w:t>Full compilation: 0 errors</w:t>
             </w:r>
           </w:p>
         </w:tc>
@@ -6511,1185 +8109,6 @@
     <w:p>
       <w:pPr>
         <w:spacing w:line="276" w:lineRule="auto"/>
-        <w:rPr>
-          <w:lang w:val="ru-RU"/>
-        </w:rPr>
-      </w:pPr>
-    </w:p>
-    <w:p>
-      <w:pPr>
-        <w:spacing w:line="276" w:lineRule="auto"/>
-        <w:rPr>
-          <w:lang w:val="ru-RU"/>
-        </w:rPr>
-      </w:pPr>
-      <w:r>
-        <w:rPr>
-          <w:lang w:val="ru-RU"/>
-        </w:rPr>
-        <w:t xml:space="preserve">Файл проекта </w:t>
-      </w:r>
-      <w:r>
-        <w:t>Quartus</w:t>
-      </w:r>
-      <w:r>
-        <w:rPr>
-          <w:lang w:val="ru-RU"/>
-        </w:rPr>
-        <w:t xml:space="preserve">: </w:t>
-      </w:r>
-      <w:r>
-        <w:t>lab</w:t>
-      </w:r>
-      <w:r>
-        <w:rPr>
-          <w:lang w:val="ru-RU"/>
-        </w:rPr>
-        <w:t>5_</w:t>
-      </w:r>
-      <w:r>
-        <w:t>alu</w:t>
-      </w:r>
-      <w:r>
-        <w:rPr>
-          <w:lang w:val="ru-RU"/>
-        </w:rPr>
-        <w:t>/</w:t>
-      </w:r>
-      <w:proofErr w:type="spellStart"/>
-      <w:r>
-        <w:t>quartus</w:t>
-      </w:r>
-      <w:proofErr w:type="spellEnd"/>
-      <w:r>
-        <w:rPr>
-          <w:lang w:val="ru-RU"/>
-        </w:rPr>
-        <w:t>/</w:t>
-      </w:r>
-      <w:r>
-        <w:t>lab</w:t>
-      </w:r>
-      <w:r>
-        <w:rPr>
-          <w:lang w:val="ru-RU"/>
-        </w:rPr>
-        <w:t>5_</w:t>
-      </w:r>
-      <w:r>
-        <w:t>alu</w:t>
-      </w:r>
-      <w:r>
-        <w:rPr>
-          <w:lang w:val="ru-RU"/>
-        </w:rPr>
-        <w:t>.</w:t>
-      </w:r>
-      <w:proofErr w:type="spellStart"/>
-      <w:r>
-        <w:t>qpf</w:t>
-      </w:r>
-      <w:proofErr w:type="spellEnd"/>
-      <w:r>
-        <w:rPr>
-          <w:lang w:val="ru-RU"/>
-        </w:rPr>
-        <w:t xml:space="preserve">. Верхний уровень проекта: </w:t>
-      </w:r>
-      <w:r>
-        <w:t>lab</w:t>
-      </w:r>
-      <w:r>
-        <w:rPr>
-          <w:lang w:val="ru-RU"/>
-        </w:rPr>
-        <w:t>5_</w:t>
-      </w:r>
-      <w:r>
-        <w:t>alu</w:t>
-      </w:r>
-      <w:r>
-        <w:rPr>
-          <w:lang w:val="ru-RU"/>
-        </w:rPr>
-        <w:t>_</w:t>
-      </w:r>
-      <w:proofErr w:type="spellStart"/>
-      <w:r>
-        <w:t>rtl</w:t>
-      </w:r>
-      <w:proofErr w:type="spellEnd"/>
-      <w:r>
-        <w:rPr>
-          <w:lang w:val="ru-RU"/>
-        </w:rPr>
-        <w:t>_</w:t>
-      </w:r>
-      <w:r>
-        <w:t>view</w:t>
-      </w:r>
-      <w:r>
-        <w:rPr>
-          <w:lang w:val="ru-RU"/>
-        </w:rPr>
-        <w:t>_</w:t>
-      </w:r>
-      <w:r>
-        <w:t>top</w:t>
-      </w:r>
-      <w:r>
-        <w:rPr>
-          <w:lang w:val="ru-RU"/>
-        </w:rPr>
-        <w:t xml:space="preserve">. После открытия проекта необходимо выполнить </w:t>
-      </w:r>
-      <w:r>
-        <w:t>Processing</w:t>
-      </w:r>
-      <w:r>
-        <w:rPr>
-          <w:lang w:val="ru-RU"/>
-        </w:rPr>
-        <w:t xml:space="preserve"> -&gt; </w:t>
-      </w:r>
-      <w:r>
-        <w:t>Start</w:t>
-      </w:r>
-      <w:r>
-        <w:rPr>
-          <w:lang w:val="ru-RU"/>
-        </w:rPr>
-        <w:t xml:space="preserve"> </w:t>
-      </w:r>
-      <w:r>
-        <w:t>Compilation</w:t>
-      </w:r>
-      <w:r>
-        <w:rPr>
-          <w:lang w:val="ru-RU"/>
-        </w:rPr>
-        <w:t xml:space="preserve">, затем открыть </w:t>
-      </w:r>
-      <w:r>
-        <w:t>Tools</w:t>
-      </w:r>
-      <w:r>
-        <w:rPr>
-          <w:lang w:val="ru-RU"/>
-        </w:rPr>
-        <w:t xml:space="preserve"> -&gt; </w:t>
-      </w:r>
-      <w:r>
-        <w:t>Netlist</w:t>
-      </w:r>
-      <w:r>
-        <w:rPr>
-          <w:lang w:val="ru-RU"/>
-        </w:rPr>
-        <w:t xml:space="preserve"> </w:t>
-      </w:r>
-      <w:r>
-        <w:t>Viewers</w:t>
-      </w:r>
-      <w:r>
-        <w:rPr>
-          <w:lang w:val="ru-RU"/>
-        </w:rPr>
-        <w:t xml:space="preserve"> -&gt; </w:t>
-      </w:r>
-      <w:r>
-        <w:t>RTL</w:t>
-      </w:r>
-      <w:r>
-        <w:rPr>
-          <w:lang w:val="ru-RU"/>
-        </w:rPr>
-        <w:t xml:space="preserve"> </w:t>
-      </w:r>
-      <w:r>
-        <w:t>Viewer</w:t>
-      </w:r>
-      <w:r>
-        <w:rPr>
-          <w:lang w:val="ru-RU"/>
-        </w:rPr>
-        <w:t xml:space="preserve"> для просмотра схемы.</w:t>
-      </w:r>
-    </w:p>
-    <w:p>
-      <w:pPr>
-        <w:spacing w:before="120" w:line="276" w:lineRule="auto"/>
-        <w:jc w:val="left"/>
-        <w:rPr>
-          <w:lang w:val="ru-RU"/>
-        </w:rPr>
-      </w:pPr>
-      <w:r>
-        <w:rPr>
-          <w:b/>
-          <w:lang w:val="ru-RU"/>
-        </w:rPr>
-        <w:t>4.5 Функциональное моделирование</w:t>
-      </w:r>
-    </w:p>
-    <w:p>
-      <w:pPr>
-        <w:spacing w:line="276" w:lineRule="auto"/>
-        <w:rPr>
-          <w:lang w:val="ru-RU"/>
-        </w:rPr>
-      </w:pPr>
-      <w:r>
-        <w:rPr>
-          <w:lang w:val="ru-RU"/>
-        </w:rPr>
-        <w:t xml:space="preserve">Функциональная проверка выполнена </w:t>
-      </w:r>
-      <w:r>
-        <w:t>testbench</w:t>
-      </w:r>
-      <w:r>
-        <w:rPr>
-          <w:lang w:val="ru-RU"/>
-        </w:rPr>
-        <w:t xml:space="preserve">-моделью. В </w:t>
-      </w:r>
-      <w:r>
-        <w:t>testbench</w:t>
-      </w:r>
-      <w:r>
-        <w:rPr>
-          <w:lang w:val="ru-RU"/>
-        </w:rPr>
-        <w:t xml:space="preserve"> подаются контрольные наборы, соответствующие рабочим и граничным режимам устройства. Проверка результата выполняется операторами </w:t>
-      </w:r>
-      <w:r>
-        <w:t>assert</w:t>
-      </w:r>
-      <w:r>
-        <w:rPr>
-          <w:lang w:val="ru-RU"/>
-        </w:rPr>
-        <w:t>, поэтому ошибка в данных, флагах или протоколе приводит к останову моделирования.</w:t>
-      </w:r>
-    </w:p>
-    <w:tbl>
-      <w:tblPr>
-        <w:tblStyle w:val="aff0"/>
-        <w:tblW w:w="0" w:type="auto"/>
-        <w:jc w:val="center"/>
-        <w:tblLook w:val="04A0" w:firstRow="1" w:lastRow="0" w:firstColumn="1" w:lastColumn="0" w:noHBand="0" w:noVBand="1"/>
-      </w:tblPr>
-      <w:tblGrid>
-        <w:gridCol w:w="3230"/>
-        <w:gridCol w:w="3230"/>
-        <w:gridCol w:w="3230"/>
-      </w:tblGrid>
-      <w:tr>
-        <w:trPr>
-          <w:jc w:val="center"/>
-        </w:trPr>
-        <w:tc>
-          <w:tcPr>
-            <w:tcW w:w="3230" w:type="dxa"/>
-            <w:shd w:val="clear" w:color="auto" w:fill="D9EAF7"/>
-            <w:vAlign w:val="center"/>
-          </w:tcPr>
-          <w:p>
-            <w:pPr>
-              <w:spacing w:line="276" w:lineRule="auto"/>
-              <w:ind w:firstLine="0"/>
-              <w:jc w:val="center"/>
-            </w:pPr>
-            <w:proofErr w:type="spellStart"/>
-            <w:r>
-              <w:rPr>
-                <w:b/>
-                <w:sz w:val="19"/>
-              </w:rPr>
-              <w:t>Проверка</w:t>
-            </w:r>
-            <w:proofErr w:type="spellEnd"/>
-          </w:p>
-        </w:tc>
-        <w:tc>
-          <w:tcPr>
-            <w:tcW w:w="3230" w:type="dxa"/>
-            <w:shd w:val="clear" w:color="auto" w:fill="D9EAF7"/>
-            <w:vAlign w:val="center"/>
-          </w:tcPr>
-          <w:p>
-            <w:pPr>
-              <w:spacing w:line="276" w:lineRule="auto"/>
-              <w:ind w:firstLine="0"/>
-              <w:jc w:val="center"/>
-            </w:pPr>
-            <w:r>
-              <w:rPr>
-                <w:b/>
-                <w:sz w:val="19"/>
-              </w:rPr>
-              <w:t>Условие</w:t>
-            </w:r>
-          </w:p>
-        </w:tc>
-        <w:tc>
-          <w:tcPr>
-            <w:tcW w:w="3230" w:type="dxa"/>
-            <w:shd w:val="clear" w:color="auto" w:fill="D9EAF7"/>
-            <w:vAlign w:val="center"/>
-          </w:tcPr>
-          <w:p>
-            <w:pPr>
-              <w:spacing w:line="276" w:lineRule="auto"/>
-              <w:ind w:firstLine="0"/>
-              <w:jc w:val="left"/>
-            </w:pPr>
-            <w:r>
-              <w:rPr>
-                <w:b/>
-                <w:sz w:val="19"/>
-              </w:rPr>
-              <w:t>Ожидаемый результат</w:t>
-            </w:r>
-          </w:p>
-        </w:tc>
-      </w:tr>
-      <w:tr>
-        <w:trPr>
-          <w:jc w:val="center"/>
-        </w:trPr>
-        <w:tc>
-          <w:tcPr>
-            <w:tcW w:w="3230" w:type="dxa"/>
-            <w:vAlign w:val="center"/>
-          </w:tcPr>
-          <w:p>
-            <w:pPr>
-              <w:spacing w:line="276" w:lineRule="auto"/>
-              <w:ind w:firstLine="0"/>
-              <w:jc w:val="center"/>
-            </w:pPr>
-            <w:r>
-              <w:rPr>
-                <w:sz w:val="19"/>
-              </w:rPr>
-              <w:t>OR</w:t>
-            </w:r>
-          </w:p>
-        </w:tc>
-        <w:tc>
-          <w:tcPr>
-            <w:tcW w:w="3230" w:type="dxa"/>
-            <w:vAlign w:val="center"/>
-          </w:tcPr>
-          <w:p>
-            <w:pPr>
-              <w:spacing w:line="276" w:lineRule="auto"/>
-              <w:ind w:firstLine="0"/>
-              <w:jc w:val="left"/>
-            </w:pPr>
-            <w:r>
-              <w:rPr>
-                <w:sz w:val="19"/>
-              </w:rPr>
-              <w:t>A=00F0h, B=0F0Fh, opcode=03h</w:t>
-            </w:r>
-          </w:p>
-        </w:tc>
-        <w:tc>
-          <w:tcPr>
-            <w:tcW w:w="3230" w:type="dxa"/>
-            <w:vAlign w:val="center"/>
-          </w:tcPr>
-          <w:p>
-            <w:pPr>
-              <w:spacing w:line="276" w:lineRule="auto"/>
-              <w:ind w:firstLine="0"/>
-              <w:jc w:val="left"/>
-            </w:pPr>
-            <w:r>
-              <w:rPr>
-                <w:sz w:val="19"/>
-              </w:rPr>
-              <w:t>Y=0FFFh, Z=0, S=0</w:t>
-            </w:r>
-          </w:p>
-        </w:tc>
-      </w:tr>
-      <w:tr>
-        <w:trPr>
-          <w:jc w:val="center"/>
-        </w:trPr>
-        <w:tc>
-          <w:tcPr>
-            <w:tcW w:w="3230" w:type="dxa"/>
-            <w:vAlign w:val="center"/>
-          </w:tcPr>
-          <w:p>
-            <w:pPr>
-              <w:spacing w:line="276" w:lineRule="auto"/>
-              <w:ind w:firstLine="0"/>
-              <w:jc w:val="center"/>
-            </w:pPr>
-            <w:r>
-              <w:rPr>
-                <w:sz w:val="19"/>
-              </w:rPr>
-              <w:t>NOR</w:t>
-            </w:r>
-          </w:p>
-        </w:tc>
-        <w:tc>
-          <w:tcPr>
-            <w:tcW w:w="3230" w:type="dxa"/>
-            <w:vAlign w:val="center"/>
-          </w:tcPr>
-          <w:p>
-            <w:pPr>
-              <w:spacing w:line="276" w:lineRule="auto"/>
-              <w:ind w:firstLine="0"/>
-              <w:jc w:val="left"/>
-            </w:pPr>
-            <w:r>
-              <w:rPr>
-                <w:sz w:val="19"/>
-              </w:rPr>
-              <w:t>A=0FFFh, B=0FFFh, opcode=04h</w:t>
-            </w:r>
-          </w:p>
-        </w:tc>
-        <w:tc>
-          <w:tcPr>
-            <w:tcW w:w="3230" w:type="dxa"/>
-            <w:vAlign w:val="center"/>
-          </w:tcPr>
-          <w:p>
-            <w:pPr>
-              <w:spacing w:line="276" w:lineRule="auto"/>
-              <w:ind w:firstLine="0"/>
-              <w:jc w:val="center"/>
-            </w:pPr>
-            <w:r>
-              <w:rPr>
-                <w:sz w:val="19"/>
-              </w:rPr>
-              <w:t>Y=F000h, S=1</w:t>
-            </w:r>
-          </w:p>
-        </w:tc>
-      </w:tr>
-      <w:tr>
-        <w:trPr>
-          <w:jc w:val="center"/>
-        </w:trPr>
-        <w:tc>
-          <w:tcPr>
-            <w:tcW w:w="3230" w:type="dxa"/>
-            <w:vAlign w:val="center"/>
-          </w:tcPr>
-          <w:p>
-            <w:pPr>
-              <w:spacing w:line="276" w:lineRule="auto"/>
-              <w:ind w:firstLine="0"/>
-              <w:jc w:val="center"/>
-            </w:pPr>
-            <w:r>
-              <w:rPr>
-                <w:sz w:val="19"/>
-              </w:rPr>
-              <w:t>SRA</w:t>
-            </w:r>
-          </w:p>
-        </w:tc>
-        <w:tc>
-          <w:tcPr>
-            <w:tcW w:w="3230" w:type="dxa"/>
-            <w:vAlign w:val="center"/>
-          </w:tcPr>
-          <w:p>
-            <w:pPr>
-              <w:spacing w:line="276" w:lineRule="auto"/>
-              <w:ind w:firstLine="0"/>
-              <w:jc w:val="left"/>
-            </w:pPr>
-            <w:r>
-              <w:rPr>
-                <w:sz w:val="19"/>
-              </w:rPr>
-              <w:t>A=8001h, opcode=05h</w:t>
-            </w:r>
-          </w:p>
-        </w:tc>
-        <w:tc>
-          <w:tcPr>
-            <w:tcW w:w="3230" w:type="dxa"/>
-            <w:vAlign w:val="center"/>
-          </w:tcPr>
-          <w:p>
-            <w:pPr>
-              <w:spacing w:line="276" w:lineRule="auto"/>
-              <w:ind w:firstLine="0"/>
-              <w:jc w:val="left"/>
-              <w:rPr>
-                <w:lang w:val="ru-RU"/>
-              </w:rPr>
-            </w:pPr>
-            <w:r>
-              <w:rPr>
-                <w:sz w:val="19"/>
-              </w:rPr>
-              <w:t>Y</w:t>
-            </w:r>
-            <w:r>
-              <w:rPr>
-                <w:sz w:val="19"/>
-                <w:lang w:val="ru-RU"/>
-              </w:rPr>
-              <w:t>=</w:t>
-            </w:r>
-            <w:r>
-              <w:rPr>
-                <w:sz w:val="19"/>
-              </w:rPr>
-              <w:t>C</w:t>
-            </w:r>
-            <w:r>
-              <w:rPr>
-                <w:sz w:val="19"/>
-                <w:lang w:val="ru-RU"/>
-              </w:rPr>
-              <w:t>000</w:t>
-            </w:r>
-            <w:r>
-              <w:rPr>
-                <w:sz w:val="19"/>
-              </w:rPr>
-              <w:t>h</w:t>
-            </w:r>
-            <w:r>
-              <w:rPr>
-                <w:sz w:val="19"/>
-                <w:lang w:val="ru-RU"/>
-              </w:rPr>
-              <w:t xml:space="preserve">, </w:t>
-            </w:r>
-            <w:r>
-              <w:rPr>
-                <w:sz w:val="19"/>
-              </w:rPr>
-              <w:t>C</w:t>
-            </w:r>
-            <w:r>
-              <w:rPr>
-                <w:sz w:val="19"/>
-                <w:lang w:val="ru-RU"/>
-              </w:rPr>
-              <w:t>=1, знак сохранен</w:t>
-            </w:r>
-          </w:p>
-        </w:tc>
-      </w:tr>
-      <w:tr>
-        <w:trPr>
-          <w:jc w:val="center"/>
-        </w:trPr>
-        <w:tc>
-          <w:tcPr>
-            <w:tcW w:w="3230" w:type="dxa"/>
-            <w:vAlign w:val="center"/>
-          </w:tcPr>
-          <w:p>
-            <w:pPr>
-              <w:spacing w:line="276" w:lineRule="auto"/>
-              <w:ind w:firstLine="0"/>
-              <w:jc w:val="center"/>
-            </w:pPr>
-            <w:r>
-              <w:rPr>
-                <w:sz w:val="19"/>
-              </w:rPr>
-              <w:t>INCS</w:t>
-            </w:r>
-          </w:p>
-        </w:tc>
-        <w:tc>
-          <w:tcPr>
-            <w:tcW w:w="3230" w:type="dxa"/>
-            <w:vAlign w:val="center"/>
-          </w:tcPr>
-          <w:p>
-            <w:pPr>
-              <w:spacing w:line="276" w:lineRule="auto"/>
-              <w:ind w:firstLine="0"/>
-              <w:jc w:val="left"/>
-            </w:pPr>
-            <w:r>
-              <w:rPr>
-                <w:sz w:val="19"/>
-              </w:rPr>
-              <w:t>A=C000h, FR.S=1, opcode=06h</w:t>
-            </w:r>
-          </w:p>
-        </w:tc>
-        <w:tc>
-          <w:tcPr>
-            <w:tcW w:w="3230" w:type="dxa"/>
-            <w:vAlign w:val="center"/>
-          </w:tcPr>
-          <w:p>
-            <w:pPr>
-              <w:spacing w:line="276" w:lineRule="auto"/>
-              <w:ind w:firstLine="0"/>
-              <w:jc w:val="center"/>
-            </w:pPr>
-            <w:r>
-              <w:rPr>
-                <w:sz w:val="19"/>
-              </w:rPr>
-              <w:t>Y=C001h</w:t>
-            </w:r>
-          </w:p>
-        </w:tc>
-      </w:tr>
-      <w:tr>
-        <w:trPr>
-          <w:jc w:val="center"/>
-        </w:trPr>
-        <w:tc>
-          <w:tcPr>
-            <w:tcW w:w="3230" w:type="dxa"/>
-            <w:vAlign w:val="center"/>
-          </w:tcPr>
-          <w:p>
-            <w:pPr>
-              <w:spacing w:line="276" w:lineRule="auto"/>
-              <w:ind w:firstLine="0"/>
-              <w:jc w:val="left"/>
-            </w:pPr>
-            <w:r>
-              <w:rPr>
-                <w:sz w:val="19"/>
-              </w:rPr>
-              <w:t>INCS без инкремента</w:t>
-            </w:r>
-          </w:p>
-        </w:tc>
-        <w:tc>
-          <w:tcPr>
-            <w:tcW w:w="3230" w:type="dxa"/>
-            <w:vAlign w:val="center"/>
-          </w:tcPr>
-          <w:p>
-            <w:pPr>
-              <w:spacing w:line="276" w:lineRule="auto"/>
-              <w:ind w:firstLine="0"/>
-              <w:jc w:val="center"/>
-            </w:pPr>
-            <w:r>
-              <w:rPr>
-                <w:sz w:val="19"/>
-              </w:rPr>
-              <w:t>A=1234h, FR.S=0</w:t>
-            </w:r>
-          </w:p>
-        </w:tc>
-        <w:tc>
-          <w:tcPr>
-            <w:tcW w:w="3230" w:type="dxa"/>
-            <w:vAlign w:val="center"/>
-          </w:tcPr>
-          <w:p>
-            <w:pPr>
-              <w:spacing w:line="276" w:lineRule="auto"/>
-              <w:ind w:firstLine="0"/>
-              <w:jc w:val="center"/>
-            </w:pPr>
-            <w:r>
-              <w:rPr>
-                <w:sz w:val="19"/>
-              </w:rPr>
-              <w:t>Y=1234h</w:t>
-            </w:r>
-          </w:p>
-        </w:tc>
-      </w:tr>
-      <w:tr>
-        <w:trPr>
-          <w:jc w:val="center"/>
-        </w:trPr>
-        <w:tc>
-          <w:tcPr>
-            <w:tcW w:w="3230" w:type="dxa"/>
-            <w:vAlign w:val="center"/>
-          </w:tcPr>
-          <w:p>
-            <w:pPr>
-              <w:spacing w:line="276" w:lineRule="auto"/>
-              <w:ind w:firstLine="0"/>
-              <w:jc w:val="left"/>
-            </w:pPr>
-            <w:r>
-              <w:rPr>
-                <w:sz w:val="19"/>
-              </w:rPr>
-              <w:t>Нулевой результат</w:t>
-            </w:r>
-          </w:p>
-        </w:tc>
-        <w:tc>
-          <w:tcPr>
-            <w:tcW w:w="3230" w:type="dxa"/>
-            <w:vAlign w:val="center"/>
-          </w:tcPr>
-          <w:p>
-            <w:pPr>
-              <w:spacing w:line="276" w:lineRule="auto"/>
-              <w:ind w:firstLine="0"/>
-              <w:jc w:val="left"/>
-            </w:pPr>
-            <w:r>
-              <w:rPr>
-                <w:sz w:val="19"/>
-              </w:rPr>
-              <w:t>A=FFFFh, B=FFFFh, opcode=04h</w:t>
-            </w:r>
-          </w:p>
-        </w:tc>
-        <w:tc>
-          <w:tcPr>
-            <w:tcW w:w="3230" w:type="dxa"/>
-            <w:vAlign w:val="center"/>
-          </w:tcPr>
-          <w:p>
-            <w:pPr>
-              <w:spacing w:line="276" w:lineRule="auto"/>
-              <w:ind w:firstLine="0"/>
-              <w:jc w:val="center"/>
-            </w:pPr>
-            <w:r>
-              <w:rPr>
-                <w:sz w:val="19"/>
-              </w:rPr>
-              <w:t>Y=0000h, Z=1</w:t>
-            </w:r>
-          </w:p>
-        </w:tc>
-      </w:tr>
-    </w:tbl>
-    <w:p>
-      <w:pPr>
-        <w:spacing w:line="276" w:lineRule="auto"/>
-      </w:pPr>
-    </w:p>
-    <w:p>
-      <w:pPr>
-        <w:spacing w:before="120" w:line="276" w:lineRule="auto"/>
-        <w:ind w:firstLine="0"/>
-        <w:jc w:val="center"/>
-      </w:pPr>
-      <w:r>
-        <w:rPr>
-          <w:noProof/>
-        </w:rPr>
-        <w:drawing>
-          <wp:inline distT="0" distB="0" distL="0" distR="0" wp14:anchorId="1BC84EB5" wp14:editId="6E803F08">
-            <wp:extent cx="5184000" cy="2469469"/>
-            <wp:effectExtent l="0" t="0" r="0" b="0"/>
-            <wp:docPr id="2" name="Picture 2"/>
-            <wp:cNvGraphicFramePr>
-              <a:graphicFrameLocks xmlns:a="http://schemas.openxmlformats.org/drawingml/2006/main" noChangeAspect="1"/>
-            </wp:cNvGraphicFramePr>
-            <a:graphic xmlns:a="http://schemas.openxmlformats.org/drawingml/2006/main">
-              <a:graphicData uri="http://schemas.openxmlformats.org/drawingml/2006/picture">
-                <pic:pic xmlns:pic="http://schemas.openxmlformats.org/drawingml/2006/picture">
-                  <pic:nvPicPr>
-                    <pic:cNvPr id="0" name="lab5_waveform.png"/>
-                    <pic:cNvPicPr/>
-                  </pic:nvPicPr>
-                  <pic:blipFill>
-                    <a:blip r:embed="rId9"/>
-                    <a:stretch>
-                      <a:fillRect/>
-                    </a:stretch>
-                  </pic:blipFill>
-                  <pic:spPr>
-                    <a:xfrm>
-                      <a:off x="0" y="0"/>
-                      <a:ext cx="5184000" cy="2469469"/>
-                    </a:xfrm>
-                    <a:prstGeom prst="rect">
-                      <a:avLst/>
-                    </a:prstGeom>
-                  </pic:spPr>
-                </pic:pic>
-              </a:graphicData>
-            </a:graphic>
-          </wp:inline>
-        </w:drawing>
-      </w:r>
-    </w:p>
-    <w:p>
-      <w:pPr>
-        <w:spacing w:after="120" w:line="276" w:lineRule="auto"/>
-        <w:ind w:firstLine="0"/>
-        <w:jc w:val="center"/>
-        <w:rPr>
-          <w:lang w:val="ru-RU"/>
-        </w:rPr>
-      </w:pPr>
-      <w:r>
-        <w:rPr>
-          <w:i/>
-          <w:sz w:val="24"/>
-          <w:lang w:val="ru-RU"/>
-        </w:rPr>
-        <w:t>Рисунок 4.2 - Контрольная временная диаграмма для ЛР5</w:t>
-      </w:r>
-    </w:p>
-    <w:p>
-      <w:pPr>
-        <w:spacing w:before="120" w:line="276" w:lineRule="auto"/>
-        <w:jc w:val="left"/>
-        <w:rPr>
-          <w:lang w:val="ru-RU"/>
-        </w:rPr>
-      </w:pPr>
-      <w:r>
-        <w:rPr>
-          <w:b/>
-          <w:lang w:val="ru-RU"/>
-        </w:rPr>
-        <w:t>4.6 Результаты синтеза</w:t>
-      </w:r>
-    </w:p>
-    <w:p>
-      <w:pPr>
-        <w:spacing w:line="276" w:lineRule="auto"/>
-      </w:pPr>
-      <w:r>
-        <w:rPr>
-          <w:lang w:val="ru-RU"/>
-        </w:rPr>
-        <w:t xml:space="preserve">Компиляция проекта выполняется в </w:t>
-      </w:r>
-      <w:r>
-        <w:t>Quartus</w:t>
-      </w:r>
-      <w:r>
-        <w:rPr>
-          <w:lang w:val="ru-RU"/>
-        </w:rPr>
-        <w:t xml:space="preserve"> </w:t>
-      </w:r>
-      <w:r>
-        <w:t>II</w:t>
-      </w:r>
-      <w:r>
-        <w:rPr>
-          <w:lang w:val="ru-RU"/>
-        </w:rPr>
-        <w:t xml:space="preserve"> 9.1. </w:t>
-      </w:r>
-      <w:r>
-        <w:t>VHDL</w:t>
-      </w:r>
-      <w:r>
-        <w:rPr>
-          <w:lang w:val="ru-RU"/>
-        </w:rPr>
-        <w:t xml:space="preserve">-описание не использует вручную размещенные вентильные примитивы, поэтому схема синтезируется средствами </w:t>
-      </w:r>
-      <w:r>
-        <w:t>Quartus</w:t>
-      </w:r>
-      <w:r>
-        <w:rPr>
-          <w:lang w:val="ru-RU"/>
-        </w:rPr>
-        <w:t xml:space="preserve"> на выбранную элементную базу. </w:t>
-      </w:r>
-      <w:r>
-        <w:t>Основные показатели компиляции приведены в таблице.</w:t>
-      </w:r>
-    </w:p>
-    <w:tbl>
-      <w:tblPr>
-        <w:tblStyle w:val="aff0"/>
-        <w:tblW w:w="0" w:type="auto"/>
-        <w:jc w:val="center"/>
-        <w:tblLook w:val="04A0" w:firstRow="1" w:lastRow="0" w:firstColumn="1" w:lastColumn="0" w:noHBand="0" w:noVBand="1"/>
-      </w:tblPr>
-      <w:tblGrid>
-        <w:gridCol w:w="4844"/>
-        <w:gridCol w:w="4844"/>
-      </w:tblGrid>
-      <w:tr>
-        <w:trPr>
-          <w:jc w:val="center"/>
-        </w:trPr>
-        <w:tc>
-          <w:tcPr>
-            <w:tcW w:w="4844" w:type="dxa"/>
-            <w:shd w:val="clear" w:color="auto" w:fill="D9EAF7"/>
-            <w:vAlign w:val="center"/>
-          </w:tcPr>
-          <w:p>
-            <w:pPr>
-              <w:spacing w:line="276" w:lineRule="auto"/>
-              <w:ind w:firstLine="0"/>
-              <w:jc w:val="center"/>
-            </w:pPr>
-            <w:r>
-              <w:rPr>
-                <w:b/>
-                <w:sz w:val="20"/>
-              </w:rPr>
-              <w:t>Показатель</w:t>
-            </w:r>
-          </w:p>
-        </w:tc>
-        <w:tc>
-          <w:tcPr>
-            <w:tcW w:w="4844" w:type="dxa"/>
-            <w:shd w:val="clear" w:color="auto" w:fill="D9EAF7"/>
-            <w:vAlign w:val="center"/>
-          </w:tcPr>
-          <w:p>
-            <w:pPr>
-              <w:spacing w:line="276" w:lineRule="auto"/>
-              <w:ind w:firstLine="0"/>
-              <w:jc w:val="center"/>
-            </w:pPr>
-            <w:r>
-              <w:rPr>
-                <w:b/>
-                <w:sz w:val="20"/>
-              </w:rPr>
-              <w:t>Значение</w:t>
-            </w:r>
-          </w:p>
-        </w:tc>
-      </w:tr>
-      <w:tr>
-        <w:trPr>
-          <w:jc w:val="center"/>
-        </w:trPr>
-        <w:tc>
-          <w:tcPr>
-            <w:tcW w:w="4844" w:type="dxa"/>
-            <w:vAlign w:val="center"/>
-          </w:tcPr>
-          <w:p>
-            <w:pPr>
-              <w:spacing w:line="276" w:lineRule="auto"/>
-              <w:ind w:firstLine="0"/>
-              <w:jc w:val="left"/>
-            </w:pPr>
-            <w:r>
-              <w:rPr>
-                <w:sz w:val="20"/>
-              </w:rPr>
-              <w:t>Combinational ALUTs</w:t>
-            </w:r>
-          </w:p>
-        </w:tc>
-        <w:tc>
-          <w:tcPr>
-            <w:tcW w:w="4844" w:type="dxa"/>
-            <w:vAlign w:val="center"/>
-          </w:tcPr>
-          <w:p>
-            <w:pPr>
-              <w:spacing w:line="276" w:lineRule="auto"/>
-              <w:ind w:firstLine="0"/>
-              <w:jc w:val="center"/>
-            </w:pPr>
-            <w:r>
-              <w:rPr>
-                <w:sz w:val="20"/>
-              </w:rPr>
-              <w:t>90</w:t>
-            </w:r>
-          </w:p>
-        </w:tc>
-      </w:tr>
-      <w:tr>
-        <w:trPr>
-          <w:jc w:val="center"/>
-        </w:trPr>
-        <w:tc>
-          <w:tcPr>
-            <w:tcW w:w="4844" w:type="dxa"/>
-            <w:vAlign w:val="center"/>
-          </w:tcPr>
-          <w:p>
-            <w:pPr>
-              <w:spacing w:line="276" w:lineRule="auto"/>
-              <w:ind w:firstLine="0"/>
-              <w:jc w:val="left"/>
-            </w:pPr>
-            <w:r>
-              <w:rPr>
-                <w:sz w:val="20"/>
-              </w:rPr>
-              <w:t>Dedicated registers</w:t>
-            </w:r>
-          </w:p>
-        </w:tc>
-        <w:tc>
-          <w:tcPr>
-            <w:tcW w:w="4844" w:type="dxa"/>
-            <w:vAlign w:val="center"/>
-          </w:tcPr>
-          <w:p>
-            <w:pPr>
-              <w:spacing w:line="276" w:lineRule="auto"/>
-              <w:ind w:firstLine="0"/>
-              <w:jc w:val="center"/>
-            </w:pPr>
-            <w:r>
-              <w:rPr>
-                <w:sz w:val="20"/>
-              </w:rPr>
-              <w:t>0</w:t>
-            </w:r>
-          </w:p>
-        </w:tc>
-      </w:tr>
-      <w:tr>
-        <w:trPr>
-          <w:jc w:val="center"/>
-        </w:trPr>
-        <w:tc>
-          <w:tcPr>
-            <w:tcW w:w="4844" w:type="dxa"/>
-            <w:vAlign w:val="center"/>
-          </w:tcPr>
-          <w:p>
-            <w:pPr>
-              <w:spacing w:line="276" w:lineRule="auto"/>
-              <w:ind w:firstLine="0"/>
-              <w:jc w:val="center"/>
-            </w:pPr>
-            <w:r>
-              <w:rPr>
-                <w:sz w:val="20"/>
-              </w:rPr>
-              <w:t>Pins</w:t>
-            </w:r>
-          </w:p>
-        </w:tc>
-        <w:tc>
-          <w:tcPr>
-            <w:tcW w:w="4844" w:type="dxa"/>
-            <w:vAlign w:val="center"/>
-          </w:tcPr>
-          <w:p>
-            <w:pPr>
-              <w:spacing w:line="276" w:lineRule="auto"/>
-              <w:ind w:firstLine="0"/>
-              <w:jc w:val="center"/>
-            </w:pPr>
-            <w:r>
-              <w:rPr>
-                <w:sz w:val="20"/>
-              </w:rPr>
-              <w:t>66</w:t>
-            </w:r>
-          </w:p>
-        </w:tc>
-      </w:tr>
-      <w:tr>
-        <w:trPr>
-          <w:jc w:val="center"/>
-        </w:trPr>
-        <w:tc>
-          <w:tcPr>
-            <w:tcW w:w="4844" w:type="dxa"/>
-            <w:vAlign w:val="center"/>
-          </w:tcPr>
-          <w:p>
-            <w:pPr>
-              <w:spacing w:line="276" w:lineRule="auto"/>
-              <w:ind w:firstLine="0"/>
-              <w:jc w:val="left"/>
-            </w:pPr>
-            <w:r>
-              <w:rPr>
-                <w:sz w:val="20"/>
-              </w:rPr>
-              <w:t>Block memory bits</w:t>
-            </w:r>
-          </w:p>
-        </w:tc>
-        <w:tc>
-          <w:tcPr>
-            <w:tcW w:w="4844" w:type="dxa"/>
-            <w:vAlign w:val="center"/>
-          </w:tcPr>
-          <w:p>
-            <w:pPr>
-              <w:spacing w:line="276" w:lineRule="auto"/>
-              <w:ind w:firstLine="0"/>
-              <w:jc w:val="center"/>
-            </w:pPr>
-            <w:r>
-              <w:rPr>
-                <w:sz w:val="20"/>
-              </w:rPr>
-              <w:t>0</w:t>
-            </w:r>
-          </w:p>
-        </w:tc>
-      </w:tr>
-      <w:tr>
-        <w:trPr>
-          <w:jc w:val="center"/>
-        </w:trPr>
-        <w:tc>
-          <w:tcPr>
-            <w:tcW w:w="4844" w:type="dxa"/>
-            <w:vAlign w:val="center"/>
-          </w:tcPr>
-          <w:p>
-            <w:pPr>
-              <w:spacing w:line="276" w:lineRule="auto"/>
-              <w:ind w:firstLine="0"/>
-              <w:jc w:val="left"/>
-            </w:pPr>
-            <w:r>
-              <w:rPr>
-                <w:sz w:val="20"/>
-              </w:rPr>
-              <w:t>Результат компиляции</w:t>
-            </w:r>
-          </w:p>
-        </w:tc>
-        <w:tc>
-          <w:tcPr>
-            <w:tcW w:w="4844" w:type="dxa"/>
-            <w:vAlign w:val="center"/>
-          </w:tcPr>
-          <w:p>
-            <w:pPr>
-              <w:spacing w:line="276" w:lineRule="auto"/>
-              <w:ind w:firstLine="0"/>
-              <w:jc w:val="left"/>
-            </w:pPr>
-            <w:r>
-              <w:rPr>
-                <w:sz w:val="20"/>
-              </w:rPr>
-              <w:t>Full compilation: 0 errors</w:t>
-            </w:r>
-          </w:p>
-        </w:tc>
-      </w:tr>
-    </w:tbl>
-    <w:p>
-      <w:pPr>
-        <w:spacing w:line="276" w:lineRule="auto"/>
       </w:pPr>
     </w:p>
     <w:p>
@@ -7710,7 +8129,29 @@
           <w:rFonts w:ascii="Times New Roman" w:eastAsia="Times New Roman" w:hAnsi="Times New Roman"/>
         </w:rPr>
         <w:lastRenderedPageBreak/>
-        <w:t>5 Вывод</w:t>
+        <w:t xml:space="preserve">5 </w:t>
+      </w:r>
+      <w:proofErr w:type="spellStart"/>
+      <w:r>
+        <w:rPr>
+          <w:rFonts w:ascii="Times New Roman" w:eastAsia="Times New Roman" w:hAnsi="Times New Roman"/>
+        </w:rPr>
+        <w:t>Вывод</w:t>
+      </w:r>
+      <w:proofErr w:type="spellEnd"/>
+    </w:p>
+    <w:p>
+      <w:pPr>
+        <w:spacing w:line="276" w:lineRule="auto"/>
+        <w:rPr>
+          <w:lang w:val="ru-RU"/>
+        </w:rPr>
+      </w:pPr>
+      <w:r>
+        <w:rPr>
+          <w:lang w:val="ru-RU"/>
+        </w:rPr>
+        <w:t>В ходе лабораторной работы разработано арифметико-логическое устройство для операций CMP, NOR и SRA. Реализация разбита на независимые блоки вычисления, управления и формирования флагов, что упрощает анализ схемы и соответствует аппаратной структуре АЛУ.</w:t>
       </w:r>
     </w:p>
     <w:p>
@@ -7724,79 +8165,16 @@
         <w:rPr>
           <w:lang w:val="ru-RU"/>
         </w:rPr>
-        <w:t xml:space="preserve">В ходе лабораторной работы разработано арифметико-логическое устройство для операций </w:t>
+        <w:t xml:space="preserve">Моделирование подтвердило корректность всех операций индивидуального варианта: сравнение формирует признаки Z, S, C и O, логическая операция NOR дает ожидаемый поразрядный результат, а арифметический сдвиг сохраняет знак и формирует перенос. Проект успешно компилируется в </w:t>
       </w:r>
+      <w:proofErr w:type="spellStart"/>
       <w:r>
-        <w:t>OR</w:t>
-      </w:r>
-      <w:r>
-        <w:rPr>
-          <w:lang w:val="ru-RU"/>
-        </w:rPr>
-        <w:t xml:space="preserve">, </w:t>
-      </w:r>
-      <w:r>
-        <w:t>NOR</w:t>
-      </w:r>
-      <w:r>
-        <w:rPr>
-          <w:lang w:val="ru-RU"/>
-        </w:rPr>
-        <w:t xml:space="preserve">, </w:t>
-      </w:r>
-      <w:r>
-        <w:t>SRA</w:t>
-      </w:r>
-      <w:r>
-        <w:rPr>
-          <w:lang w:val="ru-RU"/>
-        </w:rPr>
-        <w:t xml:space="preserve"> и </w:t>
-      </w:r>
-      <w:r>
-        <w:t>INCS</w:t>
-      </w:r>
-      <w:r>
-        <w:rPr>
-          <w:lang w:val="ru-RU"/>
-        </w:rPr>
-        <w:t>. Реализация разбита на независимые блоки вычисления, управления и формирования флагов, что упрощает анализ схемы и соответствует аппаратной структуре АЛУ.</w:t>
-      </w:r>
-    </w:p>
-    <w:p>
-      <w:pPr>
-        <w:spacing w:line="276" w:lineRule="auto"/>
-        <w:rPr>
-          <w:lang w:val="ru-RU"/>
-        </w:rPr>
-      </w:pPr>
-      <w:r>
-        <w:rPr>
-          <w:lang w:val="ru-RU"/>
-        </w:rPr>
-        <w:t xml:space="preserve">Моделирование подтвердило корректность всех операций индивидуального варианта: логические операции дают ожидаемые поразрядные результаты, арифметический сдвиг сохраняет знак и формирует перенос, а </w:t>
-      </w:r>
-      <w:r>
-        <w:t>INCS</w:t>
-      </w:r>
-      <w:r>
-        <w:rPr>
-          <w:lang w:val="ru-RU"/>
-        </w:rPr>
-        <w:t xml:space="preserve"> изменяет операнд только при установленном флаге </w:t>
-      </w:r>
-      <w:r>
-        <w:t>S</w:t>
-      </w:r>
-      <w:r>
-        <w:rPr>
-          <w:lang w:val="ru-RU"/>
-        </w:rPr>
-        <w:t xml:space="preserve">. Проект успешно компилируется в </w:t>
-      </w:r>
-      <w:r>
+        <w:rPr>
+          <w:lang w:val="ru-RU"/>
+        </w:rPr>
         <w:t>Quartus</w:t>
       </w:r>
+      <w:proofErr w:type="spellEnd"/>
       <w:r>
         <w:rPr>
           <w:lang w:val="ru-RU"/>
@@ -7805,10 +8183,11 @@
       </w:r>
     </w:p>
     <w:sectPr>
-      <w:footerReference w:type="default" r:id="rId10"/>
+      <w:footerReference w:type="default" r:id="rId17"/>
       <w:pgSz w:w="12240" w:h="15840"/>
       <w:pgMar w:top="1134" w:right="850" w:bottom="1531" w:left="1701" w:header="720" w:footer="680" w:gutter="0"/>
       <w:cols w:space="720"/>
+      <w:titlePg/>
       <w:docGrid w:linePitch="360"/>
     </w:sectPr>
   </w:body>
@@ -8707,6 +9086,7 @@
   <w:style w:type="character" w:default="1" w:styleId="a2">
     <w:name w:val="Default Paragraph Font"/>
     <w:uiPriority w:val="1"/>
+    <w:semiHidden/>
     <w:unhideWhenUsed/>
   </w:style>
   <w:style w:type="table" w:default="1" w:styleId="a3">

--- a/LABS/student_labs_5_8/lab5_alu/report/LR5_ALU_variant.docx
+++ b/LABS/student_labs_5_8/lab5_alu/report/LR5_ALU_variant.docx
@@ -904,463 +904,154 @@
         <w:t>СОДЕРЖАНИЕ</w:t>
       </w:r>
     </w:p>
-    <w:tbl>
-      <w:tblPr>
-        <w:tblStyle w:val="aff0"/>
-        <w:tblW w:w="9675" w:type="dxa"/>
-        <w:tblBorders>
-          <w:top w:val="none" w:sz="0" w:space="0" w:color="auto"/>
-          <w:left w:val="none" w:sz="0" w:space="0" w:color="auto"/>
-          <w:bottom w:val="none" w:sz="0" w:space="0" w:color="auto"/>
-          <w:right w:val="none" w:sz="0" w:space="0" w:color="auto"/>
-          <w:insideH w:val="none" w:sz="0" w:space="0" w:color="auto"/>
-          <w:insideV w:val="none" w:sz="0" w:space="0" w:color="auto"/>
-        </w:tblBorders>
-        <w:tblLayout w:type="fixed"/>
-        <w:tblLook w:val="04A0" w:firstRow="1" w:lastRow="0" w:firstColumn="1" w:lastColumn="0" w:noHBand="0" w:noVBand="1"/>
-      </w:tblPr>
-      <w:tblGrid>
-        <w:gridCol w:w="9179"/>
-        <w:gridCol w:w="496"/>
-      </w:tblGrid>
-      <w:tr>
-        <w:tc>
-          <w:tcPr>
-            <w:tcW w:w="9182" w:type="dxa"/>
-            <w:vAlign w:val="center"/>
-            <w:hideMark/>
-          </w:tcPr>
-          <w:p>
-            <w:pPr>
-              <w:rPr>
-                <w:lang w:val="ru-RU"/>
-              </w:rPr>
-            </w:pPr>
-            <w:bookmarkStart w:id="0" w:name="_Hlk167307222"/>
-            <w:r>
-              <w:rPr>
-                <w:lang w:val="ru-RU"/>
-              </w:rPr>
-              <w:t>1</w:t>
-            </w:r>
-            <w:bookmarkEnd w:id="0"/>
-            <w:r>
-              <w:rPr>
-                <w:lang w:val="ru-RU"/>
-              </w:rPr>
-              <w:t xml:space="preserve"> </w:t>
-            </w:r>
-            <w:r>
-              <w:rPr>
-                <w:lang w:val="ru-RU"/>
-              </w:rPr>
-              <w:t>Цель работы……………………………</w:t>
-            </w:r>
-            <w:r>
-              <w:rPr>
-                <w:lang w:val="ru-RU"/>
-              </w:rPr>
-              <w:t>...</w:t>
-            </w:r>
-            <w:r>
-              <w:rPr>
-                <w:lang w:val="ru-RU"/>
-              </w:rPr>
-              <w:t>……………………………</w:t>
-            </w:r>
-            <w:r>
-              <w:rPr>
-                <w:lang w:val="ru-RU"/>
-              </w:rPr>
-              <w:t>3</w:t>
-            </w:r>
-          </w:p>
-        </w:tc>
-        <w:tc>
-          <w:tcPr>
-            <w:tcW w:w="496" w:type="dxa"/>
-            <w:vAlign w:val="bottom"/>
-            <w:hideMark/>
-          </w:tcPr>
-          <w:p>
-            <w:pPr>
-              <w:rPr>
-                <w:lang w:val="ru-RU"/>
-              </w:rPr>
-            </w:pPr>
-            <w:r>
-              <w:rPr>
-                <w:lang w:val="ru-RU"/>
-              </w:rPr>
-              <w:t>3</w:t>
-            </w:r>
-          </w:p>
-        </w:tc>
-      </w:tr>
-      <w:tr>
-        <w:tc>
-          <w:tcPr>
-            <w:tcW w:w="9182" w:type="dxa"/>
-            <w:vAlign w:val="center"/>
-            <w:hideMark/>
-          </w:tcPr>
-          <w:p>
-            <w:pPr>
-              <w:rPr>
-                <w:lang w:val="ru-RU"/>
-              </w:rPr>
-            </w:pPr>
-            <w:r>
-              <w:rPr>
-                <w:lang w:val="ru-RU"/>
-              </w:rPr>
-              <w:t>2 Исходные данные к работе……</w:t>
-            </w:r>
-            <w:proofErr w:type="gramStart"/>
-            <w:r>
-              <w:rPr>
-                <w:lang w:val="ru-RU"/>
-              </w:rPr>
-              <w:t>……</w:t>
-            </w:r>
-            <w:r>
-              <w:rPr>
-                <w:lang w:val="ru-RU"/>
-              </w:rPr>
-              <w:t>.</w:t>
-            </w:r>
-            <w:proofErr w:type="gramEnd"/>
-            <w:r>
-              <w:rPr>
-                <w:lang w:val="ru-RU"/>
-              </w:rPr>
-              <w:t>.</w:t>
-            </w:r>
-            <w:r>
-              <w:rPr>
-                <w:lang w:val="ru-RU"/>
-              </w:rPr>
-              <w:t>……………………</w:t>
-            </w:r>
-            <w:r>
-              <w:rPr>
-                <w:lang w:val="ru-RU"/>
-              </w:rPr>
-              <w:t>…</w:t>
-            </w:r>
-            <w:r>
-              <w:rPr>
-                <w:lang w:val="ru-RU"/>
-              </w:rPr>
-              <w:t>………</w:t>
-            </w:r>
-            <w:r>
-              <w:rPr>
-                <w:lang w:val="ru-RU"/>
-              </w:rPr>
-              <w:t>4</w:t>
-            </w:r>
-          </w:p>
-        </w:tc>
-        <w:tc>
-          <w:tcPr>
-            <w:tcW w:w="496" w:type="dxa"/>
-            <w:vAlign w:val="bottom"/>
-            <w:hideMark/>
-          </w:tcPr>
-          <w:p>
-            <w:pPr>
-              <w:rPr>
-                <w:lang w:val="ru-RU"/>
-              </w:rPr>
-            </w:pPr>
-            <w:r>
-              <w:rPr>
-                <w:lang w:val="ru-RU"/>
-              </w:rPr>
-              <w:t>3</w:t>
-            </w:r>
-          </w:p>
-        </w:tc>
-      </w:tr>
-      <w:tr>
-        <w:tc>
-          <w:tcPr>
-            <w:tcW w:w="9182" w:type="dxa"/>
-            <w:vAlign w:val="center"/>
-            <w:hideMark/>
-          </w:tcPr>
-          <w:p>
-            <w:pPr>
-              <w:rPr>
-                <w:lang w:val="ru-RU"/>
-              </w:rPr>
-            </w:pPr>
-            <w:r>
-              <w:rPr>
-                <w:lang w:val="ru-RU"/>
-              </w:rPr>
-              <w:t>3 Теоретические сведения…………</w:t>
-            </w:r>
-            <w:proofErr w:type="gramStart"/>
-            <w:r>
-              <w:rPr>
-                <w:lang w:val="ru-RU"/>
-              </w:rPr>
-              <w:t>……</w:t>
-            </w:r>
-            <w:r>
-              <w:rPr>
-                <w:lang w:val="ru-RU"/>
-              </w:rPr>
-              <w:t>.</w:t>
-            </w:r>
-            <w:proofErr w:type="gramEnd"/>
-            <w:r>
-              <w:rPr>
-                <w:lang w:val="ru-RU"/>
-              </w:rPr>
-              <w:t>.</w:t>
-            </w:r>
-            <w:r>
-              <w:rPr>
-                <w:lang w:val="ru-RU"/>
-              </w:rPr>
-              <w:t>………………………</w:t>
-            </w:r>
-            <w:proofErr w:type="gramStart"/>
-            <w:r>
-              <w:rPr>
-                <w:lang w:val="ru-RU"/>
-              </w:rPr>
-              <w:t>…</w:t>
-            </w:r>
-            <w:r>
-              <w:rPr>
-                <w:lang w:val="ru-RU"/>
-              </w:rPr>
-              <w:t>….</w:t>
-            </w:r>
-            <w:proofErr w:type="gramEnd"/>
-            <w:r>
-              <w:rPr>
-                <w:lang w:val="ru-RU"/>
-              </w:rPr>
-              <w:t>5</w:t>
-            </w:r>
-          </w:p>
-        </w:tc>
-        <w:tc>
-          <w:tcPr>
-            <w:tcW w:w="496" w:type="dxa"/>
-            <w:vAlign w:val="bottom"/>
-            <w:hideMark/>
-          </w:tcPr>
-          <w:p>
-            <w:pPr>
-              <w:rPr>
-                <w:lang w:val="ru-RU"/>
-              </w:rPr>
-            </w:pPr>
-            <w:r>
-              <w:rPr>
-                <w:lang w:val="ru-RU"/>
-              </w:rPr>
-              <w:t>3</w:t>
-            </w:r>
-          </w:p>
-        </w:tc>
-      </w:tr>
-      <w:tr>
-        <w:tc>
-          <w:tcPr>
-            <w:tcW w:w="9182" w:type="dxa"/>
-            <w:vAlign w:val="center"/>
-            <w:hideMark/>
-          </w:tcPr>
-          <w:p>
-            <w:pPr>
-              <w:rPr>
-                <w:lang w:val="ru-RU"/>
-              </w:rPr>
-            </w:pPr>
-            <w:r>
-              <w:rPr>
-                <w:lang w:val="ru-RU"/>
-              </w:rPr>
-              <w:t>4 Выполнение работы………………</w:t>
-            </w:r>
-            <w:proofErr w:type="gramStart"/>
-            <w:r>
-              <w:rPr>
-                <w:lang w:val="ru-RU"/>
-              </w:rPr>
-              <w:t>……</w:t>
-            </w:r>
-            <w:r>
-              <w:rPr>
-                <w:lang w:val="ru-RU"/>
-              </w:rPr>
-              <w:t>.</w:t>
-            </w:r>
-            <w:proofErr w:type="gramEnd"/>
-            <w:r>
-              <w:rPr>
-                <w:lang w:val="ru-RU"/>
-              </w:rPr>
-              <w:t>.</w:t>
-            </w:r>
-            <w:r>
-              <w:rPr>
-                <w:lang w:val="ru-RU"/>
-              </w:rPr>
-              <w:t>……………………………</w:t>
-            </w:r>
-            <w:r>
-              <w:rPr>
-                <w:lang w:val="ru-RU"/>
-              </w:rPr>
-              <w:t>8</w:t>
-            </w:r>
-          </w:p>
-        </w:tc>
-        <w:tc>
-          <w:tcPr>
-            <w:tcW w:w="496" w:type="dxa"/>
-            <w:vAlign w:val="bottom"/>
-            <w:hideMark/>
-          </w:tcPr>
-          <w:p>
-            <w:pPr>
-              <w:rPr>
-                <w:lang w:val="ru-RU"/>
-              </w:rPr>
-            </w:pPr>
-            <w:r>
-              <w:rPr>
-                <w:lang w:val="ru-RU"/>
-              </w:rPr>
-              <w:t>5</w:t>
-            </w:r>
-          </w:p>
-        </w:tc>
-      </w:tr>
-      <w:tr>
-        <w:tc>
-          <w:tcPr>
-            <w:tcW w:w="9182" w:type="dxa"/>
-            <w:vAlign w:val="center"/>
-            <w:hideMark/>
-          </w:tcPr>
-          <w:p>
-            <w:pPr>
-              <w:rPr>
-                <w:lang w:val="ru-RU"/>
-              </w:rPr>
-            </w:pPr>
-            <w:r>
-              <w:rPr>
-                <w:lang w:val="ru-RU"/>
-              </w:rPr>
-              <w:t>5 Вывод……………………………</w:t>
-            </w:r>
-            <w:proofErr w:type="gramStart"/>
-            <w:r>
-              <w:rPr>
-                <w:lang w:val="ru-RU"/>
-              </w:rPr>
-              <w:t>……</w:t>
-            </w:r>
-            <w:r>
-              <w:rPr>
-                <w:lang w:val="ru-RU"/>
-              </w:rPr>
-              <w:t>.</w:t>
-            </w:r>
-            <w:proofErr w:type="gramEnd"/>
-            <w:r>
-              <w:rPr>
-                <w:lang w:val="ru-RU"/>
-              </w:rPr>
-              <w:t>………………………</w:t>
-            </w:r>
-            <w:proofErr w:type="gramStart"/>
-            <w:r>
-              <w:rPr>
-                <w:lang w:val="ru-RU"/>
-              </w:rPr>
-              <w:t>……</w:t>
-            </w:r>
-            <w:r>
-              <w:rPr>
-                <w:lang w:val="ru-RU"/>
-              </w:rPr>
-              <w:t>.</w:t>
-            </w:r>
-            <w:proofErr w:type="gramEnd"/>
-            <w:r>
-              <w:rPr>
-                <w:lang w:val="ru-RU"/>
-              </w:rPr>
-              <w:t>.</w:t>
-            </w:r>
-            <w:r>
-              <w:rPr>
-                <w:lang w:val="ru-RU"/>
-              </w:rPr>
-              <w:t>22</w:t>
-            </w:r>
-          </w:p>
-        </w:tc>
-        <w:tc>
-          <w:tcPr>
-            <w:tcW w:w="496" w:type="dxa"/>
-            <w:vAlign w:val="bottom"/>
-            <w:hideMark/>
-          </w:tcPr>
-          <w:p>
-            <w:pPr>
-              <w:rPr>
-                <w:lang w:val="ru-RU"/>
-              </w:rPr>
-            </w:pPr>
-            <w:r>
-              <w:rPr>
-                <w:lang w:val="ru-RU"/>
-              </w:rPr>
-              <w:t>7</w:t>
-            </w:r>
-          </w:p>
-        </w:tc>
-      </w:tr>
-    </w:tbl>
     <w:p>
       <w:pPr>
-        <w:rPr>
-          <w:lang w:val="ru-RU"/>
-        </w:rPr>
-      </w:pPr>
+        <w:tabs>
+          <w:tab w:val="right" w:leader="dot" w:pos="9355"/>
+        </w:tabs>
+        <w:spacing w:after="0" w:line="360" w:lineRule="auto"/>
+        <w:ind w:left="0" w:right="0" w:firstLine="0"/>
+        <w:jc w:val="left"/>
+      </w:pPr>
+      <w:r>
+        <w:rPr>
+          <w:rFonts w:ascii="Times New Roman" w:hAnsi="Times New Roman" w:cs="Times New Roman"/>
+          <w:sz w:val="28"/>
+        </w:rPr>
+        <w:t xml:space="preserve">1 Цель работы</w:t>
+      </w:r>
+      <w:r>
+        <w:tab/>
+      </w:r>
+      <w:r>
+        <w:rPr>
+          <w:rFonts w:ascii="Times New Roman" w:hAnsi="Times New Roman" w:cs="Times New Roman"/>
+          <w:sz w:val="28"/>
+        </w:rPr>
+        <w:t xml:space="preserve">3</w:t>
+      </w:r>
     </w:p>
     <w:p>
       <w:pPr>
-        <w:rPr>
-          <w:b/>
-          <w:lang w:val="ru-RU"/>
-        </w:rPr>
-      </w:pPr>
-      <w:r>
-        <w:br w:type="page"/>
+        <w:tabs>
+          <w:tab w:val="right" w:leader="dot" w:pos="9355"/>
+        </w:tabs>
+        <w:spacing w:after="0" w:line="360" w:lineRule="auto"/>
+        <w:ind w:left="0" w:right="0" w:firstLine="0"/>
+        <w:jc w:val="left"/>
+      </w:pPr>
+      <w:r>
+        <w:rPr>
+          <w:rFonts w:ascii="Times New Roman" w:hAnsi="Times New Roman" w:cs="Times New Roman"/>
+          <w:sz w:val="28"/>
+        </w:rPr>
+        <w:t xml:space="preserve">2 Исходные данные к работе</w:t>
+      </w:r>
+      <w:r>
+        <w:tab/>
+      </w:r>
+      <w:r>
+        <w:rPr>
+          <w:rFonts w:ascii="Times New Roman" w:hAnsi="Times New Roman" w:cs="Times New Roman"/>
+          <w:sz w:val="28"/>
+        </w:rPr>
+        <w:t xml:space="preserve">4</w:t>
       </w:r>
     </w:p>
     <w:p>
       <w:pPr>
+        <w:tabs>
+          <w:tab w:val="right" w:leader="dot" w:pos="9355"/>
+        </w:tabs>
+        <w:spacing w:after="0" w:line="360" w:lineRule="auto"/>
+        <w:ind w:left="0" w:right="0" w:firstLine="0"/>
+        <w:jc w:val="left"/>
+      </w:pPr>
+      <w:r>
+        <w:rPr>
+          <w:rFonts w:ascii="Times New Roman" w:hAnsi="Times New Roman" w:cs="Times New Roman"/>
+          <w:sz w:val="28"/>
+        </w:rPr>
+        <w:t xml:space="preserve">3 Теоретические сведения</w:t>
+      </w:r>
+      <w:r>
+        <w:tab/>
+      </w:r>
+      <w:r>
+        <w:rPr>
+          <w:rFonts w:ascii="Times New Roman" w:hAnsi="Times New Roman" w:cs="Times New Roman"/>
+          <w:sz w:val="28"/>
+        </w:rPr>
+        <w:t xml:space="preserve">5</w:t>
+      </w:r>
+    </w:p>
+    <w:p>
+      <w:pPr>
+        <w:tabs>
+          <w:tab w:val="right" w:leader="dot" w:pos="9355"/>
+        </w:tabs>
+        <w:spacing w:after="0" w:line="360" w:lineRule="auto"/>
+        <w:ind w:left="0" w:right="0" w:firstLine="0"/>
+        <w:jc w:val="left"/>
+      </w:pPr>
+      <w:r>
+        <w:rPr>
+          <w:rFonts w:ascii="Times New Roman" w:hAnsi="Times New Roman" w:cs="Times New Roman"/>
+          <w:sz w:val="28"/>
+        </w:rPr>
+        <w:t xml:space="preserve">4 Выполнение работы</w:t>
+      </w:r>
+      <w:r>
+        <w:tab/>
+      </w:r>
+      <w:r>
+        <w:rPr>
+          <w:rFonts w:ascii="Times New Roman" w:hAnsi="Times New Roman" w:cs="Times New Roman"/>
+          <w:sz w:val="28"/>
+        </w:rPr>
+        <w:t xml:space="preserve">11</w:t>
+      </w:r>
+    </w:p>
+    <w:p>
+      <w:pPr>
+        <w:tabs>
+          <w:tab w:val="right" w:leader="dot" w:pos="9355"/>
+        </w:tabs>
+        <w:spacing w:after="0" w:line="360" w:lineRule="auto"/>
+        <w:ind w:left="0" w:right="0" w:firstLine="0"/>
+        <w:jc w:val="left"/>
+      </w:pPr>
+      <w:r>
+        <w:rPr>
+          <w:rFonts w:ascii="Times New Roman" w:hAnsi="Times New Roman" w:cs="Times New Roman"/>
+          <w:sz w:val="28"/>
+        </w:rPr>
+        <w:t xml:space="preserve">5 Вывод</w:t>
+      </w:r>
+      <w:r>
+        <w:tab/>
+      </w:r>
+      <w:r>
+        <w:rPr>
+          <w:rFonts w:ascii="Times New Roman" w:hAnsi="Times New Roman" w:cs="Times New Roman"/>
+          <w:sz w:val="28"/>
+        </w:rPr>
+        <w:t xml:space="preserve">22</w:t>
+      </w:r>
+    </w:p>
+    <w:p>
+      <w:r>
+        <w:br w:type="page"/>
+      </w:r>
+    </w:p>
+    <w:p>
+      <w:pPr>
         <w:pStyle w:val="1"/>
       </w:pPr>
       <w:r>
         <w:rPr>
           <w:rFonts w:ascii="Times New Roman" w:eastAsia="Times New Roman" w:hAnsi="Times New Roman"/>
         </w:rPr>
-        <w:lastRenderedPageBreak/>
         <w:t xml:space="preserve">1 </w:t>
       </w:r>
       <w:proofErr w:type="spellStart"/>
